--- a/sample_resumes/shree dummy resume.docx
+++ b/sample_resumes/shree dummy resume.docx
@@ -1,16 +1,69 @@
 
 <file path=word/document.xml><?xml version="1.0" encoding="utf-8"?>
-<w:document xmlns:wpc="http://schemas.microsoft.com/office/word/2010/wordprocessingCanvas" xmlns:cx="http://schemas.microsoft.com/office/drawing/2014/chartex" xmlns:cx1="http://schemas.microsoft.com/office/drawing/2015/9/8/chartex" xmlns:cx2="http://schemas.microsoft.com/office/drawing/2015/10/21/chartex" xmlns:cx3="http://schemas.microsoft.com/office/drawing/2016/5/9/chartex" xmlns:cx4="http://schemas.microsoft.com/office/drawing/2016/5/10/chartex" xmlns:cx5="http://schemas.microsoft.com/office/drawing/2016/5/11/chartex" xmlns:cx6="http://schemas.microsoft.com/office/drawing/2016/5/12/chartex" xmlns:cx7="http://schemas.microsoft.com/office/drawing/2016/5/13/chartex" xmlns:cx8="http://schemas.microsoft.com/office/drawing/2016/5/14/chartex" xmlns:mc="http://schemas.openxmlformats.org/markup-compatibility/2006" xmlns:aink="http://schemas.microsoft.com/office/drawing/2016/ink" xmlns:am3d="http://schemas.microsoft.com/office/drawing/2017/model3d" xmlns:o="urn:schemas-microsoft-com:office:office" xmlns:oel="http://schemas.microsoft.com/office/2019/extlst" xmlns:r="http://schemas.openxmlformats.org/officeDocument/2006/relationships" xmlns:m="http://schemas.openxmlformats.org/officeDocument/2006/math" xmlns:v="urn:schemas-microsoft-com:vml" xmlns:wp14="http://schemas.microsoft.com/office/word/2010/wordprocessingDrawing" xmlns:wp="http://schemas.openxmlformats.org/drawingml/2006/wordprocessingDrawing" xmlns:w10="urn:schemas-microsoft-com:office:word" xmlns:w="http://schemas.openxmlformats.org/wordprocessingml/2006/main" xmlns:w14="http://schemas.microsoft.com/office/word/2010/wordml" xmlns:w15="http://schemas.microsoft.com/office/word/2012/wordml" xmlns:w16cex="http://schemas.microsoft.com/office/word/2018/wordml/cex" xmlns:w16cid="http://schemas.microsoft.com/office/word/2016/wordml/cid" xmlns:w16="http://schemas.microsoft.com/office/word/2018/wordml" xmlns:w16du="http://schemas.microsoft.com/office/word/2023/wordml/word16du" xmlns:w16sdtdh="http://schemas.microsoft.com/office/word/2020/wordml/sdtdatahash" xmlns:w16sdtfl="http://schemas.microsoft.com/office/word/2024/wordml/sdtformatlock" xmlns:w16se="http://schemas.microsoft.com/office/word/2015/wordml/symex" xmlns:wpg="http://schemas.microsoft.com/office/word/2010/wordprocessingGroup" xmlns:wpi="http://schemas.microsoft.com/office/word/2010/wordprocessingInk" xmlns:wne="http://schemas.microsoft.com/office/word/2006/wordml" xmlns:wps="http://schemas.microsoft.com/office/word/2010/wordprocessingShape" mc:Ignorable="w14 w15 w16se w16cid w16 w16cex w16sdtdh w16sdtfl w16du wp14">
+<w:document xmlns:o="urn:schemas-microsoft-com:office:office" xmlns:r="http://schemas.openxmlformats.org/officeDocument/2006/relationships" xmlns:v="urn:schemas-microsoft-com:vml" xmlns:w="http://schemas.openxmlformats.org/wordprocessingml/2006/main" xmlns:w10="urn:schemas-microsoft-com:office:word" xmlns:wp="http://schemas.openxmlformats.org/drawingml/2006/wordprocessingDrawing" xmlns:pic="http://schemas.openxmlformats.org/drawingml/2006/picture" xmlns:wps="http://schemas.microsoft.com/office/word/2010/wordprocessingShape" xmlns:wpg="http://schemas.microsoft.com/office/word/2010/wordprocessingGroup" xmlns:mc="http://schemas.openxmlformats.org/markup-compatibility/2006" xmlns:wp14="http://schemas.microsoft.com/office/word/2010/wordprocessingDrawing" xmlns:w14="http://schemas.microsoft.com/office/word/2010/wordml" xmlns:w15="http://schemas.microsoft.com/office/word/2012/wordml" mc:Ignorable="w14 wp14 w15">
   <w:body>
     <w:p>
-      <w:r>
-        <w:pict w14:anchorId="73469898">
-          <v:rect id="_x0000_i1085" style="width:0;height:1.5pt" o:hralign="center" o:hrstd="t" o:hr="t" fillcolor="#a0a0a0" stroked="f"/>
-        </w:pict>
-      </w:r>
-    </w:p>
-    <w:p>
-      <w:pPr>
+      <w:pPr>
+        <w:pStyle w:val="Normal"/>
+        <w:rPr/>
+      </w:pPr>
+      <w:r>
+        <w:rPr/>
+        <mc:AlternateContent>
+          <mc:Choice Requires="wps">
+            <w:drawing>
+              <wp:inline distT="0" distB="0" distL="0" distR="0">
+                <wp:extent cx="5731510" cy="19050"/>
+                <wp:effectExtent l="0" t="0" r="0" b="0"/>
+                <wp:docPr id="1" name=""/>
+                <a:graphic xmlns:a="http://schemas.openxmlformats.org/drawingml/2006/main">
+                  <a:graphicData uri="http://schemas.microsoft.com/office/word/2010/wordprocessingShape">
+                    <wps:wsp>
+                      <wps:cNvSpPr/>
+                      <wps:nvSpPr>
+                        <wps:cNvPr id="2" name=""/>
+                        <wps:cNvSpPr/>
+                      </wps:nvSpPr>
+                      <wps:spPr>
+                        <a:xfrm>
+                          <a:off x="0" y="0"/>
+                          <a:ext cx="5731560" cy="19080"/>
+                        </a:xfrm>
+                        <a:prstGeom prst="rect">
+                          <a:avLst/>
+                        </a:prstGeom>
+                        <a:solidFill>
+                          <a:srgbClr val="A0A0A0"/>
+                        </a:solidFill>
+                        <a:ln w="0">
+                          <a:noFill/>
+                        </a:ln>
+                      </wps:spPr>
+                      <wps:bodyPr/>
+                    </wps:wsp>
+                  </a:graphicData>
+                </a:graphic>
+                <wp14:sizeRelH relativeFrom="page">
+                  <wp14:pctWidth>100000</wp14:pctWidth>
+                </wp14:sizeRelH>
+              </wp:inline>
+            </w:drawing>
+          </mc:Choice>
+          <mc:Fallback>
+            <w:pict>
+              <v:rect id="shape_0" fillcolor="#a0a0a0" stroked="f" o:allowincell="f" style="position:absolute;margin-left:0pt;margin-top:-1.55pt;width:451.25pt;height:1.45pt;mso-wrap-style:none;v-text-anchor:middle;mso-position-horizontal:center;mso-position-vertical:top">
+                <v:fill o:detectmouseclick="t" type="solid" color2="#5f5f5f"/>
+                <v:stroke color="#3465a4" joinstyle="round" endcap="flat"/>
+                <w10:wrap type="topAndBottom"/>
+              </v:rect>
+            </w:pict>
+          </mc:Fallback>
+        </mc:AlternateContent>
+      </w:r>
+    </w:p>
+    <w:p>
+      <w:pPr>
+        <w:pStyle w:val="Normal"/>
         <w:rPr>
           <w:b/>
           <w:bCs/>
@@ -25,6 +78,10 @@
       </w:r>
     </w:p>
     <w:p>
+      <w:pPr>
+        <w:pStyle w:val="Normal"/>
+        <w:rPr/>
+      </w:pPr>
       <w:r>
         <w:rPr>
           <w:b/>
@@ -33,93 +90,153 @@
         <w:t>Shreedhar N</w:t>
       </w:r>
       <w:r>
+        <w:rPr/>
         <w:br/>
       </w:r>
       <w:r>
         <w:rPr>
-          <w:rFonts w:ascii="Segoe UI Emoji" w:hAnsi="Segoe UI Emoji" w:cs="Segoe UI Emoji"/>
+          <w:rFonts w:cs="Segoe UI Emoji" w:ascii="Segoe UI Emoji" w:hAnsi="Segoe UI Emoji"/>
         </w:rPr>
         <w:t>📍</w:t>
       </w:r>
       <w:r>
+        <w:rPr/>
         <w:t xml:space="preserve"> Bengaluru, India</w:t>
-      </w:r>
-      <w:r>
         <w:br/>
       </w:r>
       <w:r>
         <w:rPr>
-          <w:rFonts w:ascii="Segoe UI Emoji" w:hAnsi="Segoe UI Emoji" w:cs="Segoe UI Emoji"/>
+          <w:rFonts w:cs="Segoe UI Emoji" w:ascii="Segoe UI Emoji" w:hAnsi="Segoe UI Emoji"/>
         </w:rPr>
         <w:t>📞</w:t>
       </w:r>
       <w:r>
+        <w:rPr/>
         <w:t xml:space="preserve"> +91 XXXXXXXXXX</w:t>
-      </w:r>
-      <w:r>
         <w:br/>
       </w:r>
       <w:r>
         <w:rPr>
-          <w:rFonts w:ascii="Segoe UI Emoji" w:hAnsi="Segoe UI Emoji" w:cs="Segoe UI Emoji"/>
+          <w:rFonts w:cs="Segoe UI Emoji" w:ascii="Segoe UI Emoji" w:hAnsi="Segoe UI Emoji"/>
         </w:rPr>
         <w:t>📧</w:t>
       </w:r>
       <w:r>
+        <w:rPr/>
         <w:t xml:space="preserve"> </w:t>
       </w:r>
-      <w:hyperlink r:id="rId5" w:history="1">
+      <w:r>
+        <w:rPr/>
+        <w:t>mailshreeaswin</w:t>
+      </w:r>
+      <w:hyperlink r:id="rId2">
         <w:r>
           <w:rPr>
             <w:rStyle w:val="Hyperlink"/>
           </w:rPr>
-          <w:t>shreedhar@email.com</w:t>
+          <w:t>@</w:t>
+        </w:r>
+        <w:r>
+          <w:rPr>
+            <w:rStyle w:val="Hyperlink"/>
+          </w:rPr>
+          <w:t>g</w:t>
+        </w:r>
+        <w:r>
+          <w:rPr>
+            <w:rStyle w:val="Hyperlink"/>
+          </w:rPr>
+          <w:t>mail.com</w:t>
         </w:r>
       </w:hyperlink>
       <w:r>
+        <w:rPr/>
         <w:br/>
       </w:r>
       <w:r>
         <w:rPr>
-          <w:rFonts w:ascii="Segoe UI Emoji" w:hAnsi="Segoe UI Emoji" w:cs="Segoe UI Emoji"/>
+          <w:rFonts w:cs="Segoe UI Emoji" w:ascii="Segoe UI Emoji" w:hAnsi="Segoe UI Emoji"/>
         </w:rPr>
         <w:t>🔗</w:t>
       </w:r>
       <w:r>
-        <w:t xml:space="preserve"> LinkedIn: linkedin.com/in/</w:t>
-      </w:r>
-      <w:proofErr w:type="spellStart"/>
-      <w:r>
-        <w:t>shreedhar</w:t>
-      </w:r>
-      <w:proofErr w:type="spellEnd"/>
-      <w:r>
+        <w:rPr/>
+        <w:t xml:space="preserve"> LinkedIn: linkedin.com/in/shreedhar</w:t>
         <w:br/>
       </w:r>
       <w:r>
         <w:rPr>
-          <w:rFonts w:ascii="Segoe UI Emoji" w:hAnsi="Segoe UI Emoji" w:cs="Segoe UI Emoji"/>
+          <w:rFonts w:cs="Segoe UI Emoji" w:ascii="Segoe UI Emoji" w:hAnsi="Segoe UI Emoji"/>
         </w:rPr>
         <w:t>🔗</w:t>
       </w:r>
       <w:r>
-        <w:t xml:space="preserve"> GitHub: github.com/</w:t>
-      </w:r>
-      <w:proofErr w:type="spellStart"/>
-      <w:r>
-        <w:t>shreedhar</w:t>
-      </w:r>
-      <w:proofErr w:type="spellEnd"/>
-    </w:p>
-    <w:p>
-      <w:r>
-        <w:pict w14:anchorId="76590257">
-          <v:rect id="_x0000_i1086" style="width:0;height:1.5pt" o:hralign="center" o:hrstd="t" o:hr="t" fillcolor="#a0a0a0" stroked="f"/>
-        </w:pict>
-      </w:r>
-    </w:p>
-    <w:p>
-      <w:pPr>
+        <w:rPr/>
+        <w:t xml:space="preserve"> GitHub: github.com/shreedhar</w:t>
+      </w:r>
+    </w:p>
+    <w:p>
+      <w:pPr>
+        <w:pStyle w:val="Normal"/>
+        <w:rPr/>
+      </w:pPr>
+      <w:r>
+        <w:rPr/>
+        <mc:AlternateContent>
+          <mc:Choice Requires="wps">
+            <w:drawing>
+              <wp:inline distT="0" distB="0" distL="0" distR="0">
+                <wp:extent cx="5731510" cy="19050"/>
+                <wp:effectExtent l="0" t="0" r="0" b="0"/>
+                <wp:docPr id="3" name=""/>
+                <a:graphic xmlns:a="http://schemas.openxmlformats.org/drawingml/2006/main">
+                  <a:graphicData uri="http://schemas.microsoft.com/office/word/2010/wordprocessingShape">
+                    <wps:wsp>
+                      <wps:cNvSpPr/>
+                      <wps:nvSpPr>
+                        <wps:cNvPr id="4" name=""/>
+                        <wps:cNvSpPr/>
+                      </wps:nvSpPr>
+                      <wps:spPr>
+                        <a:xfrm>
+                          <a:off x="0" y="0"/>
+                          <a:ext cx="5731560" cy="19080"/>
+                        </a:xfrm>
+                        <a:prstGeom prst="rect">
+                          <a:avLst/>
+                        </a:prstGeom>
+                        <a:solidFill>
+                          <a:srgbClr val="A0A0A0"/>
+                        </a:solidFill>
+                        <a:ln w="0">
+                          <a:noFill/>
+                        </a:ln>
+                      </wps:spPr>
+                      <wps:bodyPr/>
+                    </wps:wsp>
+                  </a:graphicData>
+                </a:graphic>
+                <wp14:sizeRelH relativeFrom="page">
+                  <wp14:pctWidth>100000</wp14:pctWidth>
+                </wp14:sizeRelH>
+              </wp:inline>
+            </w:drawing>
+          </mc:Choice>
+          <mc:Fallback>
+            <w:pict>
+              <v:rect id="shape_0" fillcolor="#a0a0a0" stroked="f" o:allowincell="f" style="position:absolute;margin-left:0pt;margin-top:-1.55pt;width:451.25pt;height:1.45pt;mso-wrap-style:none;v-text-anchor:middle;mso-position-horizontal:center;mso-position-vertical:top">
+                <v:fill o:detectmouseclick="t" type="solid" color2="#5f5f5f"/>
+                <v:stroke color="#3465a4" joinstyle="round" endcap="flat"/>
+                <w10:wrap type="topAndBottom"/>
+              </v:rect>
+            </w:pict>
+          </mc:Fallback>
+        </mc:AlternateContent>
+      </w:r>
+    </w:p>
+    <w:p>
+      <w:pPr>
+        <w:pStyle w:val="Normal"/>
         <w:rPr>
           <w:b/>
           <w:bCs/>
@@ -134,7 +251,12 @@
       </w:r>
     </w:p>
     <w:p>
-      <w:r>
+      <w:pPr>
+        <w:pStyle w:val="Normal"/>
+        <w:rPr/>
+      </w:pPr>
+      <w:r>
+        <w:rPr/>
         <w:t xml:space="preserve">Data Engineer with </w:t>
       </w:r>
       <w:r>
@@ -145,6 +267,7 @@
         <w:t>5+ years of experience</w:t>
       </w:r>
       <w:r>
+        <w:rPr/>
         <w:t xml:space="preserve"> designing, building, and optimizing scalable data pipelines and analytics platforms. Strong expertise in </w:t>
       </w:r>
       <w:r>
@@ -155,18 +278,72 @@
         <w:t>Python, SQL, cloud data services, and big data technologies</w:t>
       </w:r>
       <w:r>
+        <w:rPr/>
         <w:t>. Proven ability to handle high-volume data, improve pipeline performance, and enable data-driven decision-making.</w:t>
       </w:r>
     </w:p>
     <w:p>
-      <w:r>
-        <w:pict w14:anchorId="4FBBBF03">
-          <v:rect id="_x0000_i1087" style="width:0;height:1.5pt" o:hralign="center" o:hrstd="t" o:hr="t" fillcolor="#a0a0a0" stroked="f"/>
-        </w:pict>
-      </w:r>
-    </w:p>
-    <w:p>
-      <w:pPr>
+      <w:pPr>
+        <w:pStyle w:val="Normal"/>
+        <w:rPr/>
+      </w:pPr>
+      <w:r>
+        <w:rPr/>
+        <mc:AlternateContent>
+          <mc:Choice Requires="wps">
+            <w:drawing>
+              <wp:inline distT="0" distB="0" distL="0" distR="0">
+                <wp:extent cx="5731510" cy="19050"/>
+                <wp:effectExtent l="0" t="0" r="0" b="0"/>
+                <wp:docPr id="5" name=""/>
+                <a:graphic xmlns:a="http://schemas.openxmlformats.org/drawingml/2006/main">
+                  <a:graphicData uri="http://schemas.microsoft.com/office/word/2010/wordprocessingShape">
+                    <wps:wsp>
+                      <wps:cNvSpPr/>
+                      <wps:nvSpPr>
+                        <wps:cNvPr id="6" name=""/>
+                        <wps:cNvSpPr/>
+                      </wps:nvSpPr>
+                      <wps:spPr>
+                        <a:xfrm>
+                          <a:off x="0" y="0"/>
+                          <a:ext cx="5731560" cy="19080"/>
+                        </a:xfrm>
+                        <a:prstGeom prst="rect">
+                          <a:avLst/>
+                        </a:prstGeom>
+                        <a:solidFill>
+                          <a:srgbClr val="A0A0A0"/>
+                        </a:solidFill>
+                        <a:ln w="0">
+                          <a:noFill/>
+                        </a:ln>
+                      </wps:spPr>
+                      <wps:bodyPr/>
+                    </wps:wsp>
+                  </a:graphicData>
+                </a:graphic>
+                <wp14:sizeRelH relativeFrom="page">
+                  <wp14:pctWidth>100000</wp14:pctWidth>
+                </wp14:sizeRelH>
+              </wp:inline>
+            </w:drawing>
+          </mc:Choice>
+          <mc:Fallback>
+            <w:pict>
+              <v:rect id="shape_0" fillcolor="#a0a0a0" stroked="f" o:allowincell="f" style="position:absolute;margin-left:0pt;margin-top:-1.55pt;width:451.25pt;height:1.45pt;mso-wrap-style:none;v-text-anchor:middle;mso-position-horizontal:center;mso-position-vertical:top">
+                <v:fill o:detectmouseclick="t" type="solid" color2="#5f5f5f"/>
+                <v:stroke color="#3465a4" joinstyle="round" endcap="flat"/>
+                <w10:wrap type="topAndBottom"/>
+              </v:rect>
+            </w:pict>
+          </mc:Fallback>
+        </mc:AlternateContent>
+      </w:r>
+    </w:p>
+    <w:p>
+      <w:pPr>
+        <w:pStyle w:val="Normal"/>
         <w:rPr>
           <w:b/>
           <w:bCs/>
@@ -181,6 +358,10 @@
       </w:r>
     </w:p>
     <w:p>
+      <w:pPr>
+        <w:pStyle w:val="Normal"/>
+        <w:rPr/>
+      </w:pPr>
       <w:r>
         <w:rPr>
           <w:b/>
@@ -191,16 +372,23 @@
     </w:p>
     <w:p>
       <w:pPr>
+        <w:pStyle w:val="Normal"/>
         <w:numPr>
           <w:ilvl w:val="0"/>
           <w:numId w:val="1"/>
         </w:numPr>
-      </w:pPr>
-      <w:r>
+        <w:rPr/>
+      </w:pPr>
+      <w:r>
+        <w:rPr/>
         <w:t>Python, SQL, Bash</w:t>
       </w:r>
     </w:p>
     <w:p>
+      <w:pPr>
+        <w:pStyle w:val="Normal"/>
+        <w:rPr/>
+      </w:pPr>
       <w:r>
         <w:rPr>
           <w:b/>
@@ -211,32 +399,37 @@
     </w:p>
     <w:p>
       <w:pPr>
+        <w:pStyle w:val="Normal"/>
         <w:numPr>
           <w:ilvl w:val="0"/>
           <w:numId w:val="2"/>
         </w:numPr>
-      </w:pPr>
-      <w:r>
-        <w:t xml:space="preserve">ETL/ELT Pipelines, Data Warehousing, Data </w:t>
-      </w:r>
-      <w:proofErr w:type="spellStart"/>
-      <w:r>
-        <w:t>Modeling</w:t>
-      </w:r>
-      <w:proofErr w:type="spellEnd"/>
-    </w:p>
-    <w:p>
-      <w:pPr>
+        <w:rPr/>
+      </w:pPr>
+      <w:r>
+        <w:rPr/>
+        <w:t>ETL/ELT Pipelines, Data Warehousing, Data Modeling</w:t>
+      </w:r>
+    </w:p>
+    <w:p>
+      <w:pPr>
+        <w:pStyle w:val="Normal"/>
         <w:numPr>
           <w:ilvl w:val="0"/>
           <w:numId w:val="2"/>
         </w:numPr>
-      </w:pPr>
-      <w:r>
+        <w:rPr/>
+      </w:pPr>
+      <w:r>
+        <w:rPr/>
         <w:t>Batch &amp; Streaming Processing</w:t>
       </w:r>
     </w:p>
     <w:p>
+      <w:pPr>
+        <w:pStyle w:val="Normal"/>
+        <w:rPr/>
+      </w:pPr>
       <w:r>
         <w:rPr>
           <w:b/>
@@ -247,16 +440,23 @@
     </w:p>
     <w:p>
       <w:pPr>
+        <w:pStyle w:val="Normal"/>
         <w:numPr>
           <w:ilvl w:val="0"/>
           <w:numId w:val="3"/>
         </w:numPr>
-      </w:pPr>
-      <w:r>
+        <w:rPr/>
+      </w:pPr>
+      <w:r>
+        <w:rPr/>
         <w:t>Apache Spark, Kafka, Airflow</w:t>
       </w:r>
     </w:p>
     <w:p>
+      <w:pPr>
+        <w:pStyle w:val="Normal"/>
+        <w:rPr/>
+      </w:pPr>
       <w:r>
         <w:rPr>
           <w:b/>
@@ -267,32 +467,37 @@
     </w:p>
     <w:p>
       <w:pPr>
+        <w:pStyle w:val="Normal"/>
         <w:numPr>
           <w:ilvl w:val="0"/>
           <w:numId w:val="4"/>
         </w:numPr>
-      </w:pPr>
-      <w:r>
+        <w:rPr/>
+      </w:pPr>
+      <w:r>
+        <w:rPr/>
         <w:t>PostgreSQL, MySQL, MongoDB, Redshift</w:t>
       </w:r>
     </w:p>
     <w:p>
       <w:pPr>
+        <w:pStyle w:val="Normal"/>
         <w:numPr>
           <w:ilvl w:val="0"/>
           <w:numId w:val="4"/>
         </w:numPr>
-      </w:pPr>
-      <w:r>
-        <w:t xml:space="preserve">Snowflake, </w:t>
-      </w:r>
-      <w:proofErr w:type="spellStart"/>
-      <w:r>
-        <w:t>BigQuery</w:t>
-      </w:r>
-      <w:proofErr w:type="spellEnd"/>
-    </w:p>
-    <w:p>
+        <w:rPr/>
+      </w:pPr>
+      <w:r>
+        <w:rPr/>
+        <w:t>Snowflake, BigQuery</w:t>
+      </w:r>
+    </w:p>
+    <w:p>
+      <w:pPr>
+        <w:pStyle w:val="Normal"/>
+        <w:rPr/>
+      </w:pPr>
       <w:r>
         <w:rPr>
           <w:b/>
@@ -303,35 +508,37 @@
     </w:p>
     <w:p>
       <w:pPr>
+        <w:pStyle w:val="Normal"/>
         <w:numPr>
           <w:ilvl w:val="0"/>
           <w:numId w:val="5"/>
         </w:numPr>
-      </w:pPr>
-      <w:r>
+        <w:rPr/>
+      </w:pPr>
+      <w:r>
+        <w:rPr/>
         <w:t>AWS (S3, Glue, Athena, Lambda, Redshift)</w:t>
       </w:r>
     </w:p>
     <w:p>
       <w:pPr>
+        <w:pStyle w:val="Normal"/>
         <w:numPr>
           <w:ilvl w:val="0"/>
           <w:numId w:val="5"/>
         </w:numPr>
-      </w:pPr>
-      <w:r>
-        <w:t>GCP (</w:t>
-      </w:r>
-      <w:proofErr w:type="spellStart"/>
-      <w:r>
-        <w:t>BigQuery</w:t>
-      </w:r>
-      <w:proofErr w:type="spellEnd"/>
-      <w:r>
-        <w:t>, Dataflow)</w:t>
-      </w:r>
-    </w:p>
-    <w:p>
+        <w:rPr/>
+      </w:pPr>
+      <w:r>
+        <w:rPr/>
+        <w:t>GCP (BigQuery, Dataflow)</w:t>
+      </w:r>
+    </w:p>
+    <w:p>
+      <w:pPr>
+        <w:pStyle w:val="Normal"/>
+        <w:rPr/>
+      </w:pPr>
       <w:r>
         <w:rPr>
           <w:b/>
@@ -342,36 +549,94 @@
     </w:p>
     <w:p>
       <w:pPr>
+        <w:pStyle w:val="Normal"/>
         <w:numPr>
           <w:ilvl w:val="0"/>
           <w:numId w:val="6"/>
         </w:numPr>
-      </w:pPr>
-      <w:r>
-        <w:lastRenderedPageBreak/>
+        <w:rPr/>
+      </w:pPr>
+      <w:r>
+        <w:rPr/>
         <w:t>Docker, Git, CI/CD</w:t>
       </w:r>
     </w:p>
     <w:p>
       <w:pPr>
+        <w:pStyle w:val="Normal"/>
         <w:numPr>
           <w:ilvl w:val="0"/>
           <w:numId w:val="6"/>
         </w:numPr>
-      </w:pPr>
-      <w:r>
+        <w:rPr/>
+      </w:pPr>
+      <w:r>
+        <w:rPr/>
         <w:t>Terraform (basic)</w:t>
       </w:r>
     </w:p>
     <w:p>
-      <w:r>
-        <w:pict w14:anchorId="709BB638">
-          <v:rect id="_x0000_i1088" style="width:0;height:1.5pt" o:hralign="center" o:hrstd="t" o:hr="t" fillcolor="#a0a0a0" stroked="f"/>
-        </w:pict>
-      </w:r>
-    </w:p>
-    <w:p>
-      <w:pPr>
+      <w:pPr>
+        <w:pStyle w:val="Normal"/>
+        <w:rPr/>
+      </w:pPr>
+      <w:r>
+        <w:rPr/>
+        <mc:AlternateContent>
+          <mc:Choice Requires="wps">
+            <w:drawing>
+              <wp:inline distT="0" distB="0" distL="0" distR="0">
+                <wp:extent cx="5731510" cy="19050"/>
+                <wp:effectExtent l="0" t="0" r="0" b="0"/>
+                <wp:docPr id="7" name=""/>
+                <a:graphic xmlns:a="http://schemas.openxmlformats.org/drawingml/2006/main">
+                  <a:graphicData uri="http://schemas.microsoft.com/office/word/2010/wordprocessingShape">
+                    <wps:wsp>
+                      <wps:cNvSpPr/>
+                      <wps:nvSpPr>
+                        <wps:cNvPr id="8" name=""/>
+                        <wps:cNvSpPr/>
+                      </wps:nvSpPr>
+                      <wps:spPr>
+                        <a:xfrm>
+                          <a:off x="0" y="0"/>
+                          <a:ext cx="5731560" cy="19080"/>
+                        </a:xfrm>
+                        <a:prstGeom prst="rect">
+                          <a:avLst/>
+                        </a:prstGeom>
+                        <a:solidFill>
+                          <a:srgbClr val="A0A0A0"/>
+                        </a:solidFill>
+                        <a:ln w="0">
+                          <a:noFill/>
+                        </a:ln>
+                      </wps:spPr>
+                      <wps:bodyPr/>
+                    </wps:wsp>
+                  </a:graphicData>
+                </a:graphic>
+                <wp14:sizeRelH relativeFrom="page">
+                  <wp14:pctWidth>100000</wp14:pctWidth>
+                </wp14:sizeRelH>
+              </wp:inline>
+            </w:drawing>
+          </mc:Choice>
+          <mc:Fallback>
+            <w:pict>
+              <v:rect id="shape_0" fillcolor="#a0a0a0" stroked="f" o:allowincell="f" style="position:absolute;margin-left:0pt;margin-top:-1.55pt;width:451.25pt;height:1.45pt;mso-wrap-style:none;v-text-anchor:middle;mso-position-horizontal:center;mso-position-vertical:top">
+                <v:fill o:detectmouseclick="t" type="solid" color2="#5f5f5f"/>
+                <v:stroke color="#3465a4" joinstyle="round" endcap="flat"/>
+                <w10:wrap type="topAndBottom"/>
+              </v:rect>
+            </w:pict>
+          </mc:Fallback>
+        </mc:AlternateContent>
+      </w:r>
+    </w:p>
+    <w:p>
+      <w:pPr>
+        <w:pStyle w:val="Normal"/>
         <w:rPr>
           <w:b/>
           <w:bCs/>
@@ -387,6 +652,7 @@
     </w:p>
     <w:p>
       <w:pPr>
+        <w:pStyle w:val="Normal"/>
         <w:rPr>
           <w:b/>
           <w:bCs/>
@@ -401,6 +667,10 @@
       </w:r>
     </w:p>
     <w:p>
+      <w:pPr>
+        <w:pStyle w:val="Normal"/>
+        <w:rPr/>
+      </w:pPr>
       <w:r>
         <w:rPr>
           <w:b/>
@@ -409,9 +679,8 @@
         <w:t>ABC Technologies Pvt Ltd</w:t>
       </w:r>
       <w:r>
+        <w:rPr/>
         <w:t xml:space="preserve"> | Bengaluru</w:t>
-      </w:r>
-      <w:r>
         <w:br/>
       </w:r>
       <w:r>
@@ -424,12 +693,15 @@
     </w:p>
     <w:p>
       <w:pPr>
+        <w:pStyle w:val="Normal"/>
         <w:numPr>
           <w:ilvl w:val="0"/>
           <w:numId w:val="7"/>
         </w:numPr>
-      </w:pPr>
-      <w:r>
+        <w:rPr/>
+      </w:pPr>
+      <w:r>
+        <w:rPr/>
         <w:t xml:space="preserve">Designed and maintained </w:t>
       </w:r>
       <w:r>
@@ -440,6 +712,7 @@
         <w:t>scalable ETL pipelines</w:t>
       </w:r>
       <w:r>
+        <w:rPr/>
         <w:t xml:space="preserve"> processing </w:t>
       </w:r>
       <w:r>
@@ -452,12 +725,15 @@
     </w:p>
     <w:p>
       <w:pPr>
+        <w:pStyle w:val="Normal"/>
         <w:numPr>
           <w:ilvl w:val="0"/>
           <w:numId w:val="7"/>
         </w:numPr>
-      </w:pPr>
-      <w:r>
+        <w:rPr/>
+      </w:pPr>
+      <w:r>
+        <w:rPr/>
         <w:t xml:space="preserve">Built data ingestion workflows using </w:t>
       </w:r>
       <w:r>
@@ -470,12 +746,15 @@
     </w:p>
     <w:p>
       <w:pPr>
+        <w:pStyle w:val="Normal"/>
         <w:numPr>
           <w:ilvl w:val="0"/>
           <w:numId w:val="7"/>
         </w:numPr>
-      </w:pPr>
-      <w:r>
+        <w:rPr/>
+      </w:pPr>
+      <w:r>
+        <w:rPr/>
         <w:t xml:space="preserve">Migrated on-prem data pipelines to </w:t>
       </w:r>
       <w:r>
@@ -486,6 +765,7 @@
         <w:t>AWS S3 + Redshift</w:t>
       </w:r>
       <w:r>
+        <w:rPr/>
         <w:t xml:space="preserve">, reducing query latency by </w:t>
       </w:r>
       <w:r>
@@ -498,12 +778,15 @@
     </w:p>
     <w:p>
       <w:pPr>
+        <w:pStyle w:val="Normal"/>
         <w:numPr>
           <w:ilvl w:val="0"/>
           <w:numId w:val="7"/>
         </w:numPr>
-      </w:pPr>
-      <w:r>
+        <w:rPr/>
+      </w:pPr>
+      <w:r>
+        <w:rPr/>
         <w:t xml:space="preserve">Implemented </w:t>
       </w:r>
       <w:r>
@@ -514,6 +797,7 @@
         <w:t>data quality checks</w:t>
       </w:r>
       <w:r>
+        <w:rPr/>
         <w:t xml:space="preserve"> and monitoring to reduce pipeline failures by </w:t>
       </w:r>
       <w:r>
@@ -526,35 +810,94 @@
     </w:p>
     <w:p>
       <w:pPr>
+        <w:pStyle w:val="Normal"/>
         <w:numPr>
           <w:ilvl w:val="0"/>
           <w:numId w:val="7"/>
         </w:numPr>
-      </w:pPr>
-      <w:r>
+        <w:rPr/>
+      </w:pPr>
+      <w:r>
+        <w:rPr/>
         <w:t>Optimized SQL queries and partitioning strategies for large datasets</w:t>
       </w:r>
     </w:p>
     <w:p>
       <w:pPr>
+        <w:pStyle w:val="Normal"/>
         <w:numPr>
           <w:ilvl w:val="0"/>
           <w:numId w:val="7"/>
         </w:numPr>
-      </w:pPr>
-      <w:r>
+        <w:rPr/>
+      </w:pPr>
+      <w:r>
+        <w:rPr/>
         <w:t>Collaborated with data analysts and ML teams to deliver clean, reliable datasets</w:t>
       </w:r>
     </w:p>
     <w:p>
-      <w:r>
-        <w:pict w14:anchorId="20AA8446">
-          <v:rect id="_x0000_i1089" style="width:0;height:1.5pt" o:hralign="center" o:hrstd="t" o:hr="t" fillcolor="#a0a0a0" stroked="f"/>
-        </w:pict>
-      </w:r>
-    </w:p>
-    <w:p>
-      <w:pPr>
+      <w:pPr>
+        <w:pStyle w:val="Normal"/>
+        <w:rPr/>
+      </w:pPr>
+      <w:r>
+        <w:rPr/>
+        <mc:AlternateContent>
+          <mc:Choice Requires="wps">
+            <w:drawing>
+              <wp:inline distT="0" distB="0" distL="0" distR="0">
+                <wp:extent cx="5731510" cy="19050"/>
+                <wp:effectExtent l="0" t="0" r="0" b="0"/>
+                <wp:docPr id="9" name=""/>
+                <a:graphic xmlns:a="http://schemas.openxmlformats.org/drawingml/2006/main">
+                  <a:graphicData uri="http://schemas.microsoft.com/office/word/2010/wordprocessingShape">
+                    <wps:wsp>
+                      <wps:cNvSpPr/>
+                      <wps:nvSpPr>
+                        <wps:cNvPr id="10" name=""/>
+                        <wps:cNvSpPr/>
+                      </wps:nvSpPr>
+                      <wps:spPr>
+                        <a:xfrm>
+                          <a:off x="0" y="0"/>
+                          <a:ext cx="5731560" cy="19080"/>
+                        </a:xfrm>
+                        <a:prstGeom prst="rect">
+                          <a:avLst/>
+                        </a:prstGeom>
+                        <a:solidFill>
+                          <a:srgbClr val="A0A0A0"/>
+                        </a:solidFill>
+                        <a:ln w="0">
+                          <a:noFill/>
+                        </a:ln>
+                      </wps:spPr>
+                      <wps:bodyPr/>
+                    </wps:wsp>
+                  </a:graphicData>
+                </a:graphic>
+                <wp14:sizeRelH relativeFrom="page">
+                  <wp14:pctWidth>100000</wp14:pctWidth>
+                </wp14:sizeRelH>
+              </wp:inline>
+            </w:drawing>
+          </mc:Choice>
+          <mc:Fallback>
+            <w:pict>
+              <v:rect id="shape_0" fillcolor="#a0a0a0" stroked="f" o:allowincell="f" style="position:absolute;margin-left:0pt;margin-top:-1.55pt;width:451.25pt;height:1.45pt;mso-wrap-style:none;v-text-anchor:middle;mso-position-horizontal:center;mso-position-vertical:top">
+                <v:fill o:detectmouseclick="t" type="solid" color2="#5f5f5f"/>
+                <v:stroke color="#3465a4" joinstyle="round" endcap="flat"/>
+                <w10:wrap type="topAndBottom"/>
+              </v:rect>
+            </w:pict>
+          </mc:Fallback>
+        </mc:AlternateContent>
+      </w:r>
+    </w:p>
+    <w:p>
+      <w:pPr>
+        <w:pStyle w:val="Normal"/>
         <w:rPr>
           <w:b/>
           <w:bCs/>
@@ -569,6 +912,10 @@
       </w:r>
     </w:p>
     <w:p>
+      <w:pPr>
+        <w:pStyle w:val="Normal"/>
+        <w:rPr/>
+      </w:pPr>
       <w:r>
         <w:rPr>
           <w:b/>
@@ -577,9 +924,8 @@
         <w:t>XYZ Solutions</w:t>
       </w:r>
       <w:r>
+        <w:rPr/>
         <w:t xml:space="preserve"> | Bengaluru</w:t>
-      </w:r>
-      <w:r>
         <w:br/>
       </w:r>
       <w:r>
@@ -592,12 +938,15 @@
     </w:p>
     <w:p>
       <w:pPr>
+        <w:pStyle w:val="Normal"/>
         <w:numPr>
           <w:ilvl w:val="0"/>
           <w:numId w:val="8"/>
         </w:numPr>
-      </w:pPr>
-      <w:r>
+        <w:rPr/>
+      </w:pPr>
+      <w:r>
+        <w:rPr/>
         <w:t xml:space="preserve">Developed batch and near-real-time pipelines using </w:t>
       </w:r>
       <w:r>
@@ -610,34 +959,43 @@
     </w:p>
     <w:p>
       <w:pPr>
+        <w:pStyle w:val="Normal"/>
         <w:numPr>
           <w:ilvl w:val="0"/>
           <w:numId w:val="8"/>
         </w:numPr>
-      </w:pPr>
-      <w:r>
+        <w:rPr/>
+      </w:pPr>
+      <w:r>
+        <w:rPr/>
         <w:t>Built dimensional models for analytics and reporting</w:t>
       </w:r>
     </w:p>
     <w:p>
       <w:pPr>
+        <w:pStyle w:val="Normal"/>
         <w:numPr>
           <w:ilvl w:val="0"/>
           <w:numId w:val="8"/>
         </w:numPr>
-      </w:pPr>
-      <w:r>
+        <w:rPr/>
+      </w:pPr>
+      <w:r>
+        <w:rPr/>
         <w:t>Automated data ingestion from APIs and third-party sources</w:t>
       </w:r>
     </w:p>
     <w:p>
       <w:pPr>
+        <w:pStyle w:val="Normal"/>
         <w:numPr>
           <w:ilvl w:val="0"/>
           <w:numId w:val="8"/>
         </w:numPr>
-      </w:pPr>
-      <w:r>
+        <w:rPr/>
+      </w:pPr>
+      <w:r>
+        <w:rPr/>
         <w:t xml:space="preserve">Reduced data processing cost by </w:t>
       </w:r>
       <w:r>
@@ -648,29 +1006,86 @@
         <w:t>25%</w:t>
       </w:r>
       <w:r>
+        <w:rPr/>
         <w:t xml:space="preserve"> through optimized Spark jobs</w:t>
       </w:r>
     </w:p>
     <w:p>
       <w:pPr>
+        <w:pStyle w:val="Normal"/>
         <w:numPr>
           <w:ilvl w:val="0"/>
           <w:numId w:val="8"/>
         </w:numPr>
-      </w:pPr>
-      <w:r>
+        <w:rPr/>
+      </w:pPr>
+      <w:r>
+        <w:rPr/>
         <w:t>Maintained documentation and data lineage for analytics teams</w:t>
       </w:r>
     </w:p>
     <w:p>
-      <w:r>
-        <w:pict w14:anchorId="48A123B5">
-          <v:rect id="_x0000_i1090" style="width:0;height:1.5pt" o:hralign="center" o:hrstd="t" o:hr="t" fillcolor="#a0a0a0" stroked="f"/>
-        </w:pict>
-      </w:r>
-    </w:p>
-    <w:p>
-      <w:pPr>
+      <w:pPr>
+        <w:pStyle w:val="Normal"/>
+        <w:rPr/>
+      </w:pPr>
+      <w:r>
+        <w:rPr/>
+        <mc:AlternateContent>
+          <mc:Choice Requires="wps">
+            <w:drawing>
+              <wp:inline distT="0" distB="0" distL="0" distR="0">
+                <wp:extent cx="5731510" cy="19050"/>
+                <wp:effectExtent l="0" t="0" r="0" b="0"/>
+                <wp:docPr id="11" name=""/>
+                <a:graphic xmlns:a="http://schemas.openxmlformats.org/drawingml/2006/main">
+                  <a:graphicData uri="http://schemas.microsoft.com/office/word/2010/wordprocessingShape">
+                    <wps:wsp>
+                      <wps:cNvSpPr/>
+                      <wps:nvSpPr>
+                        <wps:cNvPr id="12" name=""/>
+                        <wps:cNvSpPr/>
+                      </wps:nvSpPr>
+                      <wps:spPr>
+                        <a:xfrm>
+                          <a:off x="0" y="0"/>
+                          <a:ext cx="5731560" cy="19080"/>
+                        </a:xfrm>
+                        <a:prstGeom prst="rect">
+                          <a:avLst/>
+                        </a:prstGeom>
+                        <a:solidFill>
+                          <a:srgbClr val="A0A0A0"/>
+                        </a:solidFill>
+                        <a:ln w="0">
+                          <a:noFill/>
+                        </a:ln>
+                      </wps:spPr>
+                      <wps:bodyPr/>
+                    </wps:wsp>
+                  </a:graphicData>
+                </a:graphic>
+                <wp14:sizeRelH relativeFrom="page">
+                  <wp14:pctWidth>100000</wp14:pctWidth>
+                </wp14:sizeRelH>
+              </wp:inline>
+            </w:drawing>
+          </mc:Choice>
+          <mc:Fallback>
+            <w:pict>
+              <v:rect id="shape_0" fillcolor="#a0a0a0" stroked="f" o:allowincell="f" style="position:absolute;margin-left:0pt;margin-top:-1.55pt;width:451.25pt;height:1.45pt;mso-wrap-style:none;v-text-anchor:middle;mso-position-horizontal:center;mso-position-vertical:top">
+                <v:fill o:detectmouseclick="t" type="solid" color2="#5f5f5f"/>
+                <v:stroke color="#3465a4" joinstyle="round" endcap="flat"/>
+                <w10:wrap type="topAndBottom"/>
+              </v:rect>
+            </w:pict>
+          </mc:Fallback>
+        </mc:AlternateContent>
+      </w:r>
+    </w:p>
+    <w:p>
+      <w:pPr>
+        <w:pStyle w:val="Normal"/>
         <w:rPr>
           <w:b/>
           <w:bCs/>
@@ -686,6 +1101,7 @@
     </w:p>
     <w:p>
       <w:pPr>
+        <w:pStyle w:val="Normal"/>
         <w:rPr>
           <w:b/>
           <w:bCs/>
@@ -701,12 +1117,15 @@
     </w:p>
     <w:p>
       <w:pPr>
+        <w:pStyle w:val="Normal"/>
         <w:numPr>
           <w:ilvl w:val="0"/>
           <w:numId w:val="9"/>
         </w:numPr>
-      </w:pPr>
-      <w:r>
+        <w:rPr/>
+      </w:pPr>
+      <w:r>
+        <w:rPr/>
         <w:t xml:space="preserve">Built streaming pipeline using </w:t>
       </w:r>
       <w:r>
@@ -719,13 +1138,15 @@
     </w:p>
     <w:p>
       <w:pPr>
+        <w:pStyle w:val="Normal"/>
         <w:numPr>
           <w:ilvl w:val="0"/>
           <w:numId w:val="9"/>
         </w:numPr>
-      </w:pPr>
-      <w:r>
-        <w:lastRenderedPageBreak/>
+        <w:rPr/>
+      </w:pPr>
+      <w:r>
+        <w:rPr/>
         <w:t xml:space="preserve">Stored processed data in </w:t>
       </w:r>
       <w:r>
@@ -738,17 +1159,21 @@
     </w:p>
     <w:p>
       <w:pPr>
+        <w:pStyle w:val="Normal"/>
         <w:numPr>
           <w:ilvl w:val="0"/>
           <w:numId w:val="9"/>
         </w:numPr>
-      </w:pPr>
-      <w:r>
+        <w:rPr/>
+      </w:pPr>
+      <w:r>
+        <w:rPr/>
         <w:t>Enabled real-time dashboards for business users</w:t>
       </w:r>
     </w:p>
     <w:p>
       <w:pPr>
+        <w:pStyle w:val="Normal"/>
         <w:rPr>
           <w:b/>
           <w:bCs/>
@@ -764,46 +1189,108 @@
     </w:p>
     <w:p>
       <w:pPr>
+        <w:pStyle w:val="Normal"/>
         <w:numPr>
           <w:ilvl w:val="0"/>
           <w:numId w:val="10"/>
         </w:numPr>
-      </w:pPr>
-      <w:r>
+        <w:rPr/>
+      </w:pPr>
+      <w:r>
+        <w:rPr/>
         <w:t>Designed star schema for campaign analytics</w:t>
       </w:r>
     </w:p>
     <w:p>
       <w:pPr>
+        <w:pStyle w:val="Normal"/>
         <w:numPr>
           <w:ilvl w:val="0"/>
           <w:numId w:val="10"/>
         </w:numPr>
-      </w:pPr>
-      <w:r>
+        <w:rPr/>
+      </w:pPr>
+      <w:r>
+        <w:rPr/>
         <w:t>Integrated data from CRM, Ads APIs, and transactional databases</w:t>
       </w:r>
     </w:p>
     <w:p>
       <w:pPr>
+        <w:pStyle w:val="Normal"/>
         <w:numPr>
           <w:ilvl w:val="0"/>
           <w:numId w:val="10"/>
         </w:numPr>
-      </w:pPr>
-      <w:r>
+        <w:rPr/>
+      </w:pPr>
+      <w:r>
+        <w:rPr/>
         <w:t>Improved reporting accuracy and speed significantly</w:t>
       </w:r>
     </w:p>
     <w:p>
-      <w:r>
-        <w:pict w14:anchorId="68E3AC05">
-          <v:rect id="_x0000_i1091" style="width:0;height:1.5pt" o:hralign="center" o:hrstd="t" o:hr="t" fillcolor="#a0a0a0" stroked="f"/>
-        </w:pict>
-      </w:r>
-    </w:p>
-    <w:p>
-      <w:pPr>
+      <w:pPr>
+        <w:pStyle w:val="Normal"/>
+        <w:rPr/>
+      </w:pPr>
+      <w:r>
+        <w:rPr/>
+        <mc:AlternateContent>
+          <mc:Choice Requires="wps">
+            <w:drawing>
+              <wp:inline distT="0" distB="0" distL="0" distR="0">
+                <wp:extent cx="5731510" cy="19050"/>
+                <wp:effectExtent l="0" t="0" r="0" b="0"/>
+                <wp:docPr id="13" name=""/>
+                <a:graphic xmlns:a="http://schemas.openxmlformats.org/drawingml/2006/main">
+                  <a:graphicData uri="http://schemas.microsoft.com/office/word/2010/wordprocessingShape">
+                    <wps:wsp>
+                      <wps:cNvSpPr/>
+                      <wps:nvSpPr>
+                        <wps:cNvPr id="14" name=""/>
+                        <wps:cNvSpPr/>
+                      </wps:nvSpPr>
+                      <wps:spPr>
+                        <a:xfrm>
+                          <a:off x="0" y="0"/>
+                          <a:ext cx="5731560" cy="19080"/>
+                        </a:xfrm>
+                        <a:prstGeom prst="rect">
+                          <a:avLst/>
+                        </a:prstGeom>
+                        <a:solidFill>
+                          <a:srgbClr val="A0A0A0"/>
+                        </a:solidFill>
+                        <a:ln w="0">
+                          <a:noFill/>
+                        </a:ln>
+                      </wps:spPr>
+                      <wps:bodyPr/>
+                    </wps:wsp>
+                  </a:graphicData>
+                </a:graphic>
+                <wp14:sizeRelH relativeFrom="page">
+                  <wp14:pctWidth>100000</wp14:pctWidth>
+                </wp14:sizeRelH>
+              </wp:inline>
+            </w:drawing>
+          </mc:Choice>
+          <mc:Fallback>
+            <w:pict>
+              <v:rect id="shape_0" fillcolor="#a0a0a0" stroked="f" o:allowincell="f" style="position:absolute;margin-left:0pt;margin-top:-1.55pt;width:451.25pt;height:1.45pt;mso-wrap-style:none;v-text-anchor:middle;mso-position-horizontal:center;mso-position-vertical:top">
+                <v:fill o:detectmouseclick="t" type="solid" color2="#5f5f5f"/>
+                <v:stroke color="#3465a4" joinstyle="round" endcap="flat"/>
+                <w10:wrap type="topAndBottom"/>
+              </v:rect>
+            </w:pict>
+          </mc:Fallback>
+        </mc:AlternateContent>
+      </w:r>
+    </w:p>
+    <w:p>
+      <w:pPr>
+        <w:pStyle w:val="Normal"/>
         <w:rPr>
           <w:b/>
           <w:bCs/>
@@ -818,6 +1305,10 @@
       </w:r>
     </w:p>
     <w:p>
+      <w:pPr>
+        <w:pStyle w:val="Normal"/>
+        <w:rPr/>
+      </w:pPr>
       <w:r>
         <w:rPr>
           <w:b/>
@@ -826,19 +1317,73 @@
         <w:t>Bachelor of Engineering – Computer Science</w:t>
       </w:r>
       <w:r>
+        <w:rPr/>
         <w:br/>
         <w:t>ABC Engineering College | 2019</w:t>
       </w:r>
     </w:p>
     <w:p>
-      <w:r>
-        <w:pict w14:anchorId="014B30C9">
-          <v:rect id="_x0000_i1092" style="width:0;height:1.5pt" o:hralign="center" o:hrstd="t" o:hr="t" fillcolor="#a0a0a0" stroked="f"/>
-        </w:pict>
-      </w:r>
-    </w:p>
-    <w:p>
-      <w:pPr>
+      <w:pPr>
+        <w:pStyle w:val="Normal"/>
+        <w:rPr/>
+      </w:pPr>
+      <w:r>
+        <w:rPr/>
+        <mc:AlternateContent>
+          <mc:Choice Requires="wps">
+            <w:drawing>
+              <wp:inline distT="0" distB="0" distL="0" distR="0">
+                <wp:extent cx="5731510" cy="19050"/>
+                <wp:effectExtent l="0" t="0" r="0" b="0"/>
+                <wp:docPr id="15" name=""/>
+                <a:graphic xmlns:a="http://schemas.openxmlformats.org/drawingml/2006/main">
+                  <a:graphicData uri="http://schemas.microsoft.com/office/word/2010/wordprocessingShape">
+                    <wps:wsp>
+                      <wps:cNvSpPr/>
+                      <wps:nvSpPr>
+                        <wps:cNvPr id="16" name=""/>
+                        <wps:cNvSpPr/>
+                      </wps:nvSpPr>
+                      <wps:spPr>
+                        <a:xfrm>
+                          <a:off x="0" y="0"/>
+                          <a:ext cx="5731560" cy="19080"/>
+                        </a:xfrm>
+                        <a:prstGeom prst="rect">
+                          <a:avLst/>
+                        </a:prstGeom>
+                        <a:solidFill>
+                          <a:srgbClr val="A0A0A0"/>
+                        </a:solidFill>
+                        <a:ln w="0">
+                          <a:noFill/>
+                        </a:ln>
+                      </wps:spPr>
+                      <wps:bodyPr/>
+                    </wps:wsp>
+                  </a:graphicData>
+                </a:graphic>
+                <wp14:sizeRelH relativeFrom="page">
+                  <wp14:pctWidth>100000</wp14:pctWidth>
+                </wp14:sizeRelH>
+              </wp:inline>
+            </w:drawing>
+          </mc:Choice>
+          <mc:Fallback>
+            <w:pict>
+              <v:rect id="shape_0" fillcolor="#a0a0a0" stroked="f" o:allowincell="f" style="position:absolute;margin-left:0pt;margin-top:-1.55pt;width:451.25pt;height:1.45pt;mso-wrap-style:none;v-text-anchor:middle;mso-position-horizontal:center;mso-position-vertical:top">
+                <v:fill o:detectmouseclick="t" type="solid" color2="#5f5f5f"/>
+                <v:stroke color="#3465a4" joinstyle="round" endcap="flat"/>
+                <w10:wrap type="topAndBottom"/>
+              </v:rect>
+            </w:pict>
+          </mc:Fallback>
+        </mc:AlternateContent>
+      </w:r>
+    </w:p>
+    <w:p>
+      <w:pPr>
+        <w:pStyle w:val="Normal"/>
         <w:rPr>
           <w:b/>
           <w:bCs/>
@@ -854,35 +1399,94 @@
     </w:p>
     <w:p>
       <w:pPr>
+        <w:pStyle w:val="Normal"/>
         <w:numPr>
           <w:ilvl w:val="0"/>
           <w:numId w:val="11"/>
         </w:numPr>
-      </w:pPr>
-      <w:r>
+        <w:rPr/>
+      </w:pPr>
+      <w:r>
+        <w:rPr/>
         <w:t>AWS Certified Data Analytics – Specialty</w:t>
       </w:r>
     </w:p>
     <w:p>
       <w:pPr>
+        <w:pStyle w:val="Normal"/>
         <w:numPr>
           <w:ilvl w:val="0"/>
           <w:numId w:val="11"/>
         </w:numPr>
-      </w:pPr>
-      <w:r>
+        <w:rPr/>
+      </w:pPr>
+      <w:r>
+        <w:rPr/>
         <w:t>Google Professional Data Engineer</w:t>
       </w:r>
     </w:p>
     <w:p>
-      <w:r>
-        <w:pict w14:anchorId="3C9B30E3">
-          <v:rect id="_x0000_i1093" style="width:0;height:1.5pt" o:hralign="center" o:hrstd="t" o:hr="t" fillcolor="#a0a0a0" stroked="f"/>
-        </w:pict>
-      </w:r>
-    </w:p>
-    <w:p>
-      <w:pPr>
+      <w:pPr>
+        <w:pStyle w:val="Normal"/>
+        <w:rPr/>
+      </w:pPr>
+      <w:r>
+        <w:rPr/>
+        <mc:AlternateContent>
+          <mc:Choice Requires="wps">
+            <w:drawing>
+              <wp:inline distT="0" distB="0" distL="0" distR="0">
+                <wp:extent cx="5731510" cy="19050"/>
+                <wp:effectExtent l="0" t="0" r="0" b="0"/>
+                <wp:docPr id="17" name=""/>
+                <a:graphic xmlns:a="http://schemas.openxmlformats.org/drawingml/2006/main">
+                  <a:graphicData uri="http://schemas.microsoft.com/office/word/2010/wordprocessingShape">
+                    <wps:wsp>
+                      <wps:cNvSpPr/>
+                      <wps:nvSpPr>
+                        <wps:cNvPr id="18" name=""/>
+                        <wps:cNvSpPr/>
+                      </wps:nvSpPr>
+                      <wps:spPr>
+                        <a:xfrm>
+                          <a:off x="0" y="0"/>
+                          <a:ext cx="5731560" cy="19080"/>
+                        </a:xfrm>
+                        <a:prstGeom prst="rect">
+                          <a:avLst/>
+                        </a:prstGeom>
+                        <a:solidFill>
+                          <a:srgbClr val="A0A0A0"/>
+                        </a:solidFill>
+                        <a:ln w="0">
+                          <a:noFill/>
+                        </a:ln>
+                      </wps:spPr>
+                      <wps:bodyPr/>
+                    </wps:wsp>
+                  </a:graphicData>
+                </a:graphic>
+                <wp14:sizeRelH relativeFrom="page">
+                  <wp14:pctWidth>100000</wp14:pctWidth>
+                </wp14:sizeRelH>
+              </wp:inline>
+            </w:drawing>
+          </mc:Choice>
+          <mc:Fallback>
+            <w:pict>
+              <v:rect id="shape_0" fillcolor="#a0a0a0" stroked="f" o:allowincell="f" style="position:absolute;margin-left:0pt;margin-top:-1.55pt;width:451.25pt;height:1.45pt;mso-wrap-style:none;v-text-anchor:middle;mso-position-horizontal:center;mso-position-vertical:top">
+                <v:fill o:detectmouseclick="t" type="solid" color2="#5f5f5f"/>
+                <v:stroke color="#3465a4" joinstyle="round" endcap="flat"/>
+                <w10:wrap type="topAndBottom"/>
+              </v:rect>
+            </w:pict>
+          </mc:Fallback>
+        </mc:AlternateContent>
+      </w:r>
+    </w:p>
+    <w:p>
+      <w:pPr>
+        <w:pStyle w:val="Normal"/>
         <w:rPr>
           <w:b/>
           <w:bCs/>
@@ -898,34 +1502,43 @@
     </w:p>
     <w:p>
       <w:pPr>
+        <w:pStyle w:val="Normal"/>
         <w:numPr>
           <w:ilvl w:val="0"/>
           <w:numId w:val="12"/>
         </w:numPr>
-      </w:pPr>
-      <w:r>
+        <w:rPr/>
+      </w:pPr>
+      <w:r>
+        <w:rPr/>
         <w:t>Strong problem-solving and system design skills</w:t>
       </w:r>
     </w:p>
     <w:p>
       <w:pPr>
+        <w:pStyle w:val="Normal"/>
         <w:numPr>
           <w:ilvl w:val="0"/>
           <w:numId w:val="12"/>
         </w:numPr>
-      </w:pPr>
-      <w:r>
+        <w:rPr/>
+      </w:pPr>
+      <w:r>
+        <w:rPr/>
         <w:t>Experience working with cross-functional teams</w:t>
       </w:r>
     </w:p>
     <w:p>
       <w:pPr>
+        <w:pStyle w:val="Normal"/>
         <w:numPr>
           <w:ilvl w:val="0"/>
           <w:numId w:val="12"/>
         </w:numPr>
-      </w:pPr>
-      <w:r>
+        <w:rPr/>
+      </w:pPr>
+      <w:r>
+        <w:rPr/>
         <w:t xml:space="preserve">Comfortable handling </w:t>
       </w:r>
       <w:r>
@@ -937,32 +1550,96 @@
       </w:r>
     </w:p>
     <w:p>
-      <w:r>
-        <w:pict w14:anchorId="28AF5234">
-          <v:rect id="_x0000_i1094" style="width:0;height:1.5pt" o:hralign="center" o:hrstd="t" o:hr="t" fillcolor="#a0a0a0" stroked="f"/>
-        </w:pict>
-      </w:r>
-    </w:p>
-    <w:p>
-      <w:r>
+      <w:pPr>
+        <w:pStyle w:val="Normal"/>
+        <w:rPr/>
+      </w:pPr>
+      <w:r>
+        <w:rPr/>
+        <mc:AlternateContent>
+          <mc:Choice Requires="wps">
+            <w:drawing>
+              <wp:inline distT="0" distB="0" distL="0" distR="0">
+                <wp:extent cx="5731510" cy="19050"/>
+                <wp:effectExtent l="0" t="0" r="0" b="0"/>
+                <wp:docPr id="19" name=""/>
+                <a:graphic xmlns:a="http://schemas.openxmlformats.org/drawingml/2006/main">
+                  <a:graphicData uri="http://schemas.microsoft.com/office/word/2010/wordprocessingShape">
+                    <wps:wsp>
+                      <wps:cNvSpPr/>
+                      <wps:nvSpPr>
+                        <wps:cNvPr id="20" name=""/>
+                        <wps:cNvSpPr/>
+                      </wps:nvSpPr>
+                      <wps:spPr>
+                        <a:xfrm>
+                          <a:off x="0" y="0"/>
+                          <a:ext cx="5731560" cy="19080"/>
+                        </a:xfrm>
+                        <a:prstGeom prst="rect">
+                          <a:avLst/>
+                        </a:prstGeom>
+                        <a:solidFill>
+                          <a:srgbClr val="A0A0A0"/>
+                        </a:solidFill>
+                        <a:ln w="0">
+                          <a:noFill/>
+                        </a:ln>
+                      </wps:spPr>
+                      <wps:bodyPr/>
+                    </wps:wsp>
+                  </a:graphicData>
+                </a:graphic>
+                <wp14:sizeRelH relativeFrom="page">
+                  <wp14:pctWidth>100000</wp14:pctWidth>
+                </wp14:sizeRelH>
+              </wp:inline>
+            </w:drawing>
+          </mc:Choice>
+          <mc:Fallback>
+            <w:pict>
+              <v:rect id="shape_0" fillcolor="#a0a0a0" stroked="f" o:allowincell="f" style="position:absolute;margin-left:0pt;margin-top:-1.55pt;width:451.25pt;height:1.45pt;mso-wrap-style:none;v-text-anchor:middle;mso-position-horizontal:center;mso-position-vertical:top">
+                <v:fill o:detectmouseclick="t" type="solid" color2="#5f5f5f"/>
+                <v:stroke color="#3465a4" joinstyle="round" endcap="flat"/>
+                <w10:wrap type="topAndBottom"/>
+              </v:rect>
+            </w:pict>
+          </mc:Fallback>
+        </mc:AlternateContent>
+      </w:r>
+    </w:p>
+    <w:p>
+      <w:pPr>
+        <w:pStyle w:val="Normal"/>
+        <w:rPr/>
+      </w:pPr>
+      <w:r>
+        <w:rPr/>
         <w:t>If you want, I can:</w:t>
       </w:r>
     </w:p>
     <w:p>
       <w:pPr>
+        <w:pStyle w:val="Normal"/>
         <w:numPr>
           <w:ilvl w:val="0"/>
           <w:numId w:val="13"/>
         </w:numPr>
-      </w:pPr>
-      <w:r>
-        <w:rPr>
-          <w:rFonts w:ascii="Segoe UI Emoji" w:hAnsi="Segoe UI Emoji" w:cs="Segoe UI Emoji"/>
+        <w:rPr/>
+      </w:pPr>
+      <w:r>
+        <w:rPr>
+          <w:rFonts w:cs="Segoe UI Emoji" w:ascii="Segoe UI Emoji" w:hAnsi="Segoe UI Emoji"/>
         </w:rPr>
         <w:t>🔥</w:t>
       </w:r>
       <w:r>
-        <w:t xml:space="preserve"> Customize this for </w:t>
+        <w:rPr/>
+        <w:t xml:space="preserve"> </w:t>
+      </w:r>
+      <w:r>
+        <w:rPr/>
+        <w:t xml:space="preserve">Customize this for </w:t>
       </w:r>
       <w:r>
         <w:rPr>
@@ -974,19 +1651,26 @@
     </w:p>
     <w:p>
       <w:pPr>
+        <w:pStyle w:val="Normal"/>
         <w:numPr>
           <w:ilvl w:val="0"/>
           <w:numId w:val="13"/>
         </w:numPr>
-      </w:pPr>
-      <w:r>
-        <w:rPr>
-          <w:rFonts w:ascii="Segoe UI Emoji" w:hAnsi="Segoe UI Emoji" w:cs="Segoe UI Emoji"/>
+        <w:rPr/>
+      </w:pPr>
+      <w:r>
+        <w:rPr>
+          <w:rFonts w:cs="Segoe UI Emoji" w:ascii="Segoe UI Emoji" w:hAnsi="Segoe UI Emoji"/>
         </w:rPr>
         <w:t>🎯</w:t>
       </w:r>
       <w:r>
-        <w:t xml:space="preserve"> Tailor it for </w:t>
+        <w:rPr/>
+        <w:t xml:space="preserve"> </w:t>
+      </w:r>
+      <w:r>
+        <w:rPr/>
+        <w:t xml:space="preserve">Tailor it for </w:t>
       </w:r>
       <w:r>
         <w:rPr>
@@ -998,19 +1682,26 @@
     </w:p>
     <w:p>
       <w:pPr>
+        <w:pStyle w:val="Normal"/>
         <w:numPr>
           <w:ilvl w:val="0"/>
           <w:numId w:val="13"/>
         </w:numPr>
-      </w:pPr>
-      <w:r>
-        <w:rPr>
-          <w:rFonts w:ascii="Segoe UI Emoji" w:hAnsi="Segoe UI Emoji" w:cs="Segoe UI Emoji"/>
+        <w:rPr/>
+      </w:pPr>
+      <w:r>
+        <w:rPr>
+          <w:rFonts w:cs="Segoe UI Emoji" w:ascii="Segoe UI Emoji" w:hAnsi="Segoe UI Emoji"/>
         </w:rPr>
         <w:t>🤖</w:t>
       </w:r>
       <w:r>
-        <w:t xml:space="preserve"> Optimize it for </w:t>
+        <w:rPr/>
+        <w:t xml:space="preserve"> </w:t>
+      </w:r>
+      <w:r>
+        <w:rPr/>
+        <w:t xml:space="preserve">Optimize it for </w:t>
       </w:r>
       <w:r>
         <w:rPr>
@@ -1022,19 +1713,26 @@
     </w:p>
     <w:p>
       <w:pPr>
+        <w:pStyle w:val="Normal"/>
         <w:numPr>
           <w:ilvl w:val="0"/>
           <w:numId w:val="13"/>
         </w:numPr>
-      </w:pPr>
-      <w:r>
-        <w:rPr>
-          <w:rFonts w:ascii="Segoe UI Emoji" w:hAnsi="Segoe UI Emoji" w:cs="Segoe UI Emoji"/>
+        <w:rPr/>
+      </w:pPr>
+      <w:r>
+        <w:rPr>
+          <w:rFonts w:cs="Segoe UI Emoji" w:ascii="Segoe UI Emoji" w:hAnsi="Segoe UI Emoji"/>
         </w:rPr>
         <w:t>🇮🇳</w:t>
       </w:r>
       <w:r>
-        <w:t xml:space="preserve"> Adjust it specifically for </w:t>
+        <w:rPr/>
+        <w:t xml:space="preserve"> </w:t>
+      </w:r>
+      <w:r>
+        <w:rPr/>
+        <w:t xml:space="preserve">Adjust it specifically for </w:t>
       </w:r>
       <w:r>
         <w:rPr>
@@ -1045,2014 +1743,2117 @@
       </w:r>
     </w:p>
     <w:p>
-      <w:r>
+      <w:pPr>
+        <w:pStyle w:val="Normal"/>
+        <w:rPr/>
+      </w:pPr>
+      <w:r>
+        <w:rPr/>
         <w:t xml:space="preserve">Just tell me </w:t>
       </w:r>
       <w:r>
         <w:rPr>
-          <w:rFonts w:ascii="Segoe UI Emoji" w:hAnsi="Segoe UI Emoji" w:cs="Segoe UI Emoji"/>
+          <w:rFonts w:cs="Segoe UI Emoji" w:ascii="Segoe UI Emoji" w:hAnsi="Segoe UI Emoji"/>
         </w:rPr>
         <w:t>👌</w:t>
       </w:r>
     </w:p>
-    <w:p/>
+    <w:p>
+      <w:pPr>
+        <w:pStyle w:val="Normal"/>
+        <w:widowControl/>
+        <w:bidi w:val="0"/>
+        <w:spacing w:lineRule="auto" w:line="278" w:before="0" w:after="160"/>
+        <w:jc w:val="start"/>
+        <w:rPr/>
+      </w:pPr>
+      <w:r>
+        <w:rPr/>
+      </w:r>
+    </w:p>
     <w:sectPr>
+      <w:type w:val="nextPage"/>
       <w:pgSz w:w="11906" w:h="16838"/>
-      <w:pgMar w:top="1440" w:right="1440" w:bottom="1440" w:left="1440" w:header="708" w:footer="708" w:gutter="0"/>
-      <w:cols w:space="708"/>
-      <w:docGrid w:linePitch="360"/>
+      <w:pgMar w:left="1440" w:right="1440" w:gutter="0" w:header="0" w:top="1440" w:footer="0" w:bottom="1440"/>
+      <w:pgNumType w:fmt="decimal"/>
+      <w:formProt w:val="false"/>
+      <w:textDirection w:val="lrTb"/>
+      <w:docGrid w:type="default" w:linePitch="360" w:charSpace="0"/>
     </w:sectPr>
   </w:body>
 </w:document>
 </file>
 
 <file path=word/numbering.xml><?xml version="1.0" encoding="utf-8"?>
-<w:numbering xmlns:wpc="http://schemas.microsoft.com/office/word/2010/wordprocessingCanvas" xmlns:cx="http://schemas.microsoft.com/office/drawing/2014/chartex" xmlns:cx1="http://schemas.microsoft.com/office/drawing/2015/9/8/chartex" xmlns:cx2="http://schemas.microsoft.com/office/drawing/2015/10/21/chartex" xmlns:cx3="http://schemas.microsoft.com/office/drawing/2016/5/9/chartex" xmlns:cx4="http://schemas.microsoft.com/office/drawing/2016/5/10/chartex" xmlns:cx5="http://schemas.microsoft.com/office/drawing/2016/5/11/chartex" xmlns:cx6="http://schemas.microsoft.com/office/drawing/2016/5/12/chartex" xmlns:cx7="http://schemas.microsoft.com/office/drawing/2016/5/13/chartex" xmlns:cx8="http://schemas.microsoft.com/office/drawing/2016/5/14/chartex" xmlns:mc="http://schemas.openxmlformats.org/markup-compatibility/2006" xmlns:aink="http://schemas.microsoft.com/office/drawing/2016/ink" xmlns:am3d="http://schemas.microsoft.com/office/drawing/2017/model3d" xmlns:o="urn:schemas-microsoft-com:office:office" xmlns:oel="http://schemas.microsoft.com/office/2019/extlst" xmlns:r="http://schemas.openxmlformats.org/officeDocument/2006/relationships" xmlns:m="http://schemas.openxmlformats.org/officeDocument/2006/math" xmlns:v="urn:schemas-microsoft-com:vml" xmlns:wp14="http://schemas.microsoft.com/office/word/2010/wordprocessingDrawing" xmlns:wp="http://schemas.openxmlformats.org/drawingml/2006/wordprocessingDrawing" xmlns:w10="urn:schemas-microsoft-com:office:word" xmlns:w="http://schemas.openxmlformats.org/wordprocessingml/2006/main" xmlns:w14="http://schemas.microsoft.com/office/word/2010/wordml" xmlns:w15="http://schemas.microsoft.com/office/word/2012/wordml" xmlns:w16cex="http://schemas.microsoft.com/office/word/2018/wordml/cex" xmlns:w16cid="http://schemas.microsoft.com/office/word/2016/wordml/cid" xmlns:w16="http://schemas.microsoft.com/office/word/2018/wordml" xmlns:w16du="http://schemas.microsoft.com/office/word/2023/wordml/word16du" xmlns:w16sdtdh="http://schemas.microsoft.com/office/word/2020/wordml/sdtdatahash" xmlns:w16sdtfl="http://schemas.microsoft.com/office/word/2024/wordml/sdtformatlock" xmlns:w16se="http://schemas.microsoft.com/office/word/2015/wordml/symex" xmlns:wpg="http://schemas.microsoft.com/office/word/2010/wordprocessingGroup" xmlns:wpi="http://schemas.microsoft.com/office/word/2010/wordprocessingInk" xmlns:wne="http://schemas.microsoft.com/office/word/2006/wordml" xmlns:wps="http://schemas.microsoft.com/office/word/2010/wordprocessingShape" mc:Ignorable="w14 w15 w16se w16cid w16 w16cex w16sdtdh w16sdtfl w16du wp14">
-  <w:abstractNum w:abstractNumId="0" w15:restartNumberingAfterBreak="0">
-    <w:nsid w:val="0337034F"/>
-    <w:multiLevelType w:val="multilevel"/>
-    <w:tmpl w:val="19727EFC"/>
+<w:numbering xmlns:w="http://schemas.openxmlformats.org/wordprocessingml/2006/main" xmlns:o="urn:schemas-microsoft-com:office:office" xmlns:r="http://schemas.openxmlformats.org/officeDocument/2006/relationships" xmlns:v="urn:schemas-microsoft-com:vml" xmlns:mc="http://schemas.openxmlformats.org/markup-compatibility/2006" xmlns:w14="http://schemas.microsoft.com/office/word/2010/wordml" mc:Ignorable="w14">
+  <w:abstractNum w:abstractNumId="1">
     <w:lvl w:ilvl="0">
       <w:start w:val="1"/>
       <w:numFmt w:val="bullet"/>
       <w:lvlText w:val=""/>
-      <w:lvlJc w:val="left"/>
+      <w:lvlJc w:val="start"/>
       <w:pPr>
         <w:tabs>
           <w:tab w:val="num" w:pos="720"/>
         </w:tabs>
-        <w:ind w:left="720" w:hanging="360"/>
-      </w:pPr>
-      <w:rPr>
-        <w:rFonts w:ascii="Symbol" w:hAnsi="Symbol" w:hint="default"/>
-        <w:sz w:val="20"/>
-      </w:rPr>
-    </w:lvl>
-    <w:lvl w:ilvl="1" w:tentative="1">
+        <w:ind w:start="720" w:hanging="360"/>
+      </w:pPr>
+      <w:rPr>
+        <w:rFonts w:ascii="Symbol" w:hAnsi="Symbol" w:cs="Symbol" w:hint="default"/>
+        <w:sz w:val="20"/>
+      </w:rPr>
+    </w:lvl>
+    <w:lvl w:ilvl="1">
       <w:start w:val="1"/>
       <w:numFmt w:val="bullet"/>
       <w:lvlText w:val="o"/>
-      <w:lvlJc w:val="left"/>
+      <w:lvlJc w:val="start"/>
       <w:pPr>
         <w:tabs>
           <w:tab w:val="num" w:pos="1440"/>
         </w:tabs>
-        <w:ind w:left="1440" w:hanging="360"/>
-      </w:pPr>
-      <w:rPr>
-        <w:rFonts w:ascii="Courier New" w:hAnsi="Courier New" w:hint="default"/>
-        <w:sz w:val="20"/>
-      </w:rPr>
-    </w:lvl>
-    <w:lvl w:ilvl="2" w:tentative="1">
-      <w:start w:val="1"/>
-      <w:numFmt w:val="bullet"/>
-      <w:lvlText w:val=""/>
-      <w:lvlJc w:val="left"/>
+        <w:ind w:start="1440" w:hanging="360"/>
+      </w:pPr>
+      <w:rPr>
+        <w:rFonts w:ascii="Courier New" w:hAnsi="Courier New" w:cs="Courier New" w:hint="default"/>
+        <w:sz w:val="20"/>
+      </w:rPr>
+    </w:lvl>
+    <w:lvl w:ilvl="2">
+      <w:start w:val="1"/>
+      <w:numFmt w:val="bullet"/>
+      <w:lvlText w:val=""/>
+      <w:lvlJc w:val="start"/>
       <w:pPr>
         <w:tabs>
           <w:tab w:val="num" w:pos="2160"/>
         </w:tabs>
-        <w:ind w:left="2160" w:hanging="360"/>
-      </w:pPr>
-      <w:rPr>
-        <w:rFonts w:ascii="Wingdings" w:hAnsi="Wingdings" w:hint="default"/>
-        <w:sz w:val="20"/>
-      </w:rPr>
-    </w:lvl>
-    <w:lvl w:ilvl="3" w:tentative="1">
-      <w:start w:val="1"/>
-      <w:numFmt w:val="bullet"/>
-      <w:lvlText w:val=""/>
-      <w:lvlJc w:val="left"/>
+        <w:ind w:start="2160" w:hanging="360"/>
+      </w:pPr>
+      <w:rPr>
+        <w:rFonts w:ascii="Wingdings" w:hAnsi="Wingdings" w:cs="Wingdings" w:hint="default"/>
+        <w:sz w:val="20"/>
+      </w:rPr>
+    </w:lvl>
+    <w:lvl w:ilvl="3">
+      <w:start w:val="1"/>
+      <w:numFmt w:val="bullet"/>
+      <w:lvlText w:val=""/>
+      <w:lvlJc w:val="start"/>
       <w:pPr>
         <w:tabs>
           <w:tab w:val="num" w:pos="2880"/>
         </w:tabs>
-        <w:ind w:left="2880" w:hanging="360"/>
-      </w:pPr>
-      <w:rPr>
-        <w:rFonts w:ascii="Wingdings" w:hAnsi="Wingdings" w:hint="default"/>
-        <w:sz w:val="20"/>
-      </w:rPr>
-    </w:lvl>
-    <w:lvl w:ilvl="4" w:tentative="1">
-      <w:start w:val="1"/>
-      <w:numFmt w:val="bullet"/>
-      <w:lvlText w:val=""/>
-      <w:lvlJc w:val="left"/>
+        <w:ind w:start="2880" w:hanging="360"/>
+      </w:pPr>
+      <w:rPr>
+        <w:rFonts w:ascii="Wingdings" w:hAnsi="Wingdings" w:cs="Wingdings" w:hint="default"/>
+        <w:sz w:val="20"/>
+      </w:rPr>
+    </w:lvl>
+    <w:lvl w:ilvl="4">
+      <w:start w:val="1"/>
+      <w:numFmt w:val="bullet"/>
+      <w:lvlText w:val=""/>
+      <w:lvlJc w:val="start"/>
       <w:pPr>
         <w:tabs>
           <w:tab w:val="num" w:pos="3600"/>
         </w:tabs>
-        <w:ind w:left="3600" w:hanging="360"/>
-      </w:pPr>
-      <w:rPr>
-        <w:rFonts w:ascii="Wingdings" w:hAnsi="Wingdings" w:hint="default"/>
-        <w:sz w:val="20"/>
-      </w:rPr>
-    </w:lvl>
-    <w:lvl w:ilvl="5" w:tentative="1">
-      <w:start w:val="1"/>
-      <w:numFmt w:val="bullet"/>
-      <w:lvlText w:val=""/>
-      <w:lvlJc w:val="left"/>
+        <w:ind w:start="3600" w:hanging="360"/>
+      </w:pPr>
+      <w:rPr>
+        <w:rFonts w:ascii="Wingdings" w:hAnsi="Wingdings" w:cs="Wingdings" w:hint="default"/>
+        <w:sz w:val="20"/>
+      </w:rPr>
+    </w:lvl>
+    <w:lvl w:ilvl="5">
+      <w:start w:val="1"/>
+      <w:numFmt w:val="bullet"/>
+      <w:lvlText w:val=""/>
+      <w:lvlJc w:val="start"/>
       <w:pPr>
         <w:tabs>
           <w:tab w:val="num" w:pos="4320"/>
         </w:tabs>
-        <w:ind w:left="4320" w:hanging="360"/>
-      </w:pPr>
-      <w:rPr>
-        <w:rFonts w:ascii="Wingdings" w:hAnsi="Wingdings" w:hint="default"/>
-        <w:sz w:val="20"/>
-      </w:rPr>
-    </w:lvl>
-    <w:lvl w:ilvl="6" w:tentative="1">
-      <w:start w:val="1"/>
-      <w:numFmt w:val="bullet"/>
-      <w:lvlText w:val=""/>
-      <w:lvlJc w:val="left"/>
+        <w:ind w:start="4320" w:hanging="360"/>
+      </w:pPr>
+      <w:rPr>
+        <w:rFonts w:ascii="Wingdings" w:hAnsi="Wingdings" w:cs="Wingdings" w:hint="default"/>
+        <w:sz w:val="20"/>
+      </w:rPr>
+    </w:lvl>
+    <w:lvl w:ilvl="6">
+      <w:start w:val="1"/>
+      <w:numFmt w:val="bullet"/>
+      <w:lvlText w:val=""/>
+      <w:lvlJc w:val="start"/>
       <w:pPr>
         <w:tabs>
           <w:tab w:val="num" w:pos="5040"/>
         </w:tabs>
-        <w:ind w:left="5040" w:hanging="360"/>
-      </w:pPr>
-      <w:rPr>
-        <w:rFonts w:ascii="Wingdings" w:hAnsi="Wingdings" w:hint="default"/>
-        <w:sz w:val="20"/>
-      </w:rPr>
-    </w:lvl>
-    <w:lvl w:ilvl="7" w:tentative="1">
-      <w:start w:val="1"/>
-      <w:numFmt w:val="bullet"/>
-      <w:lvlText w:val=""/>
-      <w:lvlJc w:val="left"/>
+        <w:ind w:start="5040" w:hanging="360"/>
+      </w:pPr>
+      <w:rPr>
+        <w:rFonts w:ascii="Wingdings" w:hAnsi="Wingdings" w:cs="Wingdings" w:hint="default"/>
+        <w:sz w:val="20"/>
+      </w:rPr>
+    </w:lvl>
+    <w:lvl w:ilvl="7">
+      <w:start w:val="1"/>
+      <w:numFmt w:val="bullet"/>
+      <w:lvlText w:val=""/>
+      <w:lvlJc w:val="start"/>
       <w:pPr>
         <w:tabs>
           <w:tab w:val="num" w:pos="5760"/>
         </w:tabs>
-        <w:ind w:left="5760" w:hanging="360"/>
-      </w:pPr>
-      <w:rPr>
-        <w:rFonts w:ascii="Wingdings" w:hAnsi="Wingdings" w:hint="default"/>
-        <w:sz w:val="20"/>
-      </w:rPr>
-    </w:lvl>
-    <w:lvl w:ilvl="8" w:tentative="1">
-      <w:start w:val="1"/>
-      <w:numFmt w:val="bullet"/>
-      <w:lvlText w:val=""/>
-      <w:lvlJc w:val="left"/>
+        <w:ind w:start="5760" w:hanging="360"/>
+      </w:pPr>
+      <w:rPr>
+        <w:rFonts w:ascii="Wingdings" w:hAnsi="Wingdings" w:cs="Wingdings" w:hint="default"/>
+        <w:sz w:val="20"/>
+      </w:rPr>
+    </w:lvl>
+    <w:lvl w:ilvl="8">
+      <w:start w:val="1"/>
+      <w:numFmt w:val="bullet"/>
+      <w:lvlText w:val=""/>
+      <w:lvlJc w:val="start"/>
       <w:pPr>
         <w:tabs>
           <w:tab w:val="num" w:pos="6480"/>
         </w:tabs>
-        <w:ind w:left="6480" w:hanging="360"/>
-      </w:pPr>
-      <w:rPr>
-        <w:rFonts w:ascii="Wingdings" w:hAnsi="Wingdings" w:hint="default"/>
+        <w:ind w:start="6480" w:hanging="360"/>
+      </w:pPr>
+      <w:rPr>
+        <w:rFonts w:ascii="Wingdings" w:hAnsi="Wingdings" w:cs="Wingdings" w:hint="default"/>
         <w:sz w:val="20"/>
       </w:rPr>
     </w:lvl>
   </w:abstractNum>
-  <w:abstractNum w:abstractNumId="1" w15:restartNumberingAfterBreak="0">
-    <w:nsid w:val="03A0407B"/>
-    <w:multiLevelType w:val="multilevel"/>
-    <w:tmpl w:val="FDF8D886"/>
+  <w:abstractNum w:abstractNumId="2">
     <w:lvl w:ilvl="0">
       <w:start w:val="1"/>
       <w:numFmt w:val="bullet"/>
       <w:lvlText w:val=""/>
-      <w:lvlJc w:val="left"/>
+      <w:lvlJc w:val="start"/>
       <w:pPr>
         <w:tabs>
           <w:tab w:val="num" w:pos="720"/>
         </w:tabs>
-        <w:ind w:left="720" w:hanging="360"/>
-      </w:pPr>
-      <w:rPr>
-        <w:rFonts w:ascii="Symbol" w:hAnsi="Symbol" w:hint="default"/>
-        <w:sz w:val="20"/>
-      </w:rPr>
-    </w:lvl>
-    <w:lvl w:ilvl="1" w:tentative="1">
+        <w:ind w:start="720" w:hanging="360"/>
+      </w:pPr>
+      <w:rPr>
+        <w:rFonts w:ascii="Symbol" w:hAnsi="Symbol" w:cs="Symbol" w:hint="default"/>
+        <w:sz w:val="20"/>
+      </w:rPr>
+    </w:lvl>
+    <w:lvl w:ilvl="1">
       <w:start w:val="1"/>
       <w:numFmt w:val="bullet"/>
       <w:lvlText w:val="o"/>
-      <w:lvlJc w:val="left"/>
+      <w:lvlJc w:val="start"/>
       <w:pPr>
         <w:tabs>
           <w:tab w:val="num" w:pos="1440"/>
         </w:tabs>
-        <w:ind w:left="1440" w:hanging="360"/>
-      </w:pPr>
-      <w:rPr>
-        <w:rFonts w:ascii="Courier New" w:hAnsi="Courier New" w:hint="default"/>
-        <w:sz w:val="20"/>
-      </w:rPr>
-    </w:lvl>
-    <w:lvl w:ilvl="2" w:tentative="1">
-      <w:start w:val="1"/>
-      <w:numFmt w:val="bullet"/>
-      <w:lvlText w:val=""/>
-      <w:lvlJc w:val="left"/>
+        <w:ind w:start="1440" w:hanging="360"/>
+      </w:pPr>
+      <w:rPr>
+        <w:rFonts w:ascii="Courier New" w:hAnsi="Courier New" w:cs="Courier New" w:hint="default"/>
+        <w:sz w:val="20"/>
+      </w:rPr>
+    </w:lvl>
+    <w:lvl w:ilvl="2">
+      <w:start w:val="1"/>
+      <w:numFmt w:val="bullet"/>
+      <w:lvlText w:val=""/>
+      <w:lvlJc w:val="start"/>
       <w:pPr>
         <w:tabs>
           <w:tab w:val="num" w:pos="2160"/>
         </w:tabs>
-        <w:ind w:left="2160" w:hanging="360"/>
-      </w:pPr>
-      <w:rPr>
-        <w:rFonts w:ascii="Wingdings" w:hAnsi="Wingdings" w:hint="default"/>
-        <w:sz w:val="20"/>
-      </w:rPr>
-    </w:lvl>
-    <w:lvl w:ilvl="3" w:tentative="1">
-      <w:start w:val="1"/>
-      <w:numFmt w:val="bullet"/>
-      <w:lvlText w:val=""/>
-      <w:lvlJc w:val="left"/>
+        <w:ind w:start="2160" w:hanging="360"/>
+      </w:pPr>
+      <w:rPr>
+        <w:rFonts w:ascii="Wingdings" w:hAnsi="Wingdings" w:cs="Wingdings" w:hint="default"/>
+        <w:sz w:val="20"/>
+      </w:rPr>
+    </w:lvl>
+    <w:lvl w:ilvl="3">
+      <w:start w:val="1"/>
+      <w:numFmt w:val="bullet"/>
+      <w:lvlText w:val=""/>
+      <w:lvlJc w:val="start"/>
       <w:pPr>
         <w:tabs>
           <w:tab w:val="num" w:pos="2880"/>
         </w:tabs>
-        <w:ind w:left="2880" w:hanging="360"/>
-      </w:pPr>
-      <w:rPr>
-        <w:rFonts w:ascii="Wingdings" w:hAnsi="Wingdings" w:hint="default"/>
-        <w:sz w:val="20"/>
-      </w:rPr>
-    </w:lvl>
-    <w:lvl w:ilvl="4" w:tentative="1">
-      <w:start w:val="1"/>
-      <w:numFmt w:val="bullet"/>
-      <w:lvlText w:val=""/>
-      <w:lvlJc w:val="left"/>
+        <w:ind w:start="2880" w:hanging="360"/>
+      </w:pPr>
+      <w:rPr>
+        <w:rFonts w:ascii="Wingdings" w:hAnsi="Wingdings" w:cs="Wingdings" w:hint="default"/>
+        <w:sz w:val="20"/>
+      </w:rPr>
+    </w:lvl>
+    <w:lvl w:ilvl="4">
+      <w:start w:val="1"/>
+      <w:numFmt w:val="bullet"/>
+      <w:lvlText w:val=""/>
+      <w:lvlJc w:val="start"/>
       <w:pPr>
         <w:tabs>
           <w:tab w:val="num" w:pos="3600"/>
         </w:tabs>
-        <w:ind w:left="3600" w:hanging="360"/>
-      </w:pPr>
-      <w:rPr>
-        <w:rFonts w:ascii="Wingdings" w:hAnsi="Wingdings" w:hint="default"/>
-        <w:sz w:val="20"/>
-      </w:rPr>
-    </w:lvl>
-    <w:lvl w:ilvl="5" w:tentative="1">
-      <w:start w:val="1"/>
-      <w:numFmt w:val="bullet"/>
-      <w:lvlText w:val=""/>
-      <w:lvlJc w:val="left"/>
+        <w:ind w:start="3600" w:hanging="360"/>
+      </w:pPr>
+      <w:rPr>
+        <w:rFonts w:ascii="Wingdings" w:hAnsi="Wingdings" w:cs="Wingdings" w:hint="default"/>
+        <w:sz w:val="20"/>
+      </w:rPr>
+    </w:lvl>
+    <w:lvl w:ilvl="5">
+      <w:start w:val="1"/>
+      <w:numFmt w:val="bullet"/>
+      <w:lvlText w:val=""/>
+      <w:lvlJc w:val="start"/>
       <w:pPr>
         <w:tabs>
           <w:tab w:val="num" w:pos="4320"/>
         </w:tabs>
-        <w:ind w:left="4320" w:hanging="360"/>
-      </w:pPr>
-      <w:rPr>
-        <w:rFonts w:ascii="Wingdings" w:hAnsi="Wingdings" w:hint="default"/>
-        <w:sz w:val="20"/>
-      </w:rPr>
-    </w:lvl>
-    <w:lvl w:ilvl="6" w:tentative="1">
-      <w:start w:val="1"/>
-      <w:numFmt w:val="bullet"/>
-      <w:lvlText w:val=""/>
-      <w:lvlJc w:val="left"/>
+        <w:ind w:start="4320" w:hanging="360"/>
+      </w:pPr>
+      <w:rPr>
+        <w:rFonts w:ascii="Wingdings" w:hAnsi="Wingdings" w:cs="Wingdings" w:hint="default"/>
+        <w:sz w:val="20"/>
+      </w:rPr>
+    </w:lvl>
+    <w:lvl w:ilvl="6">
+      <w:start w:val="1"/>
+      <w:numFmt w:val="bullet"/>
+      <w:lvlText w:val=""/>
+      <w:lvlJc w:val="start"/>
       <w:pPr>
         <w:tabs>
           <w:tab w:val="num" w:pos="5040"/>
         </w:tabs>
-        <w:ind w:left="5040" w:hanging="360"/>
-      </w:pPr>
-      <w:rPr>
-        <w:rFonts w:ascii="Wingdings" w:hAnsi="Wingdings" w:hint="default"/>
-        <w:sz w:val="20"/>
-      </w:rPr>
-    </w:lvl>
-    <w:lvl w:ilvl="7" w:tentative="1">
-      <w:start w:val="1"/>
-      <w:numFmt w:val="bullet"/>
-      <w:lvlText w:val=""/>
-      <w:lvlJc w:val="left"/>
+        <w:ind w:start="5040" w:hanging="360"/>
+      </w:pPr>
+      <w:rPr>
+        <w:rFonts w:ascii="Wingdings" w:hAnsi="Wingdings" w:cs="Wingdings" w:hint="default"/>
+        <w:sz w:val="20"/>
+      </w:rPr>
+    </w:lvl>
+    <w:lvl w:ilvl="7">
+      <w:start w:val="1"/>
+      <w:numFmt w:val="bullet"/>
+      <w:lvlText w:val=""/>
+      <w:lvlJc w:val="start"/>
       <w:pPr>
         <w:tabs>
           <w:tab w:val="num" w:pos="5760"/>
         </w:tabs>
-        <w:ind w:left="5760" w:hanging="360"/>
-      </w:pPr>
-      <w:rPr>
-        <w:rFonts w:ascii="Wingdings" w:hAnsi="Wingdings" w:hint="default"/>
-        <w:sz w:val="20"/>
-      </w:rPr>
-    </w:lvl>
-    <w:lvl w:ilvl="8" w:tentative="1">
-      <w:start w:val="1"/>
-      <w:numFmt w:val="bullet"/>
-      <w:lvlText w:val=""/>
-      <w:lvlJc w:val="left"/>
+        <w:ind w:start="5760" w:hanging="360"/>
+      </w:pPr>
+      <w:rPr>
+        <w:rFonts w:ascii="Wingdings" w:hAnsi="Wingdings" w:cs="Wingdings" w:hint="default"/>
+        <w:sz w:val="20"/>
+      </w:rPr>
+    </w:lvl>
+    <w:lvl w:ilvl="8">
+      <w:start w:val="1"/>
+      <w:numFmt w:val="bullet"/>
+      <w:lvlText w:val=""/>
+      <w:lvlJc w:val="start"/>
       <w:pPr>
         <w:tabs>
           <w:tab w:val="num" w:pos="6480"/>
         </w:tabs>
-        <w:ind w:left="6480" w:hanging="360"/>
-      </w:pPr>
-      <w:rPr>
-        <w:rFonts w:ascii="Wingdings" w:hAnsi="Wingdings" w:hint="default"/>
+        <w:ind w:start="6480" w:hanging="360"/>
+      </w:pPr>
+      <w:rPr>
+        <w:rFonts w:ascii="Wingdings" w:hAnsi="Wingdings" w:cs="Wingdings" w:hint="default"/>
         <w:sz w:val="20"/>
       </w:rPr>
     </w:lvl>
   </w:abstractNum>
-  <w:abstractNum w:abstractNumId="2" w15:restartNumberingAfterBreak="0">
-    <w:nsid w:val="0FE754DA"/>
-    <w:multiLevelType w:val="multilevel"/>
-    <w:tmpl w:val="E4FAED1C"/>
+  <w:abstractNum w:abstractNumId="3">
     <w:lvl w:ilvl="0">
       <w:start w:val="1"/>
       <w:numFmt w:val="bullet"/>
       <w:lvlText w:val=""/>
-      <w:lvlJc w:val="left"/>
+      <w:lvlJc w:val="start"/>
       <w:pPr>
         <w:tabs>
           <w:tab w:val="num" w:pos="720"/>
         </w:tabs>
-        <w:ind w:left="720" w:hanging="360"/>
-      </w:pPr>
-      <w:rPr>
-        <w:rFonts w:ascii="Symbol" w:hAnsi="Symbol" w:hint="default"/>
-        <w:sz w:val="20"/>
-      </w:rPr>
-    </w:lvl>
-    <w:lvl w:ilvl="1" w:tentative="1">
+        <w:ind w:start="720" w:hanging="360"/>
+      </w:pPr>
+      <w:rPr>
+        <w:rFonts w:ascii="Symbol" w:hAnsi="Symbol" w:cs="Symbol" w:hint="default"/>
+        <w:sz w:val="20"/>
+      </w:rPr>
+    </w:lvl>
+    <w:lvl w:ilvl="1">
       <w:start w:val="1"/>
       <w:numFmt w:val="bullet"/>
       <w:lvlText w:val="o"/>
-      <w:lvlJc w:val="left"/>
+      <w:lvlJc w:val="start"/>
       <w:pPr>
         <w:tabs>
           <w:tab w:val="num" w:pos="1440"/>
         </w:tabs>
-        <w:ind w:left="1440" w:hanging="360"/>
-      </w:pPr>
-      <w:rPr>
-        <w:rFonts w:ascii="Courier New" w:hAnsi="Courier New" w:hint="default"/>
-        <w:sz w:val="20"/>
-      </w:rPr>
-    </w:lvl>
-    <w:lvl w:ilvl="2" w:tentative="1">
-      <w:start w:val="1"/>
-      <w:numFmt w:val="bullet"/>
-      <w:lvlText w:val=""/>
-      <w:lvlJc w:val="left"/>
+        <w:ind w:start="1440" w:hanging="360"/>
+      </w:pPr>
+      <w:rPr>
+        <w:rFonts w:ascii="Courier New" w:hAnsi="Courier New" w:cs="Courier New" w:hint="default"/>
+        <w:sz w:val="20"/>
+      </w:rPr>
+    </w:lvl>
+    <w:lvl w:ilvl="2">
+      <w:start w:val="1"/>
+      <w:numFmt w:val="bullet"/>
+      <w:lvlText w:val=""/>
+      <w:lvlJc w:val="start"/>
       <w:pPr>
         <w:tabs>
           <w:tab w:val="num" w:pos="2160"/>
         </w:tabs>
-        <w:ind w:left="2160" w:hanging="360"/>
-      </w:pPr>
-      <w:rPr>
-        <w:rFonts w:ascii="Wingdings" w:hAnsi="Wingdings" w:hint="default"/>
-        <w:sz w:val="20"/>
-      </w:rPr>
-    </w:lvl>
-    <w:lvl w:ilvl="3" w:tentative="1">
-      <w:start w:val="1"/>
-      <w:numFmt w:val="bullet"/>
-      <w:lvlText w:val=""/>
-      <w:lvlJc w:val="left"/>
+        <w:ind w:start="2160" w:hanging="360"/>
+      </w:pPr>
+      <w:rPr>
+        <w:rFonts w:ascii="Wingdings" w:hAnsi="Wingdings" w:cs="Wingdings" w:hint="default"/>
+        <w:sz w:val="20"/>
+      </w:rPr>
+    </w:lvl>
+    <w:lvl w:ilvl="3">
+      <w:start w:val="1"/>
+      <w:numFmt w:val="bullet"/>
+      <w:lvlText w:val=""/>
+      <w:lvlJc w:val="start"/>
       <w:pPr>
         <w:tabs>
           <w:tab w:val="num" w:pos="2880"/>
         </w:tabs>
-        <w:ind w:left="2880" w:hanging="360"/>
-      </w:pPr>
-      <w:rPr>
-        <w:rFonts w:ascii="Wingdings" w:hAnsi="Wingdings" w:hint="default"/>
-        <w:sz w:val="20"/>
-      </w:rPr>
-    </w:lvl>
-    <w:lvl w:ilvl="4" w:tentative="1">
-      <w:start w:val="1"/>
-      <w:numFmt w:val="bullet"/>
-      <w:lvlText w:val=""/>
-      <w:lvlJc w:val="left"/>
+        <w:ind w:start="2880" w:hanging="360"/>
+      </w:pPr>
+      <w:rPr>
+        <w:rFonts w:ascii="Wingdings" w:hAnsi="Wingdings" w:cs="Wingdings" w:hint="default"/>
+        <w:sz w:val="20"/>
+      </w:rPr>
+    </w:lvl>
+    <w:lvl w:ilvl="4">
+      <w:start w:val="1"/>
+      <w:numFmt w:val="bullet"/>
+      <w:lvlText w:val=""/>
+      <w:lvlJc w:val="start"/>
       <w:pPr>
         <w:tabs>
           <w:tab w:val="num" w:pos="3600"/>
         </w:tabs>
-        <w:ind w:left="3600" w:hanging="360"/>
-      </w:pPr>
-      <w:rPr>
-        <w:rFonts w:ascii="Wingdings" w:hAnsi="Wingdings" w:hint="default"/>
-        <w:sz w:val="20"/>
-      </w:rPr>
-    </w:lvl>
-    <w:lvl w:ilvl="5" w:tentative="1">
-      <w:start w:val="1"/>
-      <w:numFmt w:val="bullet"/>
-      <w:lvlText w:val=""/>
-      <w:lvlJc w:val="left"/>
+        <w:ind w:start="3600" w:hanging="360"/>
+      </w:pPr>
+      <w:rPr>
+        <w:rFonts w:ascii="Wingdings" w:hAnsi="Wingdings" w:cs="Wingdings" w:hint="default"/>
+        <w:sz w:val="20"/>
+      </w:rPr>
+    </w:lvl>
+    <w:lvl w:ilvl="5">
+      <w:start w:val="1"/>
+      <w:numFmt w:val="bullet"/>
+      <w:lvlText w:val=""/>
+      <w:lvlJc w:val="start"/>
       <w:pPr>
         <w:tabs>
           <w:tab w:val="num" w:pos="4320"/>
         </w:tabs>
-        <w:ind w:left="4320" w:hanging="360"/>
-      </w:pPr>
-      <w:rPr>
-        <w:rFonts w:ascii="Wingdings" w:hAnsi="Wingdings" w:hint="default"/>
-        <w:sz w:val="20"/>
-      </w:rPr>
-    </w:lvl>
-    <w:lvl w:ilvl="6" w:tentative="1">
-      <w:start w:val="1"/>
-      <w:numFmt w:val="bullet"/>
-      <w:lvlText w:val=""/>
-      <w:lvlJc w:val="left"/>
+        <w:ind w:start="4320" w:hanging="360"/>
+      </w:pPr>
+      <w:rPr>
+        <w:rFonts w:ascii="Wingdings" w:hAnsi="Wingdings" w:cs="Wingdings" w:hint="default"/>
+        <w:sz w:val="20"/>
+      </w:rPr>
+    </w:lvl>
+    <w:lvl w:ilvl="6">
+      <w:start w:val="1"/>
+      <w:numFmt w:val="bullet"/>
+      <w:lvlText w:val=""/>
+      <w:lvlJc w:val="start"/>
       <w:pPr>
         <w:tabs>
           <w:tab w:val="num" w:pos="5040"/>
         </w:tabs>
-        <w:ind w:left="5040" w:hanging="360"/>
-      </w:pPr>
-      <w:rPr>
-        <w:rFonts w:ascii="Wingdings" w:hAnsi="Wingdings" w:hint="default"/>
-        <w:sz w:val="20"/>
-      </w:rPr>
-    </w:lvl>
-    <w:lvl w:ilvl="7" w:tentative="1">
-      <w:start w:val="1"/>
-      <w:numFmt w:val="bullet"/>
-      <w:lvlText w:val=""/>
-      <w:lvlJc w:val="left"/>
+        <w:ind w:start="5040" w:hanging="360"/>
+      </w:pPr>
+      <w:rPr>
+        <w:rFonts w:ascii="Wingdings" w:hAnsi="Wingdings" w:cs="Wingdings" w:hint="default"/>
+        <w:sz w:val="20"/>
+      </w:rPr>
+    </w:lvl>
+    <w:lvl w:ilvl="7">
+      <w:start w:val="1"/>
+      <w:numFmt w:val="bullet"/>
+      <w:lvlText w:val=""/>
+      <w:lvlJc w:val="start"/>
       <w:pPr>
         <w:tabs>
           <w:tab w:val="num" w:pos="5760"/>
         </w:tabs>
-        <w:ind w:left="5760" w:hanging="360"/>
-      </w:pPr>
-      <w:rPr>
-        <w:rFonts w:ascii="Wingdings" w:hAnsi="Wingdings" w:hint="default"/>
-        <w:sz w:val="20"/>
-      </w:rPr>
-    </w:lvl>
-    <w:lvl w:ilvl="8" w:tentative="1">
-      <w:start w:val="1"/>
-      <w:numFmt w:val="bullet"/>
-      <w:lvlText w:val=""/>
-      <w:lvlJc w:val="left"/>
+        <w:ind w:start="5760" w:hanging="360"/>
+      </w:pPr>
+      <w:rPr>
+        <w:rFonts w:ascii="Wingdings" w:hAnsi="Wingdings" w:cs="Wingdings" w:hint="default"/>
+        <w:sz w:val="20"/>
+      </w:rPr>
+    </w:lvl>
+    <w:lvl w:ilvl="8">
+      <w:start w:val="1"/>
+      <w:numFmt w:val="bullet"/>
+      <w:lvlText w:val=""/>
+      <w:lvlJc w:val="start"/>
       <w:pPr>
         <w:tabs>
           <w:tab w:val="num" w:pos="6480"/>
         </w:tabs>
-        <w:ind w:left="6480" w:hanging="360"/>
-      </w:pPr>
-      <w:rPr>
-        <w:rFonts w:ascii="Wingdings" w:hAnsi="Wingdings" w:hint="default"/>
+        <w:ind w:start="6480" w:hanging="360"/>
+      </w:pPr>
+      <w:rPr>
+        <w:rFonts w:ascii="Wingdings" w:hAnsi="Wingdings" w:cs="Wingdings" w:hint="default"/>
         <w:sz w:val="20"/>
       </w:rPr>
     </w:lvl>
   </w:abstractNum>
-  <w:abstractNum w:abstractNumId="3" w15:restartNumberingAfterBreak="0">
-    <w:nsid w:val="1A8528AE"/>
-    <w:multiLevelType w:val="multilevel"/>
-    <w:tmpl w:val="CC5454F0"/>
+  <w:abstractNum w:abstractNumId="4">
     <w:lvl w:ilvl="0">
       <w:start w:val="1"/>
       <w:numFmt w:val="bullet"/>
       <w:lvlText w:val=""/>
-      <w:lvlJc w:val="left"/>
+      <w:lvlJc w:val="start"/>
       <w:pPr>
         <w:tabs>
           <w:tab w:val="num" w:pos="720"/>
         </w:tabs>
-        <w:ind w:left="720" w:hanging="360"/>
-      </w:pPr>
-      <w:rPr>
-        <w:rFonts w:ascii="Symbol" w:hAnsi="Symbol" w:hint="default"/>
-        <w:sz w:val="20"/>
-      </w:rPr>
-    </w:lvl>
-    <w:lvl w:ilvl="1" w:tentative="1">
+        <w:ind w:start="720" w:hanging="360"/>
+      </w:pPr>
+      <w:rPr>
+        <w:rFonts w:ascii="Symbol" w:hAnsi="Symbol" w:cs="Symbol" w:hint="default"/>
+        <w:sz w:val="20"/>
+      </w:rPr>
+    </w:lvl>
+    <w:lvl w:ilvl="1">
       <w:start w:val="1"/>
       <w:numFmt w:val="bullet"/>
       <w:lvlText w:val="o"/>
-      <w:lvlJc w:val="left"/>
+      <w:lvlJc w:val="start"/>
       <w:pPr>
         <w:tabs>
           <w:tab w:val="num" w:pos="1440"/>
         </w:tabs>
-        <w:ind w:left="1440" w:hanging="360"/>
-      </w:pPr>
-      <w:rPr>
-        <w:rFonts w:ascii="Courier New" w:hAnsi="Courier New" w:hint="default"/>
-        <w:sz w:val="20"/>
-      </w:rPr>
-    </w:lvl>
-    <w:lvl w:ilvl="2" w:tentative="1">
-      <w:start w:val="1"/>
-      <w:numFmt w:val="bullet"/>
-      <w:lvlText w:val=""/>
-      <w:lvlJc w:val="left"/>
+        <w:ind w:start="1440" w:hanging="360"/>
+      </w:pPr>
+      <w:rPr>
+        <w:rFonts w:ascii="Courier New" w:hAnsi="Courier New" w:cs="Courier New" w:hint="default"/>
+        <w:sz w:val="20"/>
+      </w:rPr>
+    </w:lvl>
+    <w:lvl w:ilvl="2">
+      <w:start w:val="1"/>
+      <w:numFmt w:val="bullet"/>
+      <w:lvlText w:val=""/>
+      <w:lvlJc w:val="start"/>
       <w:pPr>
         <w:tabs>
           <w:tab w:val="num" w:pos="2160"/>
         </w:tabs>
-        <w:ind w:left="2160" w:hanging="360"/>
-      </w:pPr>
-      <w:rPr>
-        <w:rFonts w:ascii="Wingdings" w:hAnsi="Wingdings" w:hint="default"/>
-        <w:sz w:val="20"/>
-      </w:rPr>
-    </w:lvl>
-    <w:lvl w:ilvl="3" w:tentative="1">
-      <w:start w:val="1"/>
-      <w:numFmt w:val="bullet"/>
-      <w:lvlText w:val=""/>
-      <w:lvlJc w:val="left"/>
+        <w:ind w:start="2160" w:hanging="360"/>
+      </w:pPr>
+      <w:rPr>
+        <w:rFonts w:ascii="Wingdings" w:hAnsi="Wingdings" w:cs="Wingdings" w:hint="default"/>
+        <w:sz w:val="20"/>
+      </w:rPr>
+    </w:lvl>
+    <w:lvl w:ilvl="3">
+      <w:start w:val="1"/>
+      <w:numFmt w:val="bullet"/>
+      <w:lvlText w:val=""/>
+      <w:lvlJc w:val="start"/>
       <w:pPr>
         <w:tabs>
           <w:tab w:val="num" w:pos="2880"/>
         </w:tabs>
-        <w:ind w:left="2880" w:hanging="360"/>
-      </w:pPr>
-      <w:rPr>
-        <w:rFonts w:ascii="Wingdings" w:hAnsi="Wingdings" w:hint="default"/>
-        <w:sz w:val="20"/>
-      </w:rPr>
-    </w:lvl>
-    <w:lvl w:ilvl="4" w:tentative="1">
-      <w:start w:val="1"/>
-      <w:numFmt w:val="bullet"/>
-      <w:lvlText w:val=""/>
-      <w:lvlJc w:val="left"/>
+        <w:ind w:start="2880" w:hanging="360"/>
+      </w:pPr>
+      <w:rPr>
+        <w:rFonts w:ascii="Wingdings" w:hAnsi="Wingdings" w:cs="Wingdings" w:hint="default"/>
+        <w:sz w:val="20"/>
+      </w:rPr>
+    </w:lvl>
+    <w:lvl w:ilvl="4">
+      <w:start w:val="1"/>
+      <w:numFmt w:val="bullet"/>
+      <w:lvlText w:val=""/>
+      <w:lvlJc w:val="start"/>
       <w:pPr>
         <w:tabs>
           <w:tab w:val="num" w:pos="3600"/>
         </w:tabs>
-        <w:ind w:left="3600" w:hanging="360"/>
-      </w:pPr>
-      <w:rPr>
-        <w:rFonts w:ascii="Wingdings" w:hAnsi="Wingdings" w:hint="default"/>
-        <w:sz w:val="20"/>
-      </w:rPr>
-    </w:lvl>
-    <w:lvl w:ilvl="5" w:tentative="1">
-      <w:start w:val="1"/>
-      <w:numFmt w:val="bullet"/>
-      <w:lvlText w:val=""/>
-      <w:lvlJc w:val="left"/>
+        <w:ind w:start="3600" w:hanging="360"/>
+      </w:pPr>
+      <w:rPr>
+        <w:rFonts w:ascii="Wingdings" w:hAnsi="Wingdings" w:cs="Wingdings" w:hint="default"/>
+        <w:sz w:val="20"/>
+      </w:rPr>
+    </w:lvl>
+    <w:lvl w:ilvl="5">
+      <w:start w:val="1"/>
+      <w:numFmt w:val="bullet"/>
+      <w:lvlText w:val=""/>
+      <w:lvlJc w:val="start"/>
       <w:pPr>
         <w:tabs>
           <w:tab w:val="num" w:pos="4320"/>
         </w:tabs>
-        <w:ind w:left="4320" w:hanging="360"/>
-      </w:pPr>
-      <w:rPr>
-        <w:rFonts w:ascii="Wingdings" w:hAnsi="Wingdings" w:hint="default"/>
-        <w:sz w:val="20"/>
-      </w:rPr>
-    </w:lvl>
-    <w:lvl w:ilvl="6" w:tentative="1">
-      <w:start w:val="1"/>
-      <w:numFmt w:val="bullet"/>
-      <w:lvlText w:val=""/>
-      <w:lvlJc w:val="left"/>
+        <w:ind w:start="4320" w:hanging="360"/>
+      </w:pPr>
+      <w:rPr>
+        <w:rFonts w:ascii="Wingdings" w:hAnsi="Wingdings" w:cs="Wingdings" w:hint="default"/>
+        <w:sz w:val="20"/>
+      </w:rPr>
+    </w:lvl>
+    <w:lvl w:ilvl="6">
+      <w:start w:val="1"/>
+      <w:numFmt w:val="bullet"/>
+      <w:lvlText w:val=""/>
+      <w:lvlJc w:val="start"/>
       <w:pPr>
         <w:tabs>
           <w:tab w:val="num" w:pos="5040"/>
         </w:tabs>
-        <w:ind w:left="5040" w:hanging="360"/>
-      </w:pPr>
-      <w:rPr>
-        <w:rFonts w:ascii="Wingdings" w:hAnsi="Wingdings" w:hint="default"/>
-        <w:sz w:val="20"/>
-      </w:rPr>
-    </w:lvl>
-    <w:lvl w:ilvl="7" w:tentative="1">
-      <w:start w:val="1"/>
-      <w:numFmt w:val="bullet"/>
-      <w:lvlText w:val=""/>
-      <w:lvlJc w:val="left"/>
+        <w:ind w:start="5040" w:hanging="360"/>
+      </w:pPr>
+      <w:rPr>
+        <w:rFonts w:ascii="Wingdings" w:hAnsi="Wingdings" w:cs="Wingdings" w:hint="default"/>
+        <w:sz w:val="20"/>
+      </w:rPr>
+    </w:lvl>
+    <w:lvl w:ilvl="7">
+      <w:start w:val="1"/>
+      <w:numFmt w:val="bullet"/>
+      <w:lvlText w:val=""/>
+      <w:lvlJc w:val="start"/>
       <w:pPr>
         <w:tabs>
           <w:tab w:val="num" w:pos="5760"/>
         </w:tabs>
-        <w:ind w:left="5760" w:hanging="360"/>
-      </w:pPr>
-      <w:rPr>
-        <w:rFonts w:ascii="Wingdings" w:hAnsi="Wingdings" w:hint="default"/>
-        <w:sz w:val="20"/>
-      </w:rPr>
-    </w:lvl>
-    <w:lvl w:ilvl="8" w:tentative="1">
-      <w:start w:val="1"/>
-      <w:numFmt w:val="bullet"/>
-      <w:lvlText w:val=""/>
-      <w:lvlJc w:val="left"/>
+        <w:ind w:start="5760" w:hanging="360"/>
+      </w:pPr>
+      <w:rPr>
+        <w:rFonts w:ascii="Wingdings" w:hAnsi="Wingdings" w:cs="Wingdings" w:hint="default"/>
+        <w:sz w:val="20"/>
+      </w:rPr>
+    </w:lvl>
+    <w:lvl w:ilvl="8">
+      <w:start w:val="1"/>
+      <w:numFmt w:val="bullet"/>
+      <w:lvlText w:val=""/>
+      <w:lvlJc w:val="start"/>
       <w:pPr>
         <w:tabs>
           <w:tab w:val="num" w:pos="6480"/>
         </w:tabs>
-        <w:ind w:left="6480" w:hanging="360"/>
-      </w:pPr>
-      <w:rPr>
-        <w:rFonts w:ascii="Wingdings" w:hAnsi="Wingdings" w:hint="default"/>
+        <w:ind w:start="6480" w:hanging="360"/>
+      </w:pPr>
+      <w:rPr>
+        <w:rFonts w:ascii="Wingdings" w:hAnsi="Wingdings" w:cs="Wingdings" w:hint="default"/>
         <w:sz w:val="20"/>
       </w:rPr>
     </w:lvl>
   </w:abstractNum>
-  <w:abstractNum w:abstractNumId="4" w15:restartNumberingAfterBreak="0">
-    <w:nsid w:val="24645632"/>
-    <w:multiLevelType w:val="multilevel"/>
-    <w:tmpl w:val="06764C56"/>
+  <w:abstractNum w:abstractNumId="5">
     <w:lvl w:ilvl="0">
       <w:start w:val="1"/>
       <w:numFmt w:val="bullet"/>
       <w:lvlText w:val=""/>
-      <w:lvlJc w:val="left"/>
+      <w:lvlJc w:val="start"/>
       <w:pPr>
         <w:tabs>
           <w:tab w:val="num" w:pos="720"/>
         </w:tabs>
-        <w:ind w:left="720" w:hanging="360"/>
-      </w:pPr>
-      <w:rPr>
-        <w:rFonts w:ascii="Symbol" w:hAnsi="Symbol" w:hint="default"/>
-        <w:sz w:val="20"/>
-      </w:rPr>
-    </w:lvl>
-    <w:lvl w:ilvl="1" w:tentative="1">
+        <w:ind w:start="720" w:hanging="360"/>
+      </w:pPr>
+      <w:rPr>
+        <w:rFonts w:ascii="Symbol" w:hAnsi="Symbol" w:cs="Symbol" w:hint="default"/>
+        <w:sz w:val="20"/>
+      </w:rPr>
+    </w:lvl>
+    <w:lvl w:ilvl="1">
       <w:start w:val="1"/>
       <w:numFmt w:val="bullet"/>
       <w:lvlText w:val="o"/>
-      <w:lvlJc w:val="left"/>
+      <w:lvlJc w:val="start"/>
       <w:pPr>
         <w:tabs>
           <w:tab w:val="num" w:pos="1440"/>
         </w:tabs>
-        <w:ind w:left="1440" w:hanging="360"/>
-      </w:pPr>
-      <w:rPr>
-        <w:rFonts w:ascii="Courier New" w:hAnsi="Courier New" w:hint="default"/>
-        <w:sz w:val="20"/>
-      </w:rPr>
-    </w:lvl>
-    <w:lvl w:ilvl="2" w:tentative="1">
-      <w:start w:val="1"/>
-      <w:numFmt w:val="bullet"/>
-      <w:lvlText w:val=""/>
-      <w:lvlJc w:val="left"/>
+        <w:ind w:start="1440" w:hanging="360"/>
+      </w:pPr>
+      <w:rPr>
+        <w:rFonts w:ascii="Courier New" w:hAnsi="Courier New" w:cs="Courier New" w:hint="default"/>
+        <w:sz w:val="20"/>
+      </w:rPr>
+    </w:lvl>
+    <w:lvl w:ilvl="2">
+      <w:start w:val="1"/>
+      <w:numFmt w:val="bullet"/>
+      <w:lvlText w:val=""/>
+      <w:lvlJc w:val="start"/>
       <w:pPr>
         <w:tabs>
           <w:tab w:val="num" w:pos="2160"/>
         </w:tabs>
-        <w:ind w:left="2160" w:hanging="360"/>
-      </w:pPr>
-      <w:rPr>
-        <w:rFonts w:ascii="Wingdings" w:hAnsi="Wingdings" w:hint="default"/>
-        <w:sz w:val="20"/>
-      </w:rPr>
-    </w:lvl>
-    <w:lvl w:ilvl="3" w:tentative="1">
-      <w:start w:val="1"/>
-      <w:numFmt w:val="bullet"/>
-      <w:lvlText w:val=""/>
-      <w:lvlJc w:val="left"/>
+        <w:ind w:start="2160" w:hanging="360"/>
+      </w:pPr>
+      <w:rPr>
+        <w:rFonts w:ascii="Wingdings" w:hAnsi="Wingdings" w:cs="Wingdings" w:hint="default"/>
+        <w:sz w:val="20"/>
+      </w:rPr>
+    </w:lvl>
+    <w:lvl w:ilvl="3">
+      <w:start w:val="1"/>
+      <w:numFmt w:val="bullet"/>
+      <w:lvlText w:val=""/>
+      <w:lvlJc w:val="start"/>
       <w:pPr>
         <w:tabs>
           <w:tab w:val="num" w:pos="2880"/>
         </w:tabs>
-        <w:ind w:left="2880" w:hanging="360"/>
-      </w:pPr>
-      <w:rPr>
-        <w:rFonts w:ascii="Wingdings" w:hAnsi="Wingdings" w:hint="default"/>
-        <w:sz w:val="20"/>
-      </w:rPr>
-    </w:lvl>
-    <w:lvl w:ilvl="4" w:tentative="1">
-      <w:start w:val="1"/>
-      <w:numFmt w:val="bullet"/>
-      <w:lvlText w:val=""/>
-      <w:lvlJc w:val="left"/>
+        <w:ind w:start="2880" w:hanging="360"/>
+      </w:pPr>
+      <w:rPr>
+        <w:rFonts w:ascii="Wingdings" w:hAnsi="Wingdings" w:cs="Wingdings" w:hint="default"/>
+        <w:sz w:val="20"/>
+      </w:rPr>
+    </w:lvl>
+    <w:lvl w:ilvl="4">
+      <w:start w:val="1"/>
+      <w:numFmt w:val="bullet"/>
+      <w:lvlText w:val=""/>
+      <w:lvlJc w:val="start"/>
       <w:pPr>
         <w:tabs>
           <w:tab w:val="num" w:pos="3600"/>
         </w:tabs>
-        <w:ind w:left="3600" w:hanging="360"/>
-      </w:pPr>
-      <w:rPr>
-        <w:rFonts w:ascii="Wingdings" w:hAnsi="Wingdings" w:hint="default"/>
-        <w:sz w:val="20"/>
-      </w:rPr>
-    </w:lvl>
-    <w:lvl w:ilvl="5" w:tentative="1">
-      <w:start w:val="1"/>
-      <w:numFmt w:val="bullet"/>
-      <w:lvlText w:val=""/>
-      <w:lvlJc w:val="left"/>
+        <w:ind w:start="3600" w:hanging="360"/>
+      </w:pPr>
+      <w:rPr>
+        <w:rFonts w:ascii="Wingdings" w:hAnsi="Wingdings" w:cs="Wingdings" w:hint="default"/>
+        <w:sz w:val="20"/>
+      </w:rPr>
+    </w:lvl>
+    <w:lvl w:ilvl="5">
+      <w:start w:val="1"/>
+      <w:numFmt w:val="bullet"/>
+      <w:lvlText w:val=""/>
+      <w:lvlJc w:val="start"/>
       <w:pPr>
         <w:tabs>
           <w:tab w:val="num" w:pos="4320"/>
         </w:tabs>
-        <w:ind w:left="4320" w:hanging="360"/>
-      </w:pPr>
-      <w:rPr>
-        <w:rFonts w:ascii="Wingdings" w:hAnsi="Wingdings" w:hint="default"/>
-        <w:sz w:val="20"/>
-      </w:rPr>
-    </w:lvl>
-    <w:lvl w:ilvl="6" w:tentative="1">
-      <w:start w:val="1"/>
-      <w:numFmt w:val="bullet"/>
-      <w:lvlText w:val=""/>
-      <w:lvlJc w:val="left"/>
+        <w:ind w:start="4320" w:hanging="360"/>
+      </w:pPr>
+      <w:rPr>
+        <w:rFonts w:ascii="Wingdings" w:hAnsi="Wingdings" w:cs="Wingdings" w:hint="default"/>
+        <w:sz w:val="20"/>
+      </w:rPr>
+    </w:lvl>
+    <w:lvl w:ilvl="6">
+      <w:start w:val="1"/>
+      <w:numFmt w:val="bullet"/>
+      <w:lvlText w:val=""/>
+      <w:lvlJc w:val="start"/>
       <w:pPr>
         <w:tabs>
           <w:tab w:val="num" w:pos="5040"/>
         </w:tabs>
-        <w:ind w:left="5040" w:hanging="360"/>
-      </w:pPr>
-      <w:rPr>
-        <w:rFonts w:ascii="Wingdings" w:hAnsi="Wingdings" w:hint="default"/>
-        <w:sz w:val="20"/>
-      </w:rPr>
-    </w:lvl>
-    <w:lvl w:ilvl="7" w:tentative="1">
-      <w:start w:val="1"/>
-      <w:numFmt w:val="bullet"/>
-      <w:lvlText w:val=""/>
-      <w:lvlJc w:val="left"/>
+        <w:ind w:start="5040" w:hanging="360"/>
+      </w:pPr>
+      <w:rPr>
+        <w:rFonts w:ascii="Wingdings" w:hAnsi="Wingdings" w:cs="Wingdings" w:hint="default"/>
+        <w:sz w:val="20"/>
+      </w:rPr>
+    </w:lvl>
+    <w:lvl w:ilvl="7">
+      <w:start w:val="1"/>
+      <w:numFmt w:val="bullet"/>
+      <w:lvlText w:val=""/>
+      <w:lvlJc w:val="start"/>
       <w:pPr>
         <w:tabs>
           <w:tab w:val="num" w:pos="5760"/>
         </w:tabs>
-        <w:ind w:left="5760" w:hanging="360"/>
-      </w:pPr>
-      <w:rPr>
-        <w:rFonts w:ascii="Wingdings" w:hAnsi="Wingdings" w:hint="default"/>
-        <w:sz w:val="20"/>
-      </w:rPr>
-    </w:lvl>
-    <w:lvl w:ilvl="8" w:tentative="1">
-      <w:start w:val="1"/>
-      <w:numFmt w:val="bullet"/>
-      <w:lvlText w:val=""/>
-      <w:lvlJc w:val="left"/>
+        <w:ind w:start="5760" w:hanging="360"/>
+      </w:pPr>
+      <w:rPr>
+        <w:rFonts w:ascii="Wingdings" w:hAnsi="Wingdings" w:cs="Wingdings" w:hint="default"/>
+        <w:sz w:val="20"/>
+      </w:rPr>
+    </w:lvl>
+    <w:lvl w:ilvl="8">
+      <w:start w:val="1"/>
+      <w:numFmt w:val="bullet"/>
+      <w:lvlText w:val=""/>
+      <w:lvlJc w:val="start"/>
       <w:pPr>
         <w:tabs>
           <w:tab w:val="num" w:pos="6480"/>
         </w:tabs>
-        <w:ind w:left="6480" w:hanging="360"/>
-      </w:pPr>
-      <w:rPr>
-        <w:rFonts w:ascii="Wingdings" w:hAnsi="Wingdings" w:hint="default"/>
+        <w:ind w:start="6480" w:hanging="360"/>
+      </w:pPr>
+      <w:rPr>
+        <w:rFonts w:ascii="Wingdings" w:hAnsi="Wingdings" w:cs="Wingdings" w:hint="default"/>
         <w:sz w:val="20"/>
       </w:rPr>
     </w:lvl>
   </w:abstractNum>
-  <w:abstractNum w:abstractNumId="5" w15:restartNumberingAfterBreak="0">
-    <w:nsid w:val="2DE32B0E"/>
-    <w:multiLevelType w:val="multilevel"/>
-    <w:tmpl w:val="CE005C04"/>
+  <w:abstractNum w:abstractNumId="6">
     <w:lvl w:ilvl="0">
       <w:start w:val="1"/>
       <w:numFmt w:val="bullet"/>
       <w:lvlText w:val=""/>
-      <w:lvlJc w:val="left"/>
+      <w:lvlJc w:val="start"/>
       <w:pPr>
         <w:tabs>
           <w:tab w:val="num" w:pos="720"/>
         </w:tabs>
-        <w:ind w:left="720" w:hanging="360"/>
-      </w:pPr>
-      <w:rPr>
-        <w:rFonts w:ascii="Symbol" w:hAnsi="Symbol" w:hint="default"/>
-        <w:sz w:val="20"/>
-      </w:rPr>
-    </w:lvl>
-    <w:lvl w:ilvl="1" w:tentative="1">
+        <w:ind w:start="720" w:hanging="360"/>
+      </w:pPr>
+      <w:rPr>
+        <w:rFonts w:ascii="Symbol" w:hAnsi="Symbol" w:cs="Symbol" w:hint="default"/>
+        <w:sz w:val="20"/>
+      </w:rPr>
+    </w:lvl>
+    <w:lvl w:ilvl="1">
       <w:start w:val="1"/>
       <w:numFmt w:val="bullet"/>
       <w:lvlText w:val="o"/>
-      <w:lvlJc w:val="left"/>
+      <w:lvlJc w:val="start"/>
       <w:pPr>
         <w:tabs>
           <w:tab w:val="num" w:pos="1440"/>
         </w:tabs>
-        <w:ind w:left="1440" w:hanging="360"/>
-      </w:pPr>
-      <w:rPr>
-        <w:rFonts w:ascii="Courier New" w:hAnsi="Courier New" w:hint="default"/>
-        <w:sz w:val="20"/>
-      </w:rPr>
-    </w:lvl>
-    <w:lvl w:ilvl="2" w:tentative="1">
-      <w:start w:val="1"/>
-      <w:numFmt w:val="bullet"/>
-      <w:lvlText w:val=""/>
-      <w:lvlJc w:val="left"/>
+        <w:ind w:start="1440" w:hanging="360"/>
+      </w:pPr>
+      <w:rPr>
+        <w:rFonts w:ascii="Courier New" w:hAnsi="Courier New" w:cs="Courier New" w:hint="default"/>
+        <w:sz w:val="20"/>
+      </w:rPr>
+    </w:lvl>
+    <w:lvl w:ilvl="2">
+      <w:start w:val="1"/>
+      <w:numFmt w:val="bullet"/>
+      <w:lvlText w:val=""/>
+      <w:lvlJc w:val="start"/>
       <w:pPr>
         <w:tabs>
           <w:tab w:val="num" w:pos="2160"/>
         </w:tabs>
-        <w:ind w:left="2160" w:hanging="360"/>
-      </w:pPr>
-      <w:rPr>
-        <w:rFonts w:ascii="Wingdings" w:hAnsi="Wingdings" w:hint="default"/>
-        <w:sz w:val="20"/>
-      </w:rPr>
-    </w:lvl>
-    <w:lvl w:ilvl="3" w:tentative="1">
-      <w:start w:val="1"/>
-      <w:numFmt w:val="bullet"/>
-      <w:lvlText w:val=""/>
-      <w:lvlJc w:val="left"/>
+        <w:ind w:start="2160" w:hanging="360"/>
+      </w:pPr>
+      <w:rPr>
+        <w:rFonts w:ascii="Wingdings" w:hAnsi="Wingdings" w:cs="Wingdings" w:hint="default"/>
+        <w:sz w:val="20"/>
+      </w:rPr>
+    </w:lvl>
+    <w:lvl w:ilvl="3">
+      <w:start w:val="1"/>
+      <w:numFmt w:val="bullet"/>
+      <w:lvlText w:val=""/>
+      <w:lvlJc w:val="start"/>
       <w:pPr>
         <w:tabs>
           <w:tab w:val="num" w:pos="2880"/>
         </w:tabs>
-        <w:ind w:left="2880" w:hanging="360"/>
-      </w:pPr>
-      <w:rPr>
-        <w:rFonts w:ascii="Wingdings" w:hAnsi="Wingdings" w:hint="default"/>
-        <w:sz w:val="20"/>
-      </w:rPr>
-    </w:lvl>
-    <w:lvl w:ilvl="4" w:tentative="1">
-      <w:start w:val="1"/>
-      <w:numFmt w:val="bullet"/>
-      <w:lvlText w:val=""/>
-      <w:lvlJc w:val="left"/>
+        <w:ind w:start="2880" w:hanging="360"/>
+      </w:pPr>
+      <w:rPr>
+        <w:rFonts w:ascii="Wingdings" w:hAnsi="Wingdings" w:cs="Wingdings" w:hint="default"/>
+        <w:sz w:val="20"/>
+      </w:rPr>
+    </w:lvl>
+    <w:lvl w:ilvl="4">
+      <w:start w:val="1"/>
+      <w:numFmt w:val="bullet"/>
+      <w:lvlText w:val=""/>
+      <w:lvlJc w:val="start"/>
       <w:pPr>
         <w:tabs>
           <w:tab w:val="num" w:pos="3600"/>
         </w:tabs>
-        <w:ind w:left="3600" w:hanging="360"/>
-      </w:pPr>
-      <w:rPr>
-        <w:rFonts w:ascii="Wingdings" w:hAnsi="Wingdings" w:hint="default"/>
-        <w:sz w:val="20"/>
-      </w:rPr>
-    </w:lvl>
-    <w:lvl w:ilvl="5" w:tentative="1">
-      <w:start w:val="1"/>
-      <w:numFmt w:val="bullet"/>
-      <w:lvlText w:val=""/>
-      <w:lvlJc w:val="left"/>
+        <w:ind w:start="3600" w:hanging="360"/>
+      </w:pPr>
+      <w:rPr>
+        <w:rFonts w:ascii="Wingdings" w:hAnsi="Wingdings" w:cs="Wingdings" w:hint="default"/>
+        <w:sz w:val="20"/>
+      </w:rPr>
+    </w:lvl>
+    <w:lvl w:ilvl="5">
+      <w:start w:val="1"/>
+      <w:numFmt w:val="bullet"/>
+      <w:lvlText w:val=""/>
+      <w:lvlJc w:val="start"/>
       <w:pPr>
         <w:tabs>
           <w:tab w:val="num" w:pos="4320"/>
         </w:tabs>
-        <w:ind w:left="4320" w:hanging="360"/>
-      </w:pPr>
-      <w:rPr>
-        <w:rFonts w:ascii="Wingdings" w:hAnsi="Wingdings" w:hint="default"/>
-        <w:sz w:val="20"/>
-      </w:rPr>
-    </w:lvl>
-    <w:lvl w:ilvl="6" w:tentative="1">
-      <w:start w:val="1"/>
-      <w:numFmt w:val="bullet"/>
-      <w:lvlText w:val=""/>
-      <w:lvlJc w:val="left"/>
+        <w:ind w:start="4320" w:hanging="360"/>
+      </w:pPr>
+      <w:rPr>
+        <w:rFonts w:ascii="Wingdings" w:hAnsi="Wingdings" w:cs="Wingdings" w:hint="default"/>
+        <w:sz w:val="20"/>
+      </w:rPr>
+    </w:lvl>
+    <w:lvl w:ilvl="6">
+      <w:start w:val="1"/>
+      <w:numFmt w:val="bullet"/>
+      <w:lvlText w:val=""/>
+      <w:lvlJc w:val="start"/>
       <w:pPr>
         <w:tabs>
           <w:tab w:val="num" w:pos="5040"/>
         </w:tabs>
-        <w:ind w:left="5040" w:hanging="360"/>
-      </w:pPr>
-      <w:rPr>
-        <w:rFonts w:ascii="Wingdings" w:hAnsi="Wingdings" w:hint="default"/>
-        <w:sz w:val="20"/>
-      </w:rPr>
-    </w:lvl>
-    <w:lvl w:ilvl="7" w:tentative="1">
-      <w:start w:val="1"/>
-      <w:numFmt w:val="bullet"/>
-      <w:lvlText w:val=""/>
-      <w:lvlJc w:val="left"/>
+        <w:ind w:start="5040" w:hanging="360"/>
+      </w:pPr>
+      <w:rPr>
+        <w:rFonts w:ascii="Wingdings" w:hAnsi="Wingdings" w:cs="Wingdings" w:hint="default"/>
+        <w:sz w:val="20"/>
+      </w:rPr>
+    </w:lvl>
+    <w:lvl w:ilvl="7">
+      <w:start w:val="1"/>
+      <w:numFmt w:val="bullet"/>
+      <w:lvlText w:val=""/>
+      <w:lvlJc w:val="start"/>
       <w:pPr>
         <w:tabs>
           <w:tab w:val="num" w:pos="5760"/>
         </w:tabs>
-        <w:ind w:left="5760" w:hanging="360"/>
-      </w:pPr>
-      <w:rPr>
-        <w:rFonts w:ascii="Wingdings" w:hAnsi="Wingdings" w:hint="default"/>
-        <w:sz w:val="20"/>
-      </w:rPr>
-    </w:lvl>
-    <w:lvl w:ilvl="8" w:tentative="1">
-      <w:start w:val="1"/>
-      <w:numFmt w:val="bullet"/>
-      <w:lvlText w:val=""/>
-      <w:lvlJc w:val="left"/>
+        <w:ind w:start="5760" w:hanging="360"/>
+      </w:pPr>
+      <w:rPr>
+        <w:rFonts w:ascii="Wingdings" w:hAnsi="Wingdings" w:cs="Wingdings" w:hint="default"/>
+        <w:sz w:val="20"/>
+      </w:rPr>
+    </w:lvl>
+    <w:lvl w:ilvl="8">
+      <w:start w:val="1"/>
+      <w:numFmt w:val="bullet"/>
+      <w:lvlText w:val=""/>
+      <w:lvlJc w:val="start"/>
       <w:pPr>
         <w:tabs>
           <w:tab w:val="num" w:pos="6480"/>
         </w:tabs>
-        <w:ind w:left="6480" w:hanging="360"/>
-      </w:pPr>
-      <w:rPr>
-        <w:rFonts w:ascii="Wingdings" w:hAnsi="Wingdings" w:hint="default"/>
+        <w:ind w:start="6480" w:hanging="360"/>
+      </w:pPr>
+      <w:rPr>
+        <w:rFonts w:ascii="Wingdings" w:hAnsi="Wingdings" w:cs="Wingdings" w:hint="default"/>
         <w:sz w:val="20"/>
       </w:rPr>
     </w:lvl>
   </w:abstractNum>
-  <w:abstractNum w:abstractNumId="6" w15:restartNumberingAfterBreak="0">
-    <w:nsid w:val="3BA9703B"/>
-    <w:multiLevelType w:val="multilevel"/>
-    <w:tmpl w:val="D4902A2C"/>
+  <w:abstractNum w:abstractNumId="7">
     <w:lvl w:ilvl="0">
       <w:start w:val="1"/>
       <w:numFmt w:val="bullet"/>
       <w:lvlText w:val=""/>
-      <w:lvlJc w:val="left"/>
+      <w:lvlJc w:val="start"/>
       <w:pPr>
         <w:tabs>
           <w:tab w:val="num" w:pos="720"/>
         </w:tabs>
-        <w:ind w:left="720" w:hanging="360"/>
-      </w:pPr>
-      <w:rPr>
-        <w:rFonts w:ascii="Symbol" w:hAnsi="Symbol" w:hint="default"/>
-        <w:sz w:val="20"/>
-      </w:rPr>
-    </w:lvl>
-    <w:lvl w:ilvl="1" w:tentative="1">
+        <w:ind w:start="720" w:hanging="360"/>
+      </w:pPr>
+      <w:rPr>
+        <w:rFonts w:ascii="Symbol" w:hAnsi="Symbol" w:cs="Symbol" w:hint="default"/>
+        <w:sz w:val="20"/>
+      </w:rPr>
+    </w:lvl>
+    <w:lvl w:ilvl="1">
       <w:start w:val="1"/>
       <w:numFmt w:val="bullet"/>
       <w:lvlText w:val="o"/>
-      <w:lvlJc w:val="left"/>
+      <w:lvlJc w:val="start"/>
       <w:pPr>
         <w:tabs>
           <w:tab w:val="num" w:pos="1440"/>
         </w:tabs>
-        <w:ind w:left="1440" w:hanging="360"/>
-      </w:pPr>
-      <w:rPr>
-        <w:rFonts w:ascii="Courier New" w:hAnsi="Courier New" w:hint="default"/>
-        <w:sz w:val="20"/>
-      </w:rPr>
-    </w:lvl>
-    <w:lvl w:ilvl="2" w:tentative="1">
-      <w:start w:val="1"/>
-      <w:numFmt w:val="bullet"/>
-      <w:lvlText w:val=""/>
-      <w:lvlJc w:val="left"/>
+        <w:ind w:start="1440" w:hanging="360"/>
+      </w:pPr>
+      <w:rPr>
+        <w:rFonts w:ascii="Courier New" w:hAnsi="Courier New" w:cs="Courier New" w:hint="default"/>
+        <w:sz w:val="20"/>
+      </w:rPr>
+    </w:lvl>
+    <w:lvl w:ilvl="2">
+      <w:start w:val="1"/>
+      <w:numFmt w:val="bullet"/>
+      <w:lvlText w:val=""/>
+      <w:lvlJc w:val="start"/>
       <w:pPr>
         <w:tabs>
           <w:tab w:val="num" w:pos="2160"/>
         </w:tabs>
-        <w:ind w:left="2160" w:hanging="360"/>
-      </w:pPr>
-      <w:rPr>
-        <w:rFonts w:ascii="Wingdings" w:hAnsi="Wingdings" w:hint="default"/>
-        <w:sz w:val="20"/>
-      </w:rPr>
-    </w:lvl>
-    <w:lvl w:ilvl="3" w:tentative="1">
-      <w:start w:val="1"/>
-      <w:numFmt w:val="bullet"/>
-      <w:lvlText w:val=""/>
-      <w:lvlJc w:val="left"/>
+        <w:ind w:start="2160" w:hanging="360"/>
+      </w:pPr>
+      <w:rPr>
+        <w:rFonts w:ascii="Wingdings" w:hAnsi="Wingdings" w:cs="Wingdings" w:hint="default"/>
+        <w:sz w:val="20"/>
+      </w:rPr>
+    </w:lvl>
+    <w:lvl w:ilvl="3">
+      <w:start w:val="1"/>
+      <w:numFmt w:val="bullet"/>
+      <w:lvlText w:val=""/>
+      <w:lvlJc w:val="start"/>
       <w:pPr>
         <w:tabs>
           <w:tab w:val="num" w:pos="2880"/>
         </w:tabs>
-        <w:ind w:left="2880" w:hanging="360"/>
-      </w:pPr>
-      <w:rPr>
-        <w:rFonts w:ascii="Wingdings" w:hAnsi="Wingdings" w:hint="default"/>
-        <w:sz w:val="20"/>
-      </w:rPr>
-    </w:lvl>
-    <w:lvl w:ilvl="4" w:tentative="1">
-      <w:start w:val="1"/>
-      <w:numFmt w:val="bullet"/>
-      <w:lvlText w:val=""/>
-      <w:lvlJc w:val="left"/>
+        <w:ind w:start="2880" w:hanging="360"/>
+      </w:pPr>
+      <w:rPr>
+        <w:rFonts w:ascii="Wingdings" w:hAnsi="Wingdings" w:cs="Wingdings" w:hint="default"/>
+        <w:sz w:val="20"/>
+      </w:rPr>
+    </w:lvl>
+    <w:lvl w:ilvl="4">
+      <w:start w:val="1"/>
+      <w:numFmt w:val="bullet"/>
+      <w:lvlText w:val=""/>
+      <w:lvlJc w:val="start"/>
       <w:pPr>
         <w:tabs>
           <w:tab w:val="num" w:pos="3600"/>
         </w:tabs>
-        <w:ind w:left="3600" w:hanging="360"/>
-      </w:pPr>
-      <w:rPr>
-        <w:rFonts w:ascii="Wingdings" w:hAnsi="Wingdings" w:hint="default"/>
-        <w:sz w:val="20"/>
-      </w:rPr>
-    </w:lvl>
-    <w:lvl w:ilvl="5" w:tentative="1">
-      <w:start w:val="1"/>
-      <w:numFmt w:val="bullet"/>
-      <w:lvlText w:val=""/>
-      <w:lvlJc w:val="left"/>
+        <w:ind w:start="3600" w:hanging="360"/>
+      </w:pPr>
+      <w:rPr>
+        <w:rFonts w:ascii="Wingdings" w:hAnsi="Wingdings" w:cs="Wingdings" w:hint="default"/>
+        <w:sz w:val="20"/>
+      </w:rPr>
+    </w:lvl>
+    <w:lvl w:ilvl="5">
+      <w:start w:val="1"/>
+      <w:numFmt w:val="bullet"/>
+      <w:lvlText w:val=""/>
+      <w:lvlJc w:val="start"/>
       <w:pPr>
         <w:tabs>
           <w:tab w:val="num" w:pos="4320"/>
         </w:tabs>
-        <w:ind w:left="4320" w:hanging="360"/>
-      </w:pPr>
-      <w:rPr>
-        <w:rFonts w:ascii="Wingdings" w:hAnsi="Wingdings" w:hint="default"/>
-        <w:sz w:val="20"/>
-      </w:rPr>
-    </w:lvl>
-    <w:lvl w:ilvl="6" w:tentative="1">
-      <w:start w:val="1"/>
-      <w:numFmt w:val="bullet"/>
-      <w:lvlText w:val=""/>
-      <w:lvlJc w:val="left"/>
+        <w:ind w:start="4320" w:hanging="360"/>
+      </w:pPr>
+      <w:rPr>
+        <w:rFonts w:ascii="Wingdings" w:hAnsi="Wingdings" w:cs="Wingdings" w:hint="default"/>
+        <w:sz w:val="20"/>
+      </w:rPr>
+    </w:lvl>
+    <w:lvl w:ilvl="6">
+      <w:start w:val="1"/>
+      <w:numFmt w:val="bullet"/>
+      <w:lvlText w:val=""/>
+      <w:lvlJc w:val="start"/>
       <w:pPr>
         <w:tabs>
           <w:tab w:val="num" w:pos="5040"/>
         </w:tabs>
-        <w:ind w:left="5040" w:hanging="360"/>
-      </w:pPr>
-      <w:rPr>
-        <w:rFonts w:ascii="Wingdings" w:hAnsi="Wingdings" w:hint="default"/>
-        <w:sz w:val="20"/>
-      </w:rPr>
-    </w:lvl>
-    <w:lvl w:ilvl="7" w:tentative="1">
-      <w:start w:val="1"/>
-      <w:numFmt w:val="bullet"/>
-      <w:lvlText w:val=""/>
-      <w:lvlJc w:val="left"/>
+        <w:ind w:start="5040" w:hanging="360"/>
+      </w:pPr>
+      <w:rPr>
+        <w:rFonts w:ascii="Wingdings" w:hAnsi="Wingdings" w:cs="Wingdings" w:hint="default"/>
+        <w:sz w:val="20"/>
+      </w:rPr>
+    </w:lvl>
+    <w:lvl w:ilvl="7">
+      <w:start w:val="1"/>
+      <w:numFmt w:val="bullet"/>
+      <w:lvlText w:val=""/>
+      <w:lvlJc w:val="start"/>
       <w:pPr>
         <w:tabs>
           <w:tab w:val="num" w:pos="5760"/>
         </w:tabs>
-        <w:ind w:left="5760" w:hanging="360"/>
-      </w:pPr>
-      <w:rPr>
-        <w:rFonts w:ascii="Wingdings" w:hAnsi="Wingdings" w:hint="default"/>
-        <w:sz w:val="20"/>
-      </w:rPr>
-    </w:lvl>
-    <w:lvl w:ilvl="8" w:tentative="1">
-      <w:start w:val="1"/>
-      <w:numFmt w:val="bullet"/>
-      <w:lvlText w:val=""/>
-      <w:lvlJc w:val="left"/>
+        <w:ind w:start="5760" w:hanging="360"/>
+      </w:pPr>
+      <w:rPr>
+        <w:rFonts w:ascii="Wingdings" w:hAnsi="Wingdings" w:cs="Wingdings" w:hint="default"/>
+        <w:sz w:val="20"/>
+      </w:rPr>
+    </w:lvl>
+    <w:lvl w:ilvl="8">
+      <w:start w:val="1"/>
+      <w:numFmt w:val="bullet"/>
+      <w:lvlText w:val=""/>
+      <w:lvlJc w:val="start"/>
       <w:pPr>
         <w:tabs>
           <w:tab w:val="num" w:pos="6480"/>
         </w:tabs>
-        <w:ind w:left="6480" w:hanging="360"/>
-      </w:pPr>
-      <w:rPr>
-        <w:rFonts w:ascii="Wingdings" w:hAnsi="Wingdings" w:hint="default"/>
+        <w:ind w:start="6480" w:hanging="360"/>
+      </w:pPr>
+      <w:rPr>
+        <w:rFonts w:ascii="Wingdings" w:hAnsi="Wingdings" w:cs="Wingdings" w:hint="default"/>
         <w:sz w:val="20"/>
       </w:rPr>
     </w:lvl>
   </w:abstractNum>
-  <w:abstractNum w:abstractNumId="7" w15:restartNumberingAfterBreak="0">
-    <w:nsid w:val="412E39EC"/>
-    <w:multiLevelType w:val="multilevel"/>
-    <w:tmpl w:val="C778D36C"/>
+  <w:abstractNum w:abstractNumId="8">
     <w:lvl w:ilvl="0">
       <w:start w:val="1"/>
       <w:numFmt w:val="bullet"/>
       <w:lvlText w:val=""/>
-      <w:lvlJc w:val="left"/>
+      <w:lvlJc w:val="start"/>
       <w:pPr>
         <w:tabs>
           <w:tab w:val="num" w:pos="720"/>
         </w:tabs>
-        <w:ind w:left="720" w:hanging="360"/>
-      </w:pPr>
-      <w:rPr>
-        <w:rFonts w:ascii="Symbol" w:hAnsi="Symbol" w:hint="default"/>
-        <w:sz w:val="20"/>
-      </w:rPr>
-    </w:lvl>
-    <w:lvl w:ilvl="1" w:tentative="1">
+        <w:ind w:start="720" w:hanging="360"/>
+      </w:pPr>
+      <w:rPr>
+        <w:rFonts w:ascii="Symbol" w:hAnsi="Symbol" w:cs="Symbol" w:hint="default"/>
+        <w:sz w:val="20"/>
+      </w:rPr>
+    </w:lvl>
+    <w:lvl w:ilvl="1">
       <w:start w:val="1"/>
       <w:numFmt w:val="bullet"/>
       <w:lvlText w:val="o"/>
-      <w:lvlJc w:val="left"/>
+      <w:lvlJc w:val="start"/>
       <w:pPr>
         <w:tabs>
           <w:tab w:val="num" w:pos="1440"/>
         </w:tabs>
-        <w:ind w:left="1440" w:hanging="360"/>
-      </w:pPr>
-      <w:rPr>
-        <w:rFonts w:ascii="Courier New" w:hAnsi="Courier New" w:hint="default"/>
-        <w:sz w:val="20"/>
-      </w:rPr>
-    </w:lvl>
-    <w:lvl w:ilvl="2" w:tentative="1">
-      <w:start w:val="1"/>
-      <w:numFmt w:val="bullet"/>
-      <w:lvlText w:val=""/>
-      <w:lvlJc w:val="left"/>
+        <w:ind w:start="1440" w:hanging="360"/>
+      </w:pPr>
+      <w:rPr>
+        <w:rFonts w:ascii="Courier New" w:hAnsi="Courier New" w:cs="Courier New" w:hint="default"/>
+        <w:sz w:val="20"/>
+      </w:rPr>
+    </w:lvl>
+    <w:lvl w:ilvl="2">
+      <w:start w:val="1"/>
+      <w:numFmt w:val="bullet"/>
+      <w:lvlText w:val=""/>
+      <w:lvlJc w:val="start"/>
       <w:pPr>
         <w:tabs>
           <w:tab w:val="num" w:pos="2160"/>
         </w:tabs>
-        <w:ind w:left="2160" w:hanging="360"/>
-      </w:pPr>
-      <w:rPr>
-        <w:rFonts w:ascii="Wingdings" w:hAnsi="Wingdings" w:hint="default"/>
-        <w:sz w:val="20"/>
-      </w:rPr>
-    </w:lvl>
-    <w:lvl w:ilvl="3" w:tentative="1">
-      <w:start w:val="1"/>
-      <w:numFmt w:val="bullet"/>
-      <w:lvlText w:val=""/>
-      <w:lvlJc w:val="left"/>
+        <w:ind w:start="2160" w:hanging="360"/>
+      </w:pPr>
+      <w:rPr>
+        <w:rFonts w:ascii="Wingdings" w:hAnsi="Wingdings" w:cs="Wingdings" w:hint="default"/>
+        <w:sz w:val="20"/>
+      </w:rPr>
+    </w:lvl>
+    <w:lvl w:ilvl="3">
+      <w:start w:val="1"/>
+      <w:numFmt w:val="bullet"/>
+      <w:lvlText w:val=""/>
+      <w:lvlJc w:val="start"/>
       <w:pPr>
         <w:tabs>
           <w:tab w:val="num" w:pos="2880"/>
         </w:tabs>
-        <w:ind w:left="2880" w:hanging="360"/>
-      </w:pPr>
-      <w:rPr>
-        <w:rFonts w:ascii="Wingdings" w:hAnsi="Wingdings" w:hint="default"/>
-        <w:sz w:val="20"/>
-      </w:rPr>
-    </w:lvl>
-    <w:lvl w:ilvl="4" w:tentative="1">
-      <w:start w:val="1"/>
-      <w:numFmt w:val="bullet"/>
-      <w:lvlText w:val=""/>
-      <w:lvlJc w:val="left"/>
+        <w:ind w:start="2880" w:hanging="360"/>
+      </w:pPr>
+      <w:rPr>
+        <w:rFonts w:ascii="Wingdings" w:hAnsi="Wingdings" w:cs="Wingdings" w:hint="default"/>
+        <w:sz w:val="20"/>
+      </w:rPr>
+    </w:lvl>
+    <w:lvl w:ilvl="4">
+      <w:start w:val="1"/>
+      <w:numFmt w:val="bullet"/>
+      <w:lvlText w:val=""/>
+      <w:lvlJc w:val="start"/>
       <w:pPr>
         <w:tabs>
           <w:tab w:val="num" w:pos="3600"/>
         </w:tabs>
-        <w:ind w:left="3600" w:hanging="360"/>
-      </w:pPr>
-      <w:rPr>
-        <w:rFonts w:ascii="Wingdings" w:hAnsi="Wingdings" w:hint="default"/>
-        <w:sz w:val="20"/>
-      </w:rPr>
-    </w:lvl>
-    <w:lvl w:ilvl="5" w:tentative="1">
-      <w:start w:val="1"/>
-      <w:numFmt w:val="bullet"/>
-      <w:lvlText w:val=""/>
-      <w:lvlJc w:val="left"/>
+        <w:ind w:start="3600" w:hanging="360"/>
+      </w:pPr>
+      <w:rPr>
+        <w:rFonts w:ascii="Wingdings" w:hAnsi="Wingdings" w:cs="Wingdings" w:hint="default"/>
+        <w:sz w:val="20"/>
+      </w:rPr>
+    </w:lvl>
+    <w:lvl w:ilvl="5">
+      <w:start w:val="1"/>
+      <w:numFmt w:val="bullet"/>
+      <w:lvlText w:val=""/>
+      <w:lvlJc w:val="start"/>
       <w:pPr>
         <w:tabs>
           <w:tab w:val="num" w:pos="4320"/>
         </w:tabs>
-        <w:ind w:left="4320" w:hanging="360"/>
-      </w:pPr>
-      <w:rPr>
-        <w:rFonts w:ascii="Wingdings" w:hAnsi="Wingdings" w:hint="default"/>
-        <w:sz w:val="20"/>
-      </w:rPr>
-    </w:lvl>
-    <w:lvl w:ilvl="6" w:tentative="1">
-      <w:start w:val="1"/>
-      <w:numFmt w:val="bullet"/>
-      <w:lvlText w:val=""/>
-      <w:lvlJc w:val="left"/>
+        <w:ind w:start="4320" w:hanging="360"/>
+      </w:pPr>
+      <w:rPr>
+        <w:rFonts w:ascii="Wingdings" w:hAnsi="Wingdings" w:cs="Wingdings" w:hint="default"/>
+        <w:sz w:val="20"/>
+      </w:rPr>
+    </w:lvl>
+    <w:lvl w:ilvl="6">
+      <w:start w:val="1"/>
+      <w:numFmt w:val="bullet"/>
+      <w:lvlText w:val=""/>
+      <w:lvlJc w:val="start"/>
       <w:pPr>
         <w:tabs>
           <w:tab w:val="num" w:pos="5040"/>
         </w:tabs>
-        <w:ind w:left="5040" w:hanging="360"/>
-      </w:pPr>
-      <w:rPr>
-        <w:rFonts w:ascii="Wingdings" w:hAnsi="Wingdings" w:hint="default"/>
-        <w:sz w:val="20"/>
-      </w:rPr>
-    </w:lvl>
-    <w:lvl w:ilvl="7" w:tentative="1">
-      <w:start w:val="1"/>
-      <w:numFmt w:val="bullet"/>
-      <w:lvlText w:val=""/>
-      <w:lvlJc w:val="left"/>
+        <w:ind w:start="5040" w:hanging="360"/>
+      </w:pPr>
+      <w:rPr>
+        <w:rFonts w:ascii="Wingdings" w:hAnsi="Wingdings" w:cs="Wingdings" w:hint="default"/>
+        <w:sz w:val="20"/>
+      </w:rPr>
+    </w:lvl>
+    <w:lvl w:ilvl="7">
+      <w:start w:val="1"/>
+      <w:numFmt w:val="bullet"/>
+      <w:lvlText w:val=""/>
+      <w:lvlJc w:val="start"/>
       <w:pPr>
         <w:tabs>
           <w:tab w:val="num" w:pos="5760"/>
         </w:tabs>
-        <w:ind w:left="5760" w:hanging="360"/>
-      </w:pPr>
-      <w:rPr>
-        <w:rFonts w:ascii="Wingdings" w:hAnsi="Wingdings" w:hint="default"/>
-        <w:sz w:val="20"/>
-      </w:rPr>
-    </w:lvl>
-    <w:lvl w:ilvl="8" w:tentative="1">
-      <w:start w:val="1"/>
-      <w:numFmt w:val="bullet"/>
-      <w:lvlText w:val=""/>
-      <w:lvlJc w:val="left"/>
+        <w:ind w:start="5760" w:hanging="360"/>
+      </w:pPr>
+      <w:rPr>
+        <w:rFonts w:ascii="Wingdings" w:hAnsi="Wingdings" w:cs="Wingdings" w:hint="default"/>
+        <w:sz w:val="20"/>
+      </w:rPr>
+    </w:lvl>
+    <w:lvl w:ilvl="8">
+      <w:start w:val="1"/>
+      <w:numFmt w:val="bullet"/>
+      <w:lvlText w:val=""/>
+      <w:lvlJc w:val="start"/>
       <w:pPr>
         <w:tabs>
           <w:tab w:val="num" w:pos="6480"/>
         </w:tabs>
-        <w:ind w:left="6480" w:hanging="360"/>
-      </w:pPr>
-      <w:rPr>
-        <w:rFonts w:ascii="Wingdings" w:hAnsi="Wingdings" w:hint="default"/>
+        <w:ind w:start="6480" w:hanging="360"/>
+      </w:pPr>
+      <w:rPr>
+        <w:rFonts w:ascii="Wingdings" w:hAnsi="Wingdings" w:cs="Wingdings" w:hint="default"/>
         <w:sz w:val="20"/>
       </w:rPr>
     </w:lvl>
   </w:abstractNum>
-  <w:abstractNum w:abstractNumId="8" w15:restartNumberingAfterBreak="0">
-    <w:nsid w:val="57297CFD"/>
-    <w:multiLevelType w:val="multilevel"/>
-    <w:tmpl w:val="B84CDF7A"/>
+  <w:abstractNum w:abstractNumId="9">
     <w:lvl w:ilvl="0">
       <w:start w:val="1"/>
       <w:numFmt w:val="bullet"/>
       <w:lvlText w:val=""/>
-      <w:lvlJc w:val="left"/>
+      <w:lvlJc w:val="start"/>
       <w:pPr>
         <w:tabs>
           <w:tab w:val="num" w:pos="720"/>
         </w:tabs>
-        <w:ind w:left="720" w:hanging="360"/>
-      </w:pPr>
-      <w:rPr>
-        <w:rFonts w:ascii="Symbol" w:hAnsi="Symbol" w:hint="default"/>
-        <w:sz w:val="20"/>
-      </w:rPr>
-    </w:lvl>
-    <w:lvl w:ilvl="1" w:tentative="1">
+        <w:ind w:start="720" w:hanging="360"/>
+      </w:pPr>
+      <w:rPr>
+        <w:rFonts w:ascii="Symbol" w:hAnsi="Symbol" w:cs="Symbol" w:hint="default"/>
+        <w:sz w:val="20"/>
+      </w:rPr>
+    </w:lvl>
+    <w:lvl w:ilvl="1">
       <w:start w:val="1"/>
       <w:numFmt w:val="bullet"/>
       <w:lvlText w:val="o"/>
-      <w:lvlJc w:val="left"/>
+      <w:lvlJc w:val="start"/>
       <w:pPr>
         <w:tabs>
           <w:tab w:val="num" w:pos="1440"/>
         </w:tabs>
-        <w:ind w:left="1440" w:hanging="360"/>
-      </w:pPr>
-      <w:rPr>
-        <w:rFonts w:ascii="Courier New" w:hAnsi="Courier New" w:hint="default"/>
-        <w:sz w:val="20"/>
-      </w:rPr>
-    </w:lvl>
-    <w:lvl w:ilvl="2" w:tentative="1">
-      <w:start w:val="1"/>
-      <w:numFmt w:val="bullet"/>
-      <w:lvlText w:val=""/>
-      <w:lvlJc w:val="left"/>
+        <w:ind w:start="1440" w:hanging="360"/>
+      </w:pPr>
+      <w:rPr>
+        <w:rFonts w:ascii="Courier New" w:hAnsi="Courier New" w:cs="Courier New" w:hint="default"/>
+        <w:sz w:val="20"/>
+      </w:rPr>
+    </w:lvl>
+    <w:lvl w:ilvl="2">
+      <w:start w:val="1"/>
+      <w:numFmt w:val="bullet"/>
+      <w:lvlText w:val=""/>
+      <w:lvlJc w:val="start"/>
       <w:pPr>
         <w:tabs>
           <w:tab w:val="num" w:pos="2160"/>
         </w:tabs>
-        <w:ind w:left="2160" w:hanging="360"/>
-      </w:pPr>
-      <w:rPr>
-        <w:rFonts w:ascii="Wingdings" w:hAnsi="Wingdings" w:hint="default"/>
-        <w:sz w:val="20"/>
-      </w:rPr>
-    </w:lvl>
-    <w:lvl w:ilvl="3" w:tentative="1">
-      <w:start w:val="1"/>
-      <w:numFmt w:val="bullet"/>
-      <w:lvlText w:val=""/>
-      <w:lvlJc w:val="left"/>
+        <w:ind w:start="2160" w:hanging="360"/>
+      </w:pPr>
+      <w:rPr>
+        <w:rFonts w:ascii="Wingdings" w:hAnsi="Wingdings" w:cs="Wingdings" w:hint="default"/>
+        <w:sz w:val="20"/>
+      </w:rPr>
+    </w:lvl>
+    <w:lvl w:ilvl="3">
+      <w:start w:val="1"/>
+      <w:numFmt w:val="bullet"/>
+      <w:lvlText w:val=""/>
+      <w:lvlJc w:val="start"/>
       <w:pPr>
         <w:tabs>
           <w:tab w:val="num" w:pos="2880"/>
         </w:tabs>
-        <w:ind w:left="2880" w:hanging="360"/>
-      </w:pPr>
-      <w:rPr>
-        <w:rFonts w:ascii="Wingdings" w:hAnsi="Wingdings" w:hint="default"/>
-        <w:sz w:val="20"/>
-      </w:rPr>
-    </w:lvl>
-    <w:lvl w:ilvl="4" w:tentative="1">
-      <w:start w:val="1"/>
-      <w:numFmt w:val="bullet"/>
-      <w:lvlText w:val=""/>
-      <w:lvlJc w:val="left"/>
+        <w:ind w:start="2880" w:hanging="360"/>
+      </w:pPr>
+      <w:rPr>
+        <w:rFonts w:ascii="Wingdings" w:hAnsi="Wingdings" w:cs="Wingdings" w:hint="default"/>
+        <w:sz w:val="20"/>
+      </w:rPr>
+    </w:lvl>
+    <w:lvl w:ilvl="4">
+      <w:start w:val="1"/>
+      <w:numFmt w:val="bullet"/>
+      <w:lvlText w:val=""/>
+      <w:lvlJc w:val="start"/>
       <w:pPr>
         <w:tabs>
           <w:tab w:val="num" w:pos="3600"/>
         </w:tabs>
-        <w:ind w:left="3600" w:hanging="360"/>
-      </w:pPr>
-      <w:rPr>
-        <w:rFonts w:ascii="Wingdings" w:hAnsi="Wingdings" w:hint="default"/>
-        <w:sz w:val="20"/>
-      </w:rPr>
-    </w:lvl>
-    <w:lvl w:ilvl="5" w:tentative="1">
-      <w:start w:val="1"/>
-      <w:numFmt w:val="bullet"/>
-      <w:lvlText w:val=""/>
-      <w:lvlJc w:val="left"/>
+        <w:ind w:start="3600" w:hanging="360"/>
+      </w:pPr>
+      <w:rPr>
+        <w:rFonts w:ascii="Wingdings" w:hAnsi="Wingdings" w:cs="Wingdings" w:hint="default"/>
+        <w:sz w:val="20"/>
+      </w:rPr>
+    </w:lvl>
+    <w:lvl w:ilvl="5">
+      <w:start w:val="1"/>
+      <w:numFmt w:val="bullet"/>
+      <w:lvlText w:val=""/>
+      <w:lvlJc w:val="start"/>
       <w:pPr>
         <w:tabs>
           <w:tab w:val="num" w:pos="4320"/>
         </w:tabs>
-        <w:ind w:left="4320" w:hanging="360"/>
-      </w:pPr>
-      <w:rPr>
-        <w:rFonts w:ascii="Wingdings" w:hAnsi="Wingdings" w:hint="default"/>
-        <w:sz w:val="20"/>
-      </w:rPr>
-    </w:lvl>
-    <w:lvl w:ilvl="6" w:tentative="1">
-      <w:start w:val="1"/>
-      <w:numFmt w:val="bullet"/>
-      <w:lvlText w:val=""/>
-      <w:lvlJc w:val="left"/>
+        <w:ind w:start="4320" w:hanging="360"/>
+      </w:pPr>
+      <w:rPr>
+        <w:rFonts w:ascii="Wingdings" w:hAnsi="Wingdings" w:cs="Wingdings" w:hint="default"/>
+        <w:sz w:val="20"/>
+      </w:rPr>
+    </w:lvl>
+    <w:lvl w:ilvl="6">
+      <w:start w:val="1"/>
+      <w:numFmt w:val="bullet"/>
+      <w:lvlText w:val=""/>
+      <w:lvlJc w:val="start"/>
       <w:pPr>
         <w:tabs>
           <w:tab w:val="num" w:pos="5040"/>
         </w:tabs>
-        <w:ind w:left="5040" w:hanging="360"/>
-      </w:pPr>
-      <w:rPr>
-        <w:rFonts w:ascii="Wingdings" w:hAnsi="Wingdings" w:hint="default"/>
-        <w:sz w:val="20"/>
-      </w:rPr>
-    </w:lvl>
-    <w:lvl w:ilvl="7" w:tentative="1">
-      <w:start w:val="1"/>
-      <w:numFmt w:val="bullet"/>
-      <w:lvlText w:val=""/>
-      <w:lvlJc w:val="left"/>
+        <w:ind w:start="5040" w:hanging="360"/>
+      </w:pPr>
+      <w:rPr>
+        <w:rFonts w:ascii="Wingdings" w:hAnsi="Wingdings" w:cs="Wingdings" w:hint="default"/>
+        <w:sz w:val="20"/>
+      </w:rPr>
+    </w:lvl>
+    <w:lvl w:ilvl="7">
+      <w:start w:val="1"/>
+      <w:numFmt w:val="bullet"/>
+      <w:lvlText w:val=""/>
+      <w:lvlJc w:val="start"/>
       <w:pPr>
         <w:tabs>
           <w:tab w:val="num" w:pos="5760"/>
         </w:tabs>
-        <w:ind w:left="5760" w:hanging="360"/>
-      </w:pPr>
-      <w:rPr>
-        <w:rFonts w:ascii="Wingdings" w:hAnsi="Wingdings" w:hint="default"/>
-        <w:sz w:val="20"/>
-      </w:rPr>
-    </w:lvl>
-    <w:lvl w:ilvl="8" w:tentative="1">
-      <w:start w:val="1"/>
-      <w:numFmt w:val="bullet"/>
-      <w:lvlText w:val=""/>
-      <w:lvlJc w:val="left"/>
+        <w:ind w:start="5760" w:hanging="360"/>
+      </w:pPr>
+      <w:rPr>
+        <w:rFonts w:ascii="Wingdings" w:hAnsi="Wingdings" w:cs="Wingdings" w:hint="default"/>
+        <w:sz w:val="20"/>
+      </w:rPr>
+    </w:lvl>
+    <w:lvl w:ilvl="8">
+      <w:start w:val="1"/>
+      <w:numFmt w:val="bullet"/>
+      <w:lvlText w:val=""/>
+      <w:lvlJc w:val="start"/>
       <w:pPr>
         <w:tabs>
           <w:tab w:val="num" w:pos="6480"/>
         </w:tabs>
-        <w:ind w:left="6480" w:hanging="360"/>
-      </w:pPr>
-      <w:rPr>
-        <w:rFonts w:ascii="Wingdings" w:hAnsi="Wingdings" w:hint="default"/>
+        <w:ind w:start="6480" w:hanging="360"/>
+      </w:pPr>
+      <w:rPr>
+        <w:rFonts w:ascii="Wingdings" w:hAnsi="Wingdings" w:cs="Wingdings" w:hint="default"/>
         <w:sz w:val="20"/>
       </w:rPr>
     </w:lvl>
   </w:abstractNum>
-  <w:abstractNum w:abstractNumId="9" w15:restartNumberingAfterBreak="0">
-    <w:nsid w:val="633248DF"/>
-    <w:multiLevelType w:val="multilevel"/>
-    <w:tmpl w:val="D28A7070"/>
+  <w:abstractNum w:abstractNumId="10">
     <w:lvl w:ilvl="0">
       <w:start w:val="1"/>
       <w:numFmt w:val="bullet"/>
       <w:lvlText w:val=""/>
-      <w:lvlJc w:val="left"/>
+      <w:lvlJc w:val="start"/>
       <w:pPr>
         <w:tabs>
           <w:tab w:val="num" w:pos="720"/>
         </w:tabs>
-        <w:ind w:left="720" w:hanging="360"/>
-      </w:pPr>
-      <w:rPr>
-        <w:rFonts w:ascii="Symbol" w:hAnsi="Symbol" w:hint="default"/>
-        <w:sz w:val="20"/>
-      </w:rPr>
-    </w:lvl>
-    <w:lvl w:ilvl="1" w:tentative="1">
+        <w:ind w:start="720" w:hanging="360"/>
+      </w:pPr>
+      <w:rPr>
+        <w:rFonts w:ascii="Symbol" w:hAnsi="Symbol" w:cs="Symbol" w:hint="default"/>
+        <w:sz w:val="20"/>
+      </w:rPr>
+    </w:lvl>
+    <w:lvl w:ilvl="1">
       <w:start w:val="1"/>
       <w:numFmt w:val="bullet"/>
       <w:lvlText w:val="o"/>
-      <w:lvlJc w:val="left"/>
+      <w:lvlJc w:val="start"/>
       <w:pPr>
         <w:tabs>
           <w:tab w:val="num" w:pos="1440"/>
         </w:tabs>
-        <w:ind w:left="1440" w:hanging="360"/>
-      </w:pPr>
-      <w:rPr>
-        <w:rFonts w:ascii="Courier New" w:hAnsi="Courier New" w:hint="default"/>
-        <w:sz w:val="20"/>
-      </w:rPr>
-    </w:lvl>
-    <w:lvl w:ilvl="2" w:tentative="1">
-      <w:start w:val="1"/>
-      <w:numFmt w:val="bullet"/>
-      <w:lvlText w:val=""/>
-      <w:lvlJc w:val="left"/>
+        <w:ind w:start="1440" w:hanging="360"/>
+      </w:pPr>
+      <w:rPr>
+        <w:rFonts w:ascii="Courier New" w:hAnsi="Courier New" w:cs="Courier New" w:hint="default"/>
+        <w:sz w:val="20"/>
+      </w:rPr>
+    </w:lvl>
+    <w:lvl w:ilvl="2">
+      <w:start w:val="1"/>
+      <w:numFmt w:val="bullet"/>
+      <w:lvlText w:val=""/>
+      <w:lvlJc w:val="start"/>
       <w:pPr>
         <w:tabs>
           <w:tab w:val="num" w:pos="2160"/>
         </w:tabs>
-        <w:ind w:left="2160" w:hanging="360"/>
-      </w:pPr>
-      <w:rPr>
-        <w:rFonts w:ascii="Wingdings" w:hAnsi="Wingdings" w:hint="default"/>
-        <w:sz w:val="20"/>
-      </w:rPr>
-    </w:lvl>
-    <w:lvl w:ilvl="3" w:tentative="1">
-      <w:start w:val="1"/>
-      <w:numFmt w:val="bullet"/>
-      <w:lvlText w:val=""/>
-      <w:lvlJc w:val="left"/>
+        <w:ind w:start="2160" w:hanging="360"/>
+      </w:pPr>
+      <w:rPr>
+        <w:rFonts w:ascii="Wingdings" w:hAnsi="Wingdings" w:cs="Wingdings" w:hint="default"/>
+        <w:sz w:val="20"/>
+      </w:rPr>
+    </w:lvl>
+    <w:lvl w:ilvl="3">
+      <w:start w:val="1"/>
+      <w:numFmt w:val="bullet"/>
+      <w:lvlText w:val=""/>
+      <w:lvlJc w:val="start"/>
       <w:pPr>
         <w:tabs>
           <w:tab w:val="num" w:pos="2880"/>
         </w:tabs>
-        <w:ind w:left="2880" w:hanging="360"/>
-      </w:pPr>
-      <w:rPr>
-        <w:rFonts w:ascii="Wingdings" w:hAnsi="Wingdings" w:hint="default"/>
-        <w:sz w:val="20"/>
-      </w:rPr>
-    </w:lvl>
-    <w:lvl w:ilvl="4" w:tentative="1">
-      <w:start w:val="1"/>
-      <w:numFmt w:val="bullet"/>
-      <w:lvlText w:val=""/>
-      <w:lvlJc w:val="left"/>
+        <w:ind w:start="2880" w:hanging="360"/>
+      </w:pPr>
+      <w:rPr>
+        <w:rFonts w:ascii="Wingdings" w:hAnsi="Wingdings" w:cs="Wingdings" w:hint="default"/>
+        <w:sz w:val="20"/>
+      </w:rPr>
+    </w:lvl>
+    <w:lvl w:ilvl="4">
+      <w:start w:val="1"/>
+      <w:numFmt w:val="bullet"/>
+      <w:lvlText w:val=""/>
+      <w:lvlJc w:val="start"/>
       <w:pPr>
         <w:tabs>
           <w:tab w:val="num" w:pos="3600"/>
         </w:tabs>
-        <w:ind w:left="3600" w:hanging="360"/>
-      </w:pPr>
-      <w:rPr>
-        <w:rFonts w:ascii="Wingdings" w:hAnsi="Wingdings" w:hint="default"/>
-        <w:sz w:val="20"/>
-      </w:rPr>
-    </w:lvl>
-    <w:lvl w:ilvl="5" w:tentative="1">
-      <w:start w:val="1"/>
-      <w:numFmt w:val="bullet"/>
-      <w:lvlText w:val=""/>
-      <w:lvlJc w:val="left"/>
+        <w:ind w:start="3600" w:hanging="360"/>
+      </w:pPr>
+      <w:rPr>
+        <w:rFonts w:ascii="Wingdings" w:hAnsi="Wingdings" w:cs="Wingdings" w:hint="default"/>
+        <w:sz w:val="20"/>
+      </w:rPr>
+    </w:lvl>
+    <w:lvl w:ilvl="5">
+      <w:start w:val="1"/>
+      <w:numFmt w:val="bullet"/>
+      <w:lvlText w:val=""/>
+      <w:lvlJc w:val="start"/>
       <w:pPr>
         <w:tabs>
           <w:tab w:val="num" w:pos="4320"/>
         </w:tabs>
-        <w:ind w:left="4320" w:hanging="360"/>
-      </w:pPr>
-      <w:rPr>
-        <w:rFonts w:ascii="Wingdings" w:hAnsi="Wingdings" w:hint="default"/>
-        <w:sz w:val="20"/>
-      </w:rPr>
-    </w:lvl>
-    <w:lvl w:ilvl="6" w:tentative="1">
-      <w:start w:val="1"/>
-      <w:numFmt w:val="bullet"/>
-      <w:lvlText w:val=""/>
-      <w:lvlJc w:val="left"/>
+        <w:ind w:start="4320" w:hanging="360"/>
+      </w:pPr>
+      <w:rPr>
+        <w:rFonts w:ascii="Wingdings" w:hAnsi="Wingdings" w:cs="Wingdings" w:hint="default"/>
+        <w:sz w:val="20"/>
+      </w:rPr>
+    </w:lvl>
+    <w:lvl w:ilvl="6">
+      <w:start w:val="1"/>
+      <w:numFmt w:val="bullet"/>
+      <w:lvlText w:val=""/>
+      <w:lvlJc w:val="start"/>
       <w:pPr>
         <w:tabs>
           <w:tab w:val="num" w:pos="5040"/>
         </w:tabs>
-        <w:ind w:left="5040" w:hanging="360"/>
-      </w:pPr>
-      <w:rPr>
-        <w:rFonts w:ascii="Wingdings" w:hAnsi="Wingdings" w:hint="default"/>
-        <w:sz w:val="20"/>
-      </w:rPr>
-    </w:lvl>
-    <w:lvl w:ilvl="7" w:tentative="1">
-      <w:start w:val="1"/>
-      <w:numFmt w:val="bullet"/>
-      <w:lvlText w:val=""/>
-      <w:lvlJc w:val="left"/>
+        <w:ind w:start="5040" w:hanging="360"/>
+      </w:pPr>
+      <w:rPr>
+        <w:rFonts w:ascii="Wingdings" w:hAnsi="Wingdings" w:cs="Wingdings" w:hint="default"/>
+        <w:sz w:val="20"/>
+      </w:rPr>
+    </w:lvl>
+    <w:lvl w:ilvl="7">
+      <w:start w:val="1"/>
+      <w:numFmt w:val="bullet"/>
+      <w:lvlText w:val=""/>
+      <w:lvlJc w:val="start"/>
       <w:pPr>
         <w:tabs>
           <w:tab w:val="num" w:pos="5760"/>
         </w:tabs>
-        <w:ind w:left="5760" w:hanging="360"/>
-      </w:pPr>
-      <w:rPr>
-        <w:rFonts w:ascii="Wingdings" w:hAnsi="Wingdings" w:hint="default"/>
-        <w:sz w:val="20"/>
-      </w:rPr>
-    </w:lvl>
-    <w:lvl w:ilvl="8" w:tentative="1">
-      <w:start w:val="1"/>
-      <w:numFmt w:val="bullet"/>
-      <w:lvlText w:val=""/>
-      <w:lvlJc w:val="left"/>
+        <w:ind w:start="5760" w:hanging="360"/>
+      </w:pPr>
+      <w:rPr>
+        <w:rFonts w:ascii="Wingdings" w:hAnsi="Wingdings" w:cs="Wingdings" w:hint="default"/>
+        <w:sz w:val="20"/>
+      </w:rPr>
+    </w:lvl>
+    <w:lvl w:ilvl="8">
+      <w:start w:val="1"/>
+      <w:numFmt w:val="bullet"/>
+      <w:lvlText w:val=""/>
+      <w:lvlJc w:val="start"/>
       <w:pPr>
         <w:tabs>
           <w:tab w:val="num" w:pos="6480"/>
         </w:tabs>
-        <w:ind w:left="6480" w:hanging="360"/>
-      </w:pPr>
-      <w:rPr>
-        <w:rFonts w:ascii="Wingdings" w:hAnsi="Wingdings" w:hint="default"/>
+        <w:ind w:start="6480" w:hanging="360"/>
+      </w:pPr>
+      <w:rPr>
+        <w:rFonts w:ascii="Wingdings" w:hAnsi="Wingdings" w:cs="Wingdings" w:hint="default"/>
         <w:sz w:val="20"/>
       </w:rPr>
     </w:lvl>
   </w:abstractNum>
-  <w:abstractNum w:abstractNumId="10" w15:restartNumberingAfterBreak="0">
-    <w:nsid w:val="6E6D0B9C"/>
-    <w:multiLevelType w:val="multilevel"/>
-    <w:tmpl w:val="00B21226"/>
+  <w:abstractNum w:abstractNumId="11">
     <w:lvl w:ilvl="0">
       <w:start w:val="1"/>
       <w:numFmt w:val="bullet"/>
       <w:lvlText w:val=""/>
-      <w:lvlJc w:val="left"/>
+      <w:lvlJc w:val="start"/>
       <w:pPr>
         <w:tabs>
           <w:tab w:val="num" w:pos="720"/>
         </w:tabs>
-        <w:ind w:left="720" w:hanging="360"/>
-      </w:pPr>
-      <w:rPr>
-        <w:rFonts w:ascii="Symbol" w:hAnsi="Symbol" w:hint="default"/>
-        <w:sz w:val="20"/>
-      </w:rPr>
-    </w:lvl>
-    <w:lvl w:ilvl="1" w:tentative="1">
+        <w:ind w:start="720" w:hanging="360"/>
+      </w:pPr>
+      <w:rPr>
+        <w:rFonts w:ascii="Symbol" w:hAnsi="Symbol" w:cs="Symbol" w:hint="default"/>
+        <w:sz w:val="20"/>
+      </w:rPr>
+    </w:lvl>
+    <w:lvl w:ilvl="1">
       <w:start w:val="1"/>
       <w:numFmt w:val="bullet"/>
       <w:lvlText w:val="o"/>
-      <w:lvlJc w:val="left"/>
+      <w:lvlJc w:val="start"/>
       <w:pPr>
         <w:tabs>
           <w:tab w:val="num" w:pos="1440"/>
         </w:tabs>
-        <w:ind w:left="1440" w:hanging="360"/>
-      </w:pPr>
-      <w:rPr>
-        <w:rFonts w:ascii="Courier New" w:hAnsi="Courier New" w:hint="default"/>
-        <w:sz w:val="20"/>
-      </w:rPr>
-    </w:lvl>
-    <w:lvl w:ilvl="2" w:tentative="1">
-      <w:start w:val="1"/>
-      <w:numFmt w:val="bullet"/>
-      <w:lvlText w:val=""/>
-      <w:lvlJc w:val="left"/>
+        <w:ind w:start="1440" w:hanging="360"/>
+      </w:pPr>
+      <w:rPr>
+        <w:rFonts w:ascii="Courier New" w:hAnsi="Courier New" w:cs="Courier New" w:hint="default"/>
+        <w:sz w:val="20"/>
+      </w:rPr>
+    </w:lvl>
+    <w:lvl w:ilvl="2">
+      <w:start w:val="1"/>
+      <w:numFmt w:val="bullet"/>
+      <w:lvlText w:val=""/>
+      <w:lvlJc w:val="start"/>
       <w:pPr>
         <w:tabs>
           <w:tab w:val="num" w:pos="2160"/>
         </w:tabs>
-        <w:ind w:left="2160" w:hanging="360"/>
-      </w:pPr>
-      <w:rPr>
-        <w:rFonts w:ascii="Wingdings" w:hAnsi="Wingdings" w:hint="default"/>
-        <w:sz w:val="20"/>
-      </w:rPr>
-    </w:lvl>
-    <w:lvl w:ilvl="3" w:tentative="1">
-      <w:start w:val="1"/>
-      <w:numFmt w:val="bullet"/>
-      <w:lvlText w:val=""/>
-      <w:lvlJc w:val="left"/>
+        <w:ind w:start="2160" w:hanging="360"/>
+      </w:pPr>
+      <w:rPr>
+        <w:rFonts w:ascii="Wingdings" w:hAnsi="Wingdings" w:cs="Wingdings" w:hint="default"/>
+        <w:sz w:val="20"/>
+      </w:rPr>
+    </w:lvl>
+    <w:lvl w:ilvl="3">
+      <w:start w:val="1"/>
+      <w:numFmt w:val="bullet"/>
+      <w:lvlText w:val=""/>
+      <w:lvlJc w:val="start"/>
       <w:pPr>
         <w:tabs>
           <w:tab w:val="num" w:pos="2880"/>
         </w:tabs>
-        <w:ind w:left="2880" w:hanging="360"/>
-      </w:pPr>
-      <w:rPr>
-        <w:rFonts w:ascii="Wingdings" w:hAnsi="Wingdings" w:hint="default"/>
-        <w:sz w:val="20"/>
-      </w:rPr>
-    </w:lvl>
-    <w:lvl w:ilvl="4" w:tentative="1">
-      <w:start w:val="1"/>
-      <w:numFmt w:val="bullet"/>
-      <w:lvlText w:val=""/>
-      <w:lvlJc w:val="left"/>
+        <w:ind w:start="2880" w:hanging="360"/>
+      </w:pPr>
+      <w:rPr>
+        <w:rFonts w:ascii="Wingdings" w:hAnsi="Wingdings" w:cs="Wingdings" w:hint="default"/>
+        <w:sz w:val="20"/>
+      </w:rPr>
+    </w:lvl>
+    <w:lvl w:ilvl="4">
+      <w:start w:val="1"/>
+      <w:numFmt w:val="bullet"/>
+      <w:lvlText w:val=""/>
+      <w:lvlJc w:val="start"/>
       <w:pPr>
         <w:tabs>
           <w:tab w:val="num" w:pos="3600"/>
         </w:tabs>
-        <w:ind w:left="3600" w:hanging="360"/>
-      </w:pPr>
-      <w:rPr>
-        <w:rFonts w:ascii="Wingdings" w:hAnsi="Wingdings" w:hint="default"/>
-        <w:sz w:val="20"/>
-      </w:rPr>
-    </w:lvl>
-    <w:lvl w:ilvl="5" w:tentative="1">
-      <w:start w:val="1"/>
-      <w:numFmt w:val="bullet"/>
-      <w:lvlText w:val=""/>
-      <w:lvlJc w:val="left"/>
+        <w:ind w:start="3600" w:hanging="360"/>
+      </w:pPr>
+      <w:rPr>
+        <w:rFonts w:ascii="Wingdings" w:hAnsi="Wingdings" w:cs="Wingdings" w:hint="default"/>
+        <w:sz w:val="20"/>
+      </w:rPr>
+    </w:lvl>
+    <w:lvl w:ilvl="5">
+      <w:start w:val="1"/>
+      <w:numFmt w:val="bullet"/>
+      <w:lvlText w:val=""/>
+      <w:lvlJc w:val="start"/>
       <w:pPr>
         <w:tabs>
           <w:tab w:val="num" w:pos="4320"/>
         </w:tabs>
-        <w:ind w:left="4320" w:hanging="360"/>
-      </w:pPr>
-      <w:rPr>
-        <w:rFonts w:ascii="Wingdings" w:hAnsi="Wingdings" w:hint="default"/>
-        <w:sz w:val="20"/>
-      </w:rPr>
-    </w:lvl>
-    <w:lvl w:ilvl="6" w:tentative="1">
-      <w:start w:val="1"/>
-      <w:numFmt w:val="bullet"/>
-      <w:lvlText w:val=""/>
-      <w:lvlJc w:val="left"/>
+        <w:ind w:start="4320" w:hanging="360"/>
+      </w:pPr>
+      <w:rPr>
+        <w:rFonts w:ascii="Wingdings" w:hAnsi="Wingdings" w:cs="Wingdings" w:hint="default"/>
+        <w:sz w:val="20"/>
+      </w:rPr>
+    </w:lvl>
+    <w:lvl w:ilvl="6">
+      <w:start w:val="1"/>
+      <w:numFmt w:val="bullet"/>
+      <w:lvlText w:val=""/>
+      <w:lvlJc w:val="start"/>
       <w:pPr>
         <w:tabs>
           <w:tab w:val="num" w:pos="5040"/>
         </w:tabs>
-        <w:ind w:left="5040" w:hanging="360"/>
-      </w:pPr>
-      <w:rPr>
-        <w:rFonts w:ascii="Wingdings" w:hAnsi="Wingdings" w:hint="default"/>
-        <w:sz w:val="20"/>
-      </w:rPr>
-    </w:lvl>
-    <w:lvl w:ilvl="7" w:tentative="1">
-      <w:start w:val="1"/>
-      <w:numFmt w:val="bullet"/>
-      <w:lvlText w:val=""/>
-      <w:lvlJc w:val="left"/>
+        <w:ind w:start="5040" w:hanging="360"/>
+      </w:pPr>
+      <w:rPr>
+        <w:rFonts w:ascii="Wingdings" w:hAnsi="Wingdings" w:cs="Wingdings" w:hint="default"/>
+        <w:sz w:val="20"/>
+      </w:rPr>
+    </w:lvl>
+    <w:lvl w:ilvl="7">
+      <w:start w:val="1"/>
+      <w:numFmt w:val="bullet"/>
+      <w:lvlText w:val=""/>
+      <w:lvlJc w:val="start"/>
       <w:pPr>
         <w:tabs>
           <w:tab w:val="num" w:pos="5760"/>
         </w:tabs>
-        <w:ind w:left="5760" w:hanging="360"/>
-      </w:pPr>
-      <w:rPr>
-        <w:rFonts w:ascii="Wingdings" w:hAnsi="Wingdings" w:hint="default"/>
-        <w:sz w:val="20"/>
-      </w:rPr>
-    </w:lvl>
-    <w:lvl w:ilvl="8" w:tentative="1">
-      <w:start w:val="1"/>
-      <w:numFmt w:val="bullet"/>
-      <w:lvlText w:val=""/>
-      <w:lvlJc w:val="left"/>
+        <w:ind w:start="5760" w:hanging="360"/>
+      </w:pPr>
+      <w:rPr>
+        <w:rFonts w:ascii="Wingdings" w:hAnsi="Wingdings" w:cs="Wingdings" w:hint="default"/>
+        <w:sz w:val="20"/>
+      </w:rPr>
+    </w:lvl>
+    <w:lvl w:ilvl="8">
+      <w:start w:val="1"/>
+      <w:numFmt w:val="bullet"/>
+      <w:lvlText w:val=""/>
+      <w:lvlJc w:val="start"/>
       <w:pPr>
         <w:tabs>
           <w:tab w:val="num" w:pos="6480"/>
         </w:tabs>
-        <w:ind w:left="6480" w:hanging="360"/>
-      </w:pPr>
-      <w:rPr>
-        <w:rFonts w:ascii="Wingdings" w:hAnsi="Wingdings" w:hint="default"/>
+        <w:ind w:start="6480" w:hanging="360"/>
+      </w:pPr>
+      <w:rPr>
+        <w:rFonts w:ascii="Wingdings" w:hAnsi="Wingdings" w:cs="Wingdings" w:hint="default"/>
         <w:sz w:val="20"/>
       </w:rPr>
     </w:lvl>
   </w:abstractNum>
-  <w:abstractNum w:abstractNumId="11" w15:restartNumberingAfterBreak="0">
-    <w:nsid w:val="71C31F2A"/>
-    <w:multiLevelType w:val="multilevel"/>
-    <w:tmpl w:val="A75C01F0"/>
+  <w:abstractNum w:abstractNumId="12">
     <w:lvl w:ilvl="0">
       <w:start w:val="1"/>
       <w:numFmt w:val="bullet"/>
       <w:lvlText w:val=""/>
-      <w:lvlJc w:val="left"/>
+      <w:lvlJc w:val="start"/>
       <w:pPr>
         <w:tabs>
           <w:tab w:val="num" w:pos="720"/>
         </w:tabs>
-        <w:ind w:left="720" w:hanging="360"/>
-      </w:pPr>
-      <w:rPr>
-        <w:rFonts w:ascii="Symbol" w:hAnsi="Symbol" w:hint="default"/>
-        <w:sz w:val="20"/>
-      </w:rPr>
-    </w:lvl>
-    <w:lvl w:ilvl="1" w:tentative="1">
+        <w:ind w:start="720" w:hanging="360"/>
+      </w:pPr>
+      <w:rPr>
+        <w:rFonts w:ascii="Symbol" w:hAnsi="Symbol" w:cs="Symbol" w:hint="default"/>
+        <w:sz w:val="20"/>
+      </w:rPr>
+    </w:lvl>
+    <w:lvl w:ilvl="1">
       <w:start w:val="1"/>
       <w:numFmt w:val="bullet"/>
       <w:lvlText w:val="o"/>
-      <w:lvlJc w:val="left"/>
+      <w:lvlJc w:val="start"/>
       <w:pPr>
         <w:tabs>
           <w:tab w:val="num" w:pos="1440"/>
         </w:tabs>
-        <w:ind w:left="1440" w:hanging="360"/>
-      </w:pPr>
-      <w:rPr>
-        <w:rFonts w:ascii="Courier New" w:hAnsi="Courier New" w:hint="default"/>
-        <w:sz w:val="20"/>
-      </w:rPr>
-    </w:lvl>
-    <w:lvl w:ilvl="2" w:tentative="1">
-      <w:start w:val="1"/>
-      <w:numFmt w:val="bullet"/>
-      <w:lvlText w:val=""/>
-      <w:lvlJc w:val="left"/>
+        <w:ind w:start="1440" w:hanging="360"/>
+      </w:pPr>
+      <w:rPr>
+        <w:rFonts w:ascii="Courier New" w:hAnsi="Courier New" w:cs="Courier New" w:hint="default"/>
+        <w:sz w:val="20"/>
+      </w:rPr>
+    </w:lvl>
+    <w:lvl w:ilvl="2">
+      <w:start w:val="1"/>
+      <w:numFmt w:val="bullet"/>
+      <w:lvlText w:val=""/>
+      <w:lvlJc w:val="start"/>
       <w:pPr>
         <w:tabs>
           <w:tab w:val="num" w:pos="2160"/>
         </w:tabs>
-        <w:ind w:left="2160" w:hanging="360"/>
-      </w:pPr>
-      <w:rPr>
-        <w:rFonts w:ascii="Wingdings" w:hAnsi="Wingdings" w:hint="default"/>
-        <w:sz w:val="20"/>
-      </w:rPr>
-    </w:lvl>
-    <w:lvl w:ilvl="3" w:tentative="1">
-      <w:start w:val="1"/>
-      <w:numFmt w:val="bullet"/>
-      <w:lvlText w:val=""/>
-      <w:lvlJc w:val="left"/>
+        <w:ind w:start="2160" w:hanging="360"/>
+      </w:pPr>
+      <w:rPr>
+        <w:rFonts w:ascii="Wingdings" w:hAnsi="Wingdings" w:cs="Wingdings" w:hint="default"/>
+        <w:sz w:val="20"/>
+      </w:rPr>
+    </w:lvl>
+    <w:lvl w:ilvl="3">
+      <w:start w:val="1"/>
+      <w:numFmt w:val="bullet"/>
+      <w:lvlText w:val=""/>
+      <w:lvlJc w:val="start"/>
       <w:pPr>
         <w:tabs>
           <w:tab w:val="num" w:pos="2880"/>
         </w:tabs>
-        <w:ind w:left="2880" w:hanging="360"/>
-      </w:pPr>
-      <w:rPr>
-        <w:rFonts w:ascii="Wingdings" w:hAnsi="Wingdings" w:hint="default"/>
-        <w:sz w:val="20"/>
-      </w:rPr>
-    </w:lvl>
-    <w:lvl w:ilvl="4" w:tentative="1">
-      <w:start w:val="1"/>
-      <w:numFmt w:val="bullet"/>
-      <w:lvlText w:val=""/>
-      <w:lvlJc w:val="left"/>
+        <w:ind w:start="2880" w:hanging="360"/>
+      </w:pPr>
+      <w:rPr>
+        <w:rFonts w:ascii="Wingdings" w:hAnsi="Wingdings" w:cs="Wingdings" w:hint="default"/>
+        <w:sz w:val="20"/>
+      </w:rPr>
+    </w:lvl>
+    <w:lvl w:ilvl="4">
+      <w:start w:val="1"/>
+      <w:numFmt w:val="bullet"/>
+      <w:lvlText w:val=""/>
+      <w:lvlJc w:val="start"/>
       <w:pPr>
         <w:tabs>
           <w:tab w:val="num" w:pos="3600"/>
         </w:tabs>
-        <w:ind w:left="3600" w:hanging="360"/>
-      </w:pPr>
-      <w:rPr>
-        <w:rFonts w:ascii="Wingdings" w:hAnsi="Wingdings" w:hint="default"/>
-        <w:sz w:val="20"/>
-      </w:rPr>
-    </w:lvl>
-    <w:lvl w:ilvl="5" w:tentative="1">
-      <w:start w:val="1"/>
-      <w:numFmt w:val="bullet"/>
-      <w:lvlText w:val=""/>
-      <w:lvlJc w:val="left"/>
+        <w:ind w:start="3600" w:hanging="360"/>
+      </w:pPr>
+      <w:rPr>
+        <w:rFonts w:ascii="Wingdings" w:hAnsi="Wingdings" w:cs="Wingdings" w:hint="default"/>
+        <w:sz w:val="20"/>
+      </w:rPr>
+    </w:lvl>
+    <w:lvl w:ilvl="5">
+      <w:start w:val="1"/>
+      <w:numFmt w:val="bullet"/>
+      <w:lvlText w:val=""/>
+      <w:lvlJc w:val="start"/>
       <w:pPr>
         <w:tabs>
           <w:tab w:val="num" w:pos="4320"/>
         </w:tabs>
-        <w:ind w:left="4320" w:hanging="360"/>
-      </w:pPr>
-      <w:rPr>
-        <w:rFonts w:ascii="Wingdings" w:hAnsi="Wingdings" w:hint="default"/>
-        <w:sz w:val="20"/>
-      </w:rPr>
-    </w:lvl>
-    <w:lvl w:ilvl="6" w:tentative="1">
-      <w:start w:val="1"/>
-      <w:numFmt w:val="bullet"/>
-      <w:lvlText w:val=""/>
-      <w:lvlJc w:val="left"/>
+        <w:ind w:start="4320" w:hanging="360"/>
+      </w:pPr>
+      <w:rPr>
+        <w:rFonts w:ascii="Wingdings" w:hAnsi="Wingdings" w:cs="Wingdings" w:hint="default"/>
+        <w:sz w:val="20"/>
+      </w:rPr>
+    </w:lvl>
+    <w:lvl w:ilvl="6">
+      <w:start w:val="1"/>
+      <w:numFmt w:val="bullet"/>
+      <w:lvlText w:val=""/>
+      <w:lvlJc w:val="start"/>
       <w:pPr>
         <w:tabs>
           <w:tab w:val="num" w:pos="5040"/>
         </w:tabs>
-        <w:ind w:left="5040" w:hanging="360"/>
-      </w:pPr>
-      <w:rPr>
-        <w:rFonts w:ascii="Wingdings" w:hAnsi="Wingdings" w:hint="default"/>
-        <w:sz w:val="20"/>
-      </w:rPr>
-    </w:lvl>
-    <w:lvl w:ilvl="7" w:tentative="1">
-      <w:start w:val="1"/>
-      <w:numFmt w:val="bullet"/>
-      <w:lvlText w:val=""/>
-      <w:lvlJc w:val="left"/>
+        <w:ind w:start="5040" w:hanging="360"/>
+      </w:pPr>
+      <w:rPr>
+        <w:rFonts w:ascii="Wingdings" w:hAnsi="Wingdings" w:cs="Wingdings" w:hint="default"/>
+        <w:sz w:val="20"/>
+      </w:rPr>
+    </w:lvl>
+    <w:lvl w:ilvl="7">
+      <w:start w:val="1"/>
+      <w:numFmt w:val="bullet"/>
+      <w:lvlText w:val=""/>
+      <w:lvlJc w:val="start"/>
       <w:pPr>
         <w:tabs>
           <w:tab w:val="num" w:pos="5760"/>
         </w:tabs>
-        <w:ind w:left="5760" w:hanging="360"/>
-      </w:pPr>
-      <w:rPr>
-        <w:rFonts w:ascii="Wingdings" w:hAnsi="Wingdings" w:hint="default"/>
-        <w:sz w:val="20"/>
-      </w:rPr>
-    </w:lvl>
-    <w:lvl w:ilvl="8" w:tentative="1">
-      <w:start w:val="1"/>
-      <w:numFmt w:val="bullet"/>
-      <w:lvlText w:val=""/>
-      <w:lvlJc w:val="left"/>
+        <w:ind w:start="5760" w:hanging="360"/>
+      </w:pPr>
+      <w:rPr>
+        <w:rFonts w:ascii="Wingdings" w:hAnsi="Wingdings" w:cs="Wingdings" w:hint="default"/>
+        <w:sz w:val="20"/>
+      </w:rPr>
+    </w:lvl>
+    <w:lvl w:ilvl="8">
+      <w:start w:val="1"/>
+      <w:numFmt w:val="bullet"/>
+      <w:lvlText w:val=""/>
+      <w:lvlJc w:val="start"/>
       <w:pPr>
         <w:tabs>
           <w:tab w:val="num" w:pos="6480"/>
         </w:tabs>
-        <w:ind w:left="6480" w:hanging="360"/>
-      </w:pPr>
-      <w:rPr>
-        <w:rFonts w:ascii="Wingdings" w:hAnsi="Wingdings" w:hint="default"/>
+        <w:ind w:start="6480" w:hanging="360"/>
+      </w:pPr>
+      <w:rPr>
+        <w:rFonts w:ascii="Wingdings" w:hAnsi="Wingdings" w:cs="Wingdings" w:hint="default"/>
         <w:sz w:val="20"/>
       </w:rPr>
     </w:lvl>
   </w:abstractNum>
-  <w:abstractNum w:abstractNumId="12" w15:restartNumberingAfterBreak="0">
-    <w:nsid w:val="7F8435BF"/>
-    <w:multiLevelType w:val="multilevel"/>
-    <w:tmpl w:val="313E6F06"/>
+  <w:abstractNum w:abstractNumId="13">
     <w:lvl w:ilvl="0">
       <w:start w:val="1"/>
       <w:numFmt w:val="bullet"/>
       <w:lvlText w:val=""/>
-      <w:lvlJc w:val="left"/>
+      <w:lvlJc w:val="start"/>
       <w:pPr>
         <w:tabs>
           <w:tab w:val="num" w:pos="720"/>
         </w:tabs>
-        <w:ind w:left="720" w:hanging="360"/>
-      </w:pPr>
-      <w:rPr>
-        <w:rFonts w:ascii="Symbol" w:hAnsi="Symbol" w:hint="default"/>
-        <w:sz w:val="20"/>
-      </w:rPr>
-    </w:lvl>
-    <w:lvl w:ilvl="1" w:tentative="1">
+        <w:ind w:start="720" w:hanging="360"/>
+      </w:pPr>
+      <w:rPr>
+        <w:rFonts w:ascii="Symbol" w:hAnsi="Symbol" w:cs="Symbol" w:hint="default"/>
+        <w:sz w:val="20"/>
+      </w:rPr>
+    </w:lvl>
+    <w:lvl w:ilvl="1">
       <w:start w:val="1"/>
       <w:numFmt w:val="bullet"/>
       <w:lvlText w:val="o"/>
-      <w:lvlJc w:val="left"/>
+      <w:lvlJc w:val="start"/>
       <w:pPr>
         <w:tabs>
           <w:tab w:val="num" w:pos="1440"/>
         </w:tabs>
-        <w:ind w:left="1440" w:hanging="360"/>
-      </w:pPr>
-      <w:rPr>
-        <w:rFonts w:ascii="Courier New" w:hAnsi="Courier New" w:hint="default"/>
-        <w:sz w:val="20"/>
-      </w:rPr>
-    </w:lvl>
-    <w:lvl w:ilvl="2" w:tentative="1">
-      <w:start w:val="1"/>
-      <w:numFmt w:val="bullet"/>
-      <w:lvlText w:val=""/>
-      <w:lvlJc w:val="left"/>
+        <w:ind w:start="1440" w:hanging="360"/>
+      </w:pPr>
+      <w:rPr>
+        <w:rFonts w:ascii="Courier New" w:hAnsi="Courier New" w:cs="Courier New" w:hint="default"/>
+        <w:sz w:val="20"/>
+      </w:rPr>
+    </w:lvl>
+    <w:lvl w:ilvl="2">
+      <w:start w:val="1"/>
+      <w:numFmt w:val="bullet"/>
+      <w:lvlText w:val=""/>
+      <w:lvlJc w:val="start"/>
       <w:pPr>
         <w:tabs>
           <w:tab w:val="num" w:pos="2160"/>
         </w:tabs>
-        <w:ind w:left="2160" w:hanging="360"/>
-      </w:pPr>
-      <w:rPr>
-        <w:rFonts w:ascii="Wingdings" w:hAnsi="Wingdings" w:hint="default"/>
-        <w:sz w:val="20"/>
-      </w:rPr>
-    </w:lvl>
-    <w:lvl w:ilvl="3" w:tentative="1">
-      <w:start w:val="1"/>
-      <w:numFmt w:val="bullet"/>
-      <w:lvlText w:val=""/>
-      <w:lvlJc w:val="left"/>
+        <w:ind w:start="2160" w:hanging="360"/>
+      </w:pPr>
+      <w:rPr>
+        <w:rFonts w:ascii="Wingdings" w:hAnsi="Wingdings" w:cs="Wingdings" w:hint="default"/>
+        <w:sz w:val="20"/>
+      </w:rPr>
+    </w:lvl>
+    <w:lvl w:ilvl="3">
+      <w:start w:val="1"/>
+      <w:numFmt w:val="bullet"/>
+      <w:lvlText w:val=""/>
+      <w:lvlJc w:val="start"/>
       <w:pPr>
         <w:tabs>
           <w:tab w:val="num" w:pos="2880"/>
         </w:tabs>
-        <w:ind w:left="2880" w:hanging="360"/>
-      </w:pPr>
-      <w:rPr>
-        <w:rFonts w:ascii="Wingdings" w:hAnsi="Wingdings" w:hint="default"/>
-        <w:sz w:val="20"/>
-      </w:rPr>
-    </w:lvl>
-    <w:lvl w:ilvl="4" w:tentative="1">
-      <w:start w:val="1"/>
-      <w:numFmt w:val="bullet"/>
-      <w:lvlText w:val=""/>
-      <w:lvlJc w:val="left"/>
+        <w:ind w:start="2880" w:hanging="360"/>
+      </w:pPr>
+      <w:rPr>
+        <w:rFonts w:ascii="Wingdings" w:hAnsi="Wingdings" w:cs="Wingdings" w:hint="default"/>
+        <w:sz w:val="20"/>
+      </w:rPr>
+    </w:lvl>
+    <w:lvl w:ilvl="4">
+      <w:start w:val="1"/>
+      <w:numFmt w:val="bullet"/>
+      <w:lvlText w:val=""/>
+      <w:lvlJc w:val="start"/>
       <w:pPr>
         <w:tabs>
           <w:tab w:val="num" w:pos="3600"/>
         </w:tabs>
-        <w:ind w:left="3600" w:hanging="360"/>
-      </w:pPr>
-      <w:rPr>
-        <w:rFonts w:ascii="Wingdings" w:hAnsi="Wingdings" w:hint="default"/>
-        <w:sz w:val="20"/>
-      </w:rPr>
-    </w:lvl>
-    <w:lvl w:ilvl="5" w:tentative="1">
-      <w:start w:val="1"/>
-      <w:numFmt w:val="bullet"/>
-      <w:lvlText w:val=""/>
-      <w:lvlJc w:val="left"/>
+        <w:ind w:start="3600" w:hanging="360"/>
+      </w:pPr>
+      <w:rPr>
+        <w:rFonts w:ascii="Wingdings" w:hAnsi="Wingdings" w:cs="Wingdings" w:hint="default"/>
+        <w:sz w:val="20"/>
+      </w:rPr>
+    </w:lvl>
+    <w:lvl w:ilvl="5">
+      <w:start w:val="1"/>
+      <w:numFmt w:val="bullet"/>
+      <w:lvlText w:val=""/>
+      <w:lvlJc w:val="start"/>
       <w:pPr>
         <w:tabs>
           <w:tab w:val="num" w:pos="4320"/>
         </w:tabs>
-        <w:ind w:left="4320" w:hanging="360"/>
-      </w:pPr>
-      <w:rPr>
-        <w:rFonts w:ascii="Wingdings" w:hAnsi="Wingdings" w:hint="default"/>
-        <w:sz w:val="20"/>
-      </w:rPr>
-    </w:lvl>
-    <w:lvl w:ilvl="6" w:tentative="1">
-      <w:start w:val="1"/>
-      <w:numFmt w:val="bullet"/>
-      <w:lvlText w:val=""/>
-      <w:lvlJc w:val="left"/>
+        <w:ind w:start="4320" w:hanging="360"/>
+      </w:pPr>
+      <w:rPr>
+        <w:rFonts w:ascii="Wingdings" w:hAnsi="Wingdings" w:cs="Wingdings" w:hint="default"/>
+        <w:sz w:val="20"/>
+      </w:rPr>
+    </w:lvl>
+    <w:lvl w:ilvl="6">
+      <w:start w:val="1"/>
+      <w:numFmt w:val="bullet"/>
+      <w:lvlText w:val=""/>
+      <w:lvlJc w:val="start"/>
       <w:pPr>
         <w:tabs>
           <w:tab w:val="num" w:pos="5040"/>
         </w:tabs>
-        <w:ind w:left="5040" w:hanging="360"/>
-      </w:pPr>
-      <w:rPr>
-        <w:rFonts w:ascii="Wingdings" w:hAnsi="Wingdings" w:hint="default"/>
-        <w:sz w:val="20"/>
-      </w:rPr>
-    </w:lvl>
-    <w:lvl w:ilvl="7" w:tentative="1">
-      <w:start w:val="1"/>
-      <w:numFmt w:val="bullet"/>
-      <w:lvlText w:val=""/>
-      <w:lvlJc w:val="left"/>
+        <w:ind w:start="5040" w:hanging="360"/>
+      </w:pPr>
+      <w:rPr>
+        <w:rFonts w:ascii="Wingdings" w:hAnsi="Wingdings" w:cs="Wingdings" w:hint="default"/>
+        <w:sz w:val="20"/>
+      </w:rPr>
+    </w:lvl>
+    <w:lvl w:ilvl="7">
+      <w:start w:val="1"/>
+      <w:numFmt w:val="bullet"/>
+      <w:lvlText w:val=""/>
+      <w:lvlJc w:val="start"/>
       <w:pPr>
         <w:tabs>
           <w:tab w:val="num" w:pos="5760"/>
         </w:tabs>
-        <w:ind w:left="5760" w:hanging="360"/>
-      </w:pPr>
-      <w:rPr>
-        <w:rFonts w:ascii="Wingdings" w:hAnsi="Wingdings" w:hint="default"/>
-        <w:sz w:val="20"/>
-      </w:rPr>
-    </w:lvl>
-    <w:lvl w:ilvl="8" w:tentative="1">
-      <w:start w:val="1"/>
-      <w:numFmt w:val="bullet"/>
-      <w:lvlText w:val=""/>
-      <w:lvlJc w:val="left"/>
+        <w:ind w:start="5760" w:hanging="360"/>
+      </w:pPr>
+      <w:rPr>
+        <w:rFonts w:ascii="Wingdings" w:hAnsi="Wingdings" w:cs="Wingdings" w:hint="default"/>
+        <w:sz w:val="20"/>
+      </w:rPr>
+    </w:lvl>
+    <w:lvl w:ilvl="8">
+      <w:start w:val="1"/>
+      <w:numFmt w:val="bullet"/>
+      <w:lvlText w:val=""/>
+      <w:lvlJc w:val="start"/>
       <w:pPr>
         <w:tabs>
           <w:tab w:val="num" w:pos="6480"/>
         </w:tabs>
-        <w:ind w:left="6480" w:hanging="360"/>
-      </w:pPr>
-      <w:rPr>
-        <w:rFonts w:ascii="Wingdings" w:hAnsi="Wingdings" w:hint="default"/>
+        <w:ind w:start="6480" w:hanging="360"/>
+      </w:pPr>
+      <w:rPr>
+        <w:rFonts w:ascii="Wingdings" w:hAnsi="Wingdings" w:cs="Wingdings" w:hint="default"/>
         <w:sz w:val="20"/>
       </w:rPr>
     </w:lvl>
   </w:abstractNum>
-  <w:num w:numId="1" w16cid:durableId="134488045">
+  <w:abstractNum w:abstractNumId="14">
+    <w:lvl w:ilvl="0">
+      <w:start w:val="1"/>
+      <w:numFmt w:val="none"/>
+      <w:suff w:val="nothing"/>
+      <w:lvlText w:val=""/>
+      <w:lvlJc w:val="start"/>
+      <w:pPr>
+        <w:tabs>
+          <w:tab w:val="num" w:pos="0"/>
+        </w:tabs>
+        <w:ind w:start="0" w:hanging="0"/>
+      </w:pPr>
+    </w:lvl>
+    <w:lvl w:ilvl="1">
+      <w:start w:val="1"/>
+      <w:numFmt w:val="none"/>
+      <w:suff w:val="nothing"/>
+      <w:lvlText w:val=""/>
+      <w:lvlJc w:val="start"/>
+      <w:pPr>
+        <w:tabs>
+          <w:tab w:val="num" w:pos="0"/>
+        </w:tabs>
+        <w:ind w:start="0" w:hanging="0"/>
+      </w:pPr>
+    </w:lvl>
+    <w:lvl w:ilvl="2">
+      <w:start w:val="1"/>
+      <w:numFmt w:val="none"/>
+      <w:suff w:val="nothing"/>
+      <w:lvlText w:val=""/>
+      <w:lvlJc w:val="start"/>
+      <w:pPr>
+        <w:tabs>
+          <w:tab w:val="num" w:pos="0"/>
+        </w:tabs>
+        <w:ind w:start="0" w:hanging="0"/>
+      </w:pPr>
+    </w:lvl>
+    <w:lvl w:ilvl="3">
+      <w:start w:val="1"/>
+      <w:numFmt w:val="none"/>
+      <w:suff w:val="nothing"/>
+      <w:lvlText w:val=""/>
+      <w:lvlJc w:val="start"/>
+      <w:pPr>
+        <w:tabs>
+          <w:tab w:val="num" w:pos="0"/>
+        </w:tabs>
+        <w:ind w:start="0" w:hanging="0"/>
+      </w:pPr>
+    </w:lvl>
+    <w:lvl w:ilvl="4">
+      <w:start w:val="1"/>
+      <w:numFmt w:val="none"/>
+      <w:suff w:val="nothing"/>
+      <w:lvlText w:val=""/>
+      <w:lvlJc w:val="start"/>
+      <w:pPr>
+        <w:tabs>
+          <w:tab w:val="num" w:pos="0"/>
+        </w:tabs>
+        <w:ind w:start="0" w:hanging="0"/>
+      </w:pPr>
+    </w:lvl>
+    <w:lvl w:ilvl="5">
+      <w:start w:val="1"/>
+      <w:numFmt w:val="none"/>
+      <w:suff w:val="nothing"/>
+      <w:lvlText w:val=""/>
+      <w:lvlJc w:val="start"/>
+      <w:pPr>
+        <w:tabs>
+          <w:tab w:val="num" w:pos="0"/>
+        </w:tabs>
+        <w:ind w:start="0" w:hanging="0"/>
+      </w:pPr>
+    </w:lvl>
+    <w:lvl w:ilvl="6">
+      <w:start w:val="1"/>
+      <w:numFmt w:val="none"/>
+      <w:suff w:val="nothing"/>
+      <w:lvlText w:val=""/>
+      <w:lvlJc w:val="start"/>
+      <w:pPr>
+        <w:tabs>
+          <w:tab w:val="num" w:pos="0"/>
+        </w:tabs>
+        <w:ind w:start="0" w:hanging="0"/>
+      </w:pPr>
+    </w:lvl>
+    <w:lvl w:ilvl="7">
+      <w:start w:val="1"/>
+      <w:numFmt w:val="none"/>
+      <w:suff w:val="nothing"/>
+      <w:lvlText w:val=""/>
+      <w:lvlJc w:val="start"/>
+      <w:pPr>
+        <w:tabs>
+          <w:tab w:val="num" w:pos="0"/>
+        </w:tabs>
+        <w:ind w:start="0" w:hanging="0"/>
+      </w:pPr>
+    </w:lvl>
+    <w:lvl w:ilvl="8">
+      <w:start w:val="1"/>
+      <w:numFmt w:val="none"/>
+      <w:suff w:val="nothing"/>
+      <w:lvlText w:val=""/>
+      <w:lvlJc w:val="start"/>
+      <w:pPr>
+        <w:tabs>
+          <w:tab w:val="num" w:pos="0"/>
+        </w:tabs>
+        <w:ind w:start="0" w:hanging="0"/>
+      </w:pPr>
+    </w:lvl>
+  </w:abstractNum>
+  <w:num w:numId="1">
+    <w:abstractNumId w:val="1"/>
+  </w:num>
+  <w:num w:numId="2">
+    <w:abstractNumId w:val="2"/>
+  </w:num>
+  <w:num w:numId="3">
+    <w:abstractNumId w:val="3"/>
+  </w:num>
+  <w:num w:numId="4">
     <w:abstractNumId w:val="4"/>
   </w:num>
-  <w:num w:numId="2" w16cid:durableId="1350377641">
+  <w:num w:numId="5">
+    <w:abstractNumId w:val="5"/>
+  </w:num>
+  <w:num w:numId="6">
+    <w:abstractNumId w:val="6"/>
+  </w:num>
+  <w:num w:numId="7">
+    <w:abstractNumId w:val="7"/>
+  </w:num>
+  <w:num w:numId="8">
+    <w:abstractNumId w:val="8"/>
+  </w:num>
+  <w:num w:numId="9">
+    <w:abstractNumId w:val="9"/>
+  </w:num>
+  <w:num w:numId="10">
     <w:abstractNumId w:val="10"/>
   </w:num>
-  <w:num w:numId="3" w16cid:durableId="781727608">
-    <w:abstractNumId w:val="6"/>
-  </w:num>
-  <w:num w:numId="4" w16cid:durableId="1145657710">
-    <w:abstractNumId w:val="5"/>
-  </w:num>
-  <w:num w:numId="5" w16cid:durableId="1757822329">
-    <w:abstractNumId w:val="3"/>
-  </w:num>
-  <w:num w:numId="6" w16cid:durableId="139152880">
-    <w:abstractNumId w:val="0"/>
-  </w:num>
-  <w:num w:numId="7" w16cid:durableId="789203571">
-    <w:abstractNumId w:val="7"/>
-  </w:num>
-  <w:num w:numId="8" w16cid:durableId="1844315502">
-    <w:abstractNumId w:val="9"/>
-  </w:num>
-  <w:num w:numId="9" w16cid:durableId="207497177">
-    <w:abstractNumId w:val="1"/>
-  </w:num>
-  <w:num w:numId="10" w16cid:durableId="1498032696">
+  <w:num w:numId="11">
     <w:abstractNumId w:val="11"/>
   </w:num>
-  <w:num w:numId="11" w16cid:durableId="1768234529">
-    <w:abstractNumId w:val="8"/>
-  </w:num>
-  <w:num w:numId="12" w16cid:durableId="1384254554">
+  <w:num w:numId="12">
     <w:abstractNumId w:val="12"/>
   </w:num>
-  <w:num w:numId="13" w16cid:durableId="1712069299">
-    <w:abstractNumId w:val="2"/>
+  <w:num w:numId="13">
+    <w:abstractNumId w:val="13"/>
+  </w:num>
+  <w:num w:numId="14">
+    <w:abstractNumId w:val="14"/>
   </w:num>
 </w:numbering>
 </file>
 
 <file path=word/styles.xml><?xml version="1.0" encoding="utf-8"?>
-<w:styles xmlns:mc="http://schemas.openxmlformats.org/markup-compatibility/2006" xmlns:r="http://schemas.openxmlformats.org/officeDocument/2006/relationships" xmlns:w="http://schemas.openxmlformats.org/wordprocessingml/2006/main" xmlns:w14="http://schemas.microsoft.com/office/word/2010/wordml" xmlns:w15="http://schemas.microsoft.com/office/word/2012/wordml" xmlns:w16cex="http://schemas.microsoft.com/office/word/2018/wordml/cex" xmlns:w16cid="http://schemas.microsoft.com/office/word/2016/wordml/cid" xmlns:w16="http://schemas.microsoft.com/office/word/2018/wordml" xmlns:w16du="http://schemas.microsoft.com/office/word/2023/wordml/word16du" xmlns:w16sdtdh="http://schemas.microsoft.com/office/word/2020/wordml/sdtdatahash" xmlns:w16sdtfl="http://schemas.microsoft.com/office/word/2024/wordml/sdtformatlock" xmlns:w16se="http://schemas.microsoft.com/office/word/2015/wordml/symex" mc:Ignorable="w14 w15 w16se w16cid w16 w16cex w16sdtdh w16sdtfl w16du">
+<w:styles xmlns:w="http://schemas.openxmlformats.org/wordprocessingml/2006/main" xmlns:w14="http://schemas.microsoft.com/office/word/2010/wordml" xmlns:mc="http://schemas.openxmlformats.org/markup-compatibility/2006" mc:Ignorable="w14">
   <w:docDefaults>
     <w:rPrDefault>
       <w:rPr>
-        <w:rFonts w:asciiTheme="minorHAnsi" w:eastAsiaTheme="minorHAnsi" w:hAnsiTheme="minorHAnsi" w:cstheme="minorBidi"/>
+        <w:rFonts w:ascii="Aptos" w:hAnsi="Aptos" w:eastAsia="Aptos" w:cs="" w:asciiTheme="minorHAnsi" w:cstheme="minorBidi" w:eastAsiaTheme="minorHAnsi" w:hAnsiTheme="minorHAnsi"/>
         <w:kern w:val="2"/>
         <w:sz w:val="24"/>
         <w:szCs w:val="24"/>
@@ -3062,21 +3863,21 @@
     </w:rPrDefault>
     <w:pPrDefault>
       <w:pPr>
-        <w:spacing w:after="160" w:line="278" w:lineRule="auto"/>
+        <w:suppressAutoHyphens w:val="true"/>
       </w:pPr>
     </w:pPrDefault>
   </w:docDefaults>
   <w:latentStyles w:defLockedState="0" w:defUIPriority="99" w:defSemiHidden="0" w:defUnhideWhenUsed="0" w:defQFormat="0" w:count="376">
     <w:lsdException w:name="Normal" w:uiPriority="0" w:qFormat="1"/>
     <w:lsdException w:name="heading 1" w:uiPriority="9" w:qFormat="1"/>
-    <w:lsdException w:name="heading 2" w:semiHidden="1" w:uiPriority="9" w:unhideWhenUsed="1" w:qFormat="1"/>
-    <w:lsdException w:name="heading 3" w:semiHidden="1" w:uiPriority="9" w:unhideWhenUsed="1" w:qFormat="1"/>
-    <w:lsdException w:name="heading 4" w:semiHidden="1" w:uiPriority="9" w:unhideWhenUsed="1" w:qFormat="1"/>
-    <w:lsdException w:name="heading 5" w:semiHidden="1" w:uiPriority="9" w:unhideWhenUsed="1" w:qFormat="1"/>
-    <w:lsdException w:name="heading 6" w:semiHidden="1" w:uiPriority="9" w:unhideWhenUsed="1" w:qFormat="1"/>
-    <w:lsdException w:name="heading 7" w:semiHidden="1" w:uiPriority="9" w:unhideWhenUsed="1" w:qFormat="1"/>
-    <w:lsdException w:name="heading 8" w:semiHidden="1" w:uiPriority="9" w:unhideWhenUsed="1" w:qFormat="1"/>
-    <w:lsdException w:name="heading 9" w:semiHidden="1" w:uiPriority="9" w:unhideWhenUsed="1" w:qFormat="1"/>
+    <w:lsdException w:name="heading 2" w:uiPriority="9" w:semiHidden="1" w:unhideWhenUsed="1" w:qFormat="1"/>
+    <w:lsdException w:name="heading 3" w:uiPriority="9" w:semiHidden="1" w:unhideWhenUsed="1" w:qFormat="1"/>
+    <w:lsdException w:name="heading 4" w:uiPriority="9" w:semiHidden="1" w:unhideWhenUsed="1" w:qFormat="1"/>
+    <w:lsdException w:name="heading 5" w:uiPriority="9" w:semiHidden="1" w:unhideWhenUsed="1" w:qFormat="1"/>
+    <w:lsdException w:name="heading 6" w:uiPriority="9" w:semiHidden="1" w:unhideWhenUsed="1" w:qFormat="1"/>
+    <w:lsdException w:name="heading 7" w:uiPriority="9" w:semiHidden="1" w:unhideWhenUsed="1" w:qFormat="1"/>
+    <w:lsdException w:name="heading 8" w:uiPriority="9" w:semiHidden="1" w:unhideWhenUsed="1" w:qFormat="1"/>
+    <w:lsdException w:name="heading 9" w:uiPriority="9" w:semiHidden="1" w:unhideWhenUsed="1" w:qFormat="1"/>
     <w:lsdException w:name="index 1" w:semiHidden="1" w:unhideWhenUsed="1"/>
     <w:lsdException w:name="index 2" w:semiHidden="1" w:unhideWhenUsed="1"/>
     <w:lsdException w:name="index 3" w:semiHidden="1" w:unhideWhenUsed="1"/>
@@ -3086,22 +3887,22 @@
     <w:lsdException w:name="index 7" w:semiHidden="1" w:unhideWhenUsed="1"/>
     <w:lsdException w:name="index 8" w:semiHidden="1" w:unhideWhenUsed="1"/>
     <w:lsdException w:name="index 9" w:semiHidden="1" w:unhideWhenUsed="1"/>
-    <w:lsdException w:name="toc 1" w:semiHidden="1" w:uiPriority="39" w:unhideWhenUsed="1"/>
-    <w:lsdException w:name="toc 2" w:semiHidden="1" w:uiPriority="39" w:unhideWhenUsed="1"/>
-    <w:lsdException w:name="toc 3" w:semiHidden="1" w:uiPriority="39" w:unhideWhenUsed="1"/>
-    <w:lsdException w:name="toc 4" w:semiHidden="1" w:uiPriority="39" w:unhideWhenUsed="1"/>
-    <w:lsdException w:name="toc 5" w:semiHidden="1" w:uiPriority="39" w:unhideWhenUsed="1"/>
-    <w:lsdException w:name="toc 6" w:semiHidden="1" w:uiPriority="39" w:unhideWhenUsed="1"/>
-    <w:lsdException w:name="toc 7" w:semiHidden="1" w:uiPriority="39" w:unhideWhenUsed="1"/>
-    <w:lsdException w:name="toc 8" w:semiHidden="1" w:uiPriority="39" w:unhideWhenUsed="1"/>
-    <w:lsdException w:name="toc 9" w:semiHidden="1" w:uiPriority="39" w:unhideWhenUsed="1"/>
+    <w:lsdException w:name="toc 1" w:uiPriority="39" w:semiHidden="1" w:unhideWhenUsed="1"/>
+    <w:lsdException w:name="toc 2" w:uiPriority="39" w:semiHidden="1" w:unhideWhenUsed="1"/>
+    <w:lsdException w:name="toc 3" w:uiPriority="39" w:semiHidden="1" w:unhideWhenUsed="1"/>
+    <w:lsdException w:name="toc 4" w:uiPriority="39" w:semiHidden="1" w:unhideWhenUsed="1"/>
+    <w:lsdException w:name="toc 5" w:uiPriority="39" w:semiHidden="1" w:unhideWhenUsed="1"/>
+    <w:lsdException w:name="toc 6" w:uiPriority="39" w:semiHidden="1" w:unhideWhenUsed="1"/>
+    <w:lsdException w:name="toc 7" w:uiPriority="39" w:semiHidden="1" w:unhideWhenUsed="1"/>
+    <w:lsdException w:name="toc 8" w:uiPriority="39" w:semiHidden="1" w:unhideWhenUsed="1"/>
+    <w:lsdException w:name="toc 9" w:uiPriority="39" w:semiHidden="1" w:unhideWhenUsed="1"/>
     <w:lsdException w:name="Normal Indent" w:semiHidden="1" w:unhideWhenUsed="1"/>
     <w:lsdException w:name="footnote text" w:semiHidden="1" w:unhideWhenUsed="1"/>
     <w:lsdException w:name="annotation text" w:semiHidden="1" w:unhideWhenUsed="1"/>
     <w:lsdException w:name="header" w:semiHidden="1" w:unhideWhenUsed="1"/>
     <w:lsdException w:name="footer" w:semiHidden="1" w:unhideWhenUsed="1"/>
     <w:lsdException w:name="index heading" w:semiHidden="1" w:unhideWhenUsed="1"/>
-    <w:lsdException w:name="caption" w:semiHidden="1" w:uiPriority="35" w:unhideWhenUsed="1" w:qFormat="1"/>
+    <w:lsdException w:name="caption" w:uiPriority="35" w:semiHidden="1" w:unhideWhenUsed="1" w:qFormat="1"/>
     <w:lsdException w:name="table of figures" w:semiHidden="1" w:unhideWhenUsed="1"/>
     <w:lsdException w:name="envelope address" w:semiHidden="1" w:unhideWhenUsed="1"/>
     <w:lsdException w:name="envelope return" w:semiHidden="1" w:unhideWhenUsed="1"/>
@@ -3132,7 +3933,7 @@
     <w:lsdException w:name="Title" w:uiPriority="10" w:qFormat="1"/>
     <w:lsdException w:name="Closing" w:semiHidden="1" w:unhideWhenUsed="1"/>
     <w:lsdException w:name="Signature" w:semiHidden="1" w:unhideWhenUsed="1"/>
-    <w:lsdException w:name="Default Paragraph Font" w:semiHidden="1" w:uiPriority="1" w:unhideWhenUsed="1"/>
+    <w:lsdException w:name="Default Paragraph Font" w:uiPriority="1" w:semiHidden="1" w:unhideWhenUsed="1"/>
     <w:lsdException w:name="Body Text" w:semiHidden="1" w:unhideWhenUsed="1"/>
     <w:lsdException w:name="Body Text Indent" w:semiHidden="1" w:unhideWhenUsed="1"/>
     <w:lsdException w:name="List Continue" w:semiHidden="1" w:unhideWhenUsed="1"/>
@@ -3332,8 +4133,8 @@
     <w:lsdException w:name="Subtle Reference" w:uiPriority="31" w:qFormat="1"/>
     <w:lsdException w:name="Intense Reference" w:uiPriority="32" w:qFormat="1"/>
     <w:lsdException w:name="Book Title" w:uiPriority="33" w:qFormat="1"/>
-    <w:lsdException w:name="Bibliography" w:semiHidden="1" w:uiPriority="37" w:unhideWhenUsed="1"/>
-    <w:lsdException w:name="TOC Heading" w:semiHidden="1" w:uiPriority="39" w:unhideWhenUsed="1" w:qFormat="1"/>
+    <w:lsdException w:name="Bibliography" w:uiPriority="37" w:semiHidden="1" w:unhideWhenUsed="1"/>
+    <w:lsdException w:name="TOC Heading" w:uiPriority="39" w:semiHidden="1" w:unhideWhenUsed="1" w:qFormat="1"/>
     <w:lsdException w:name="Plain Table 1" w:uiPriority="41"/>
     <w:lsdException w:name="Plain Table 2" w:uiPriority="42"/>
     <w:lsdException w:name="Plain Table 3" w:uiPriority="43"/>
@@ -3444,9 +4245,24 @@
     <w:lsdException w:name="Unresolved Mention" w:semiHidden="1" w:unhideWhenUsed="1"/>
     <w:lsdException w:name="Smart Link" w:semiHidden="1" w:unhideWhenUsed="1"/>
   </w:latentStyles>
-  <w:style w:type="paragraph" w:default="1" w:styleId="Normal">
+  <w:style w:type="paragraph" w:styleId="Normal" w:default="1">
     <w:name w:val="Normal"/>
     <w:qFormat/>
+    <w:pPr>
+      <w:widowControl/>
+      <w:bidi w:val="0"/>
+      <w:spacing w:lineRule="auto" w:line="278" w:before="0" w:after="160"/>
+      <w:jc w:val="start"/>
+    </w:pPr>
+    <w:rPr>
+      <w:rFonts w:ascii="Aptos" w:hAnsi="Aptos" w:eastAsia="Aptos" w:cs="" w:asciiTheme="minorHAnsi" w:cstheme="minorBidi" w:eastAsiaTheme="minorHAnsi" w:hAnsiTheme="minorHAnsi"/>
+      <w:color w:val="auto"/>
+      <w:kern w:val="2"/>
+      <w:sz w:val="24"/>
+      <w:szCs w:val="24"/>
+      <w:lang w:val="en-IN" w:eastAsia="en-US" w:bidi="ar-SA"/>
+      <w14:ligatures w14:val="standardContextual"/>
+    </w:rPr>
   </w:style>
   <w:style w:type="paragraph" w:styleId="Heading1">
     <w:name w:val="heading 1"/>
@@ -3455,16 +4271,16 @@
     <w:link w:val="Heading1Char"/>
     <w:uiPriority w:val="9"/>
     <w:qFormat/>
-    <w:rsid w:val="00F15F2A"/>
+    <w:rsid w:val="00f15f2a"/>
     <w:pPr>
-      <w:keepNext/>
+      <w:keepNext w:val="true"/>
       <w:keepLines/>
       <w:spacing w:before="360" w:after="80"/>
       <w:outlineLvl w:val="0"/>
     </w:pPr>
     <w:rPr>
-      <w:rFonts w:asciiTheme="majorHAnsi" w:eastAsiaTheme="majorEastAsia" w:hAnsiTheme="majorHAnsi" w:cstheme="majorBidi"/>
-      <w:color w:val="0F4761" w:themeColor="accent1" w:themeShade="BF"/>
+      <w:rFonts w:ascii="Aptos Display" w:hAnsi="Aptos Display" w:eastAsia="" w:cs="" w:asciiTheme="majorHAnsi" w:cstheme="majorBidi" w:eastAsiaTheme="majorEastAsia" w:hAnsiTheme="majorHAnsi"/>
+      <w:color w:themeColor="accent1" w:themeShade="bf" w:val="0F4761"/>
       <w:sz w:val="40"/>
       <w:szCs w:val="40"/>
     </w:rPr>
@@ -3478,16 +4294,16 @@
     <w:semiHidden/>
     <w:unhideWhenUsed/>
     <w:qFormat/>
-    <w:rsid w:val="00F15F2A"/>
+    <w:rsid w:val="00f15f2a"/>
     <w:pPr>
-      <w:keepNext/>
+      <w:keepNext w:val="true"/>
       <w:keepLines/>
       <w:spacing w:before="160" w:after="80"/>
       <w:outlineLvl w:val="1"/>
     </w:pPr>
     <w:rPr>
-      <w:rFonts w:asciiTheme="majorHAnsi" w:eastAsiaTheme="majorEastAsia" w:hAnsiTheme="majorHAnsi" w:cstheme="majorBidi"/>
-      <w:color w:val="0F4761" w:themeColor="accent1" w:themeShade="BF"/>
+      <w:rFonts w:ascii="Aptos Display" w:hAnsi="Aptos Display" w:eastAsia="" w:cs="" w:asciiTheme="majorHAnsi" w:cstheme="majorBidi" w:eastAsiaTheme="majorEastAsia" w:hAnsiTheme="majorHAnsi"/>
+      <w:color w:themeColor="accent1" w:themeShade="bf" w:val="0F4761"/>
       <w:sz w:val="32"/>
       <w:szCs w:val="32"/>
     </w:rPr>
@@ -3501,16 +4317,16 @@
     <w:semiHidden/>
     <w:unhideWhenUsed/>
     <w:qFormat/>
-    <w:rsid w:val="00F15F2A"/>
+    <w:rsid w:val="00f15f2a"/>
     <w:pPr>
-      <w:keepNext/>
+      <w:keepNext w:val="true"/>
       <w:keepLines/>
       <w:spacing w:before="160" w:after="80"/>
       <w:outlineLvl w:val="2"/>
     </w:pPr>
     <w:rPr>
-      <w:rFonts w:eastAsiaTheme="majorEastAsia" w:cstheme="majorBidi"/>
-      <w:color w:val="0F4761" w:themeColor="accent1" w:themeShade="BF"/>
+      <w:rFonts w:eastAsia="" w:cs="" w:cstheme="majorBidi" w:eastAsiaTheme="majorEastAsia"/>
+      <w:color w:themeColor="accent1" w:themeShade="bf" w:val="0F4761"/>
       <w:sz w:val="28"/>
       <w:szCs w:val="28"/>
     </w:rPr>
@@ -3524,18 +4340,18 @@
     <w:semiHidden/>
     <w:unhideWhenUsed/>
     <w:qFormat/>
-    <w:rsid w:val="00F15F2A"/>
+    <w:rsid w:val="00f15f2a"/>
     <w:pPr>
-      <w:keepNext/>
+      <w:keepNext w:val="true"/>
       <w:keepLines/>
       <w:spacing w:before="80" w:after="40"/>
       <w:outlineLvl w:val="3"/>
     </w:pPr>
     <w:rPr>
-      <w:rFonts w:eastAsiaTheme="majorEastAsia" w:cstheme="majorBidi"/>
+      <w:rFonts w:eastAsia="" w:cs="" w:cstheme="majorBidi" w:eastAsiaTheme="majorEastAsia"/>
       <w:i/>
       <w:iCs/>
-      <w:color w:val="0F4761" w:themeColor="accent1" w:themeShade="BF"/>
+      <w:color w:themeColor="accent1" w:themeShade="bf" w:val="0F4761"/>
     </w:rPr>
   </w:style>
   <w:style w:type="paragraph" w:styleId="Heading5">
@@ -3547,16 +4363,16 @@
     <w:semiHidden/>
     <w:unhideWhenUsed/>
     <w:qFormat/>
-    <w:rsid w:val="00F15F2A"/>
+    <w:rsid w:val="00f15f2a"/>
     <w:pPr>
-      <w:keepNext/>
+      <w:keepNext w:val="true"/>
       <w:keepLines/>
       <w:spacing w:before="80" w:after="40"/>
       <w:outlineLvl w:val="4"/>
     </w:pPr>
     <w:rPr>
-      <w:rFonts w:eastAsiaTheme="majorEastAsia" w:cstheme="majorBidi"/>
-      <w:color w:val="0F4761" w:themeColor="accent1" w:themeShade="BF"/>
+      <w:rFonts w:eastAsia="" w:cs="" w:cstheme="majorBidi" w:eastAsiaTheme="majorEastAsia"/>
+      <w:color w:themeColor="accent1" w:themeShade="bf" w:val="0F4761"/>
     </w:rPr>
   </w:style>
   <w:style w:type="paragraph" w:styleId="Heading6">
@@ -3568,18 +4384,18 @@
     <w:semiHidden/>
     <w:unhideWhenUsed/>
     <w:qFormat/>
-    <w:rsid w:val="00F15F2A"/>
+    <w:rsid w:val="00f15f2a"/>
     <w:pPr>
-      <w:keepNext/>
+      <w:keepNext w:val="true"/>
       <w:keepLines/>
       <w:spacing w:before="40" w:after="0"/>
       <w:outlineLvl w:val="5"/>
     </w:pPr>
     <w:rPr>
-      <w:rFonts w:eastAsiaTheme="majorEastAsia" w:cstheme="majorBidi"/>
+      <w:rFonts w:eastAsia="" w:cs="" w:cstheme="majorBidi" w:eastAsiaTheme="majorEastAsia"/>
       <w:i/>
       <w:iCs/>
-      <w:color w:val="595959" w:themeColor="text1" w:themeTint="A6"/>
+      <w:color w:themeColor="text1" w:themeTint="a6" w:val="595959"/>
     </w:rPr>
   </w:style>
   <w:style w:type="paragraph" w:styleId="Heading7">
@@ -3591,16 +4407,16 @@
     <w:semiHidden/>
     <w:unhideWhenUsed/>
     <w:qFormat/>
-    <w:rsid w:val="00F15F2A"/>
+    <w:rsid w:val="00f15f2a"/>
     <w:pPr>
-      <w:keepNext/>
+      <w:keepNext w:val="true"/>
       <w:keepLines/>
       <w:spacing w:before="40" w:after="0"/>
       <w:outlineLvl w:val="6"/>
     </w:pPr>
     <w:rPr>
-      <w:rFonts w:eastAsiaTheme="majorEastAsia" w:cstheme="majorBidi"/>
-      <w:color w:val="595959" w:themeColor="text1" w:themeTint="A6"/>
+      <w:rFonts w:eastAsia="" w:cs="" w:cstheme="majorBidi" w:eastAsiaTheme="majorEastAsia"/>
+      <w:color w:themeColor="text1" w:themeTint="a6" w:val="595959"/>
     </w:rPr>
   </w:style>
   <w:style w:type="paragraph" w:styleId="Heading8">
@@ -3612,18 +4428,18 @@
     <w:semiHidden/>
     <w:unhideWhenUsed/>
     <w:qFormat/>
-    <w:rsid w:val="00F15F2A"/>
+    <w:rsid w:val="00f15f2a"/>
     <w:pPr>
-      <w:keepNext/>
+      <w:keepNext w:val="true"/>
       <w:keepLines/>
-      <w:spacing w:after="0"/>
+      <w:spacing w:before="0" w:after="0"/>
       <w:outlineLvl w:val="7"/>
     </w:pPr>
     <w:rPr>
-      <w:rFonts w:eastAsiaTheme="majorEastAsia" w:cstheme="majorBidi"/>
+      <w:rFonts w:eastAsia="" w:cs="" w:cstheme="majorBidi" w:eastAsiaTheme="majorEastAsia"/>
       <w:i/>
       <w:iCs/>
-      <w:color w:val="272727" w:themeColor="text1" w:themeTint="D8"/>
+      <w:color w:themeColor="text1" w:themeTint="d8" w:val="272727"/>
     </w:rPr>
   </w:style>
   <w:style w:type="paragraph" w:styleId="Heading9">
@@ -3635,161 +4451,315 @@
     <w:semiHidden/>
     <w:unhideWhenUsed/>
     <w:qFormat/>
-    <w:rsid w:val="00F15F2A"/>
+    <w:rsid w:val="00f15f2a"/>
     <w:pPr>
-      <w:keepNext/>
+      <w:keepNext w:val="true"/>
       <w:keepLines/>
-      <w:spacing w:after="0"/>
+      <w:spacing w:before="0" w:after="0"/>
       <w:outlineLvl w:val="8"/>
     </w:pPr>
     <w:rPr>
-      <w:rFonts w:eastAsiaTheme="majorEastAsia" w:cstheme="majorBidi"/>
-      <w:color w:val="272727" w:themeColor="text1" w:themeTint="D8"/>
+      <w:rFonts w:eastAsia="" w:cs="" w:cstheme="majorBidi" w:eastAsiaTheme="majorEastAsia"/>
+      <w:color w:themeColor="text1" w:themeTint="d8" w:val="272727"/>
     </w:rPr>
   </w:style>
-  <w:style w:type="character" w:default="1" w:styleId="DefaultParagraphFont">
+  <w:style w:type="character" w:styleId="DefaultParagraphFont" w:default="1">
     <w:name w:val="Default Paragraph Font"/>
     <w:uiPriority w:val="1"/>
     <w:unhideWhenUsed/>
+    <w:qFormat/>
+    <w:rPr/>
   </w:style>
-  <w:style w:type="table" w:default="1" w:styleId="TableNormal">
-    <w:name w:val="Normal Table"/>
-    <w:uiPriority w:val="99"/>
-    <w:semiHidden/>
-    <w:unhideWhenUsed/>
-    <w:tblPr>
-      <w:tblInd w:w="0" w:type="dxa"/>
-      <w:tblCellMar>
-        <w:top w:w="0" w:type="dxa"/>
-        <w:left w:w="108" w:type="dxa"/>
-        <w:bottom w:w="0" w:type="dxa"/>
-        <w:right w:w="108" w:type="dxa"/>
-      </w:tblCellMar>
-    </w:tblPr>
-  </w:style>
-  <w:style w:type="numbering" w:default="1" w:styleId="NoList">
-    <w:name w:val="No List"/>
-    <w:uiPriority w:val="99"/>
-    <w:semiHidden/>
-    <w:unhideWhenUsed/>
-  </w:style>
-  <w:style w:type="character" w:customStyle="1" w:styleId="Heading1Char">
+  <w:style w:type="character" w:styleId="Heading1Char" w:customStyle="1">
     <w:name w:val="Heading 1 Char"/>
     <w:basedOn w:val="DefaultParagraphFont"/>
     <w:link w:val="Heading1"/>
     <w:uiPriority w:val="9"/>
-    <w:rsid w:val="00F15F2A"/>
+    <w:qFormat/>
+    <w:rsid w:val="00f15f2a"/>
     <w:rPr>
-      <w:rFonts w:asciiTheme="majorHAnsi" w:eastAsiaTheme="majorEastAsia" w:hAnsiTheme="majorHAnsi" w:cstheme="majorBidi"/>
-      <w:color w:val="0F4761" w:themeColor="accent1" w:themeShade="BF"/>
+      <w:rFonts w:ascii="Aptos Display" w:hAnsi="Aptos Display" w:eastAsia="" w:cs="" w:asciiTheme="majorHAnsi" w:cstheme="majorBidi" w:eastAsiaTheme="majorEastAsia" w:hAnsiTheme="majorHAnsi"/>
+      <w:color w:themeColor="accent1" w:themeShade="bf" w:val="0F4761"/>
       <w:sz w:val="40"/>
       <w:szCs w:val="40"/>
     </w:rPr>
   </w:style>
-  <w:style w:type="character" w:customStyle="1" w:styleId="Heading2Char">
+  <w:style w:type="character" w:styleId="Heading2Char" w:customStyle="1">
     <w:name w:val="Heading 2 Char"/>
     <w:basedOn w:val="DefaultParagraphFont"/>
     <w:link w:val="Heading2"/>
     <w:uiPriority w:val="9"/>
     <w:semiHidden/>
-    <w:rsid w:val="00F15F2A"/>
+    <w:qFormat/>
+    <w:rsid w:val="00f15f2a"/>
     <w:rPr>
-      <w:rFonts w:asciiTheme="majorHAnsi" w:eastAsiaTheme="majorEastAsia" w:hAnsiTheme="majorHAnsi" w:cstheme="majorBidi"/>
-      <w:color w:val="0F4761" w:themeColor="accent1" w:themeShade="BF"/>
+      <w:rFonts w:ascii="Aptos Display" w:hAnsi="Aptos Display" w:eastAsia="" w:cs="" w:asciiTheme="majorHAnsi" w:cstheme="majorBidi" w:eastAsiaTheme="majorEastAsia" w:hAnsiTheme="majorHAnsi"/>
+      <w:color w:themeColor="accent1" w:themeShade="bf" w:val="0F4761"/>
       <w:sz w:val="32"/>
       <w:szCs w:val="32"/>
     </w:rPr>
   </w:style>
-  <w:style w:type="character" w:customStyle="1" w:styleId="Heading3Char">
+  <w:style w:type="character" w:styleId="Heading3Char" w:customStyle="1">
     <w:name w:val="Heading 3 Char"/>
     <w:basedOn w:val="DefaultParagraphFont"/>
     <w:link w:val="Heading3"/>
     <w:uiPriority w:val="9"/>
     <w:semiHidden/>
-    <w:rsid w:val="00F15F2A"/>
+    <w:qFormat/>
+    <w:rsid w:val="00f15f2a"/>
     <w:rPr>
-      <w:rFonts w:eastAsiaTheme="majorEastAsia" w:cstheme="majorBidi"/>
-      <w:color w:val="0F4761" w:themeColor="accent1" w:themeShade="BF"/>
+      <w:rFonts w:eastAsia="" w:cs="" w:cstheme="majorBidi" w:eastAsiaTheme="majorEastAsia"/>
+      <w:color w:themeColor="accent1" w:themeShade="bf" w:val="0F4761"/>
       <w:sz w:val="28"/>
       <w:szCs w:val="28"/>
     </w:rPr>
   </w:style>
-  <w:style w:type="character" w:customStyle="1" w:styleId="Heading4Char">
+  <w:style w:type="character" w:styleId="Heading4Char" w:customStyle="1">
     <w:name w:val="Heading 4 Char"/>
     <w:basedOn w:val="DefaultParagraphFont"/>
     <w:link w:val="Heading4"/>
     <w:uiPriority w:val="9"/>
     <w:semiHidden/>
-    <w:rsid w:val="00F15F2A"/>
+    <w:qFormat/>
+    <w:rsid w:val="00f15f2a"/>
     <w:rPr>
-      <w:rFonts w:eastAsiaTheme="majorEastAsia" w:cstheme="majorBidi"/>
+      <w:rFonts w:eastAsia="" w:cs="" w:cstheme="majorBidi" w:eastAsiaTheme="majorEastAsia"/>
       <w:i/>
       <w:iCs/>
-      <w:color w:val="0F4761" w:themeColor="accent1" w:themeShade="BF"/>
+      <w:color w:themeColor="accent1" w:themeShade="bf" w:val="0F4761"/>
     </w:rPr>
   </w:style>
-  <w:style w:type="character" w:customStyle="1" w:styleId="Heading5Char">
+  <w:style w:type="character" w:styleId="Heading5Char" w:customStyle="1">
     <w:name w:val="Heading 5 Char"/>
     <w:basedOn w:val="DefaultParagraphFont"/>
     <w:link w:val="Heading5"/>
     <w:uiPriority w:val="9"/>
     <w:semiHidden/>
-    <w:rsid w:val="00F15F2A"/>
+    <w:qFormat/>
+    <w:rsid w:val="00f15f2a"/>
     <w:rPr>
-      <w:rFonts w:eastAsiaTheme="majorEastAsia" w:cstheme="majorBidi"/>
-      <w:color w:val="0F4761" w:themeColor="accent1" w:themeShade="BF"/>
+      <w:rFonts w:eastAsia="" w:cs="" w:cstheme="majorBidi" w:eastAsiaTheme="majorEastAsia"/>
+      <w:color w:themeColor="accent1" w:themeShade="bf" w:val="0F4761"/>
     </w:rPr>
   </w:style>
-  <w:style w:type="character" w:customStyle="1" w:styleId="Heading6Char">
+  <w:style w:type="character" w:styleId="Heading6Char" w:customStyle="1">
     <w:name w:val="Heading 6 Char"/>
     <w:basedOn w:val="DefaultParagraphFont"/>
     <w:link w:val="Heading6"/>
     <w:uiPriority w:val="9"/>
     <w:semiHidden/>
-    <w:rsid w:val="00F15F2A"/>
+    <w:qFormat/>
+    <w:rsid w:val="00f15f2a"/>
     <w:rPr>
-      <w:rFonts w:eastAsiaTheme="majorEastAsia" w:cstheme="majorBidi"/>
+      <w:rFonts w:eastAsia="" w:cs="" w:cstheme="majorBidi" w:eastAsiaTheme="majorEastAsia"/>
       <w:i/>
       <w:iCs/>
-      <w:color w:val="595959" w:themeColor="text1" w:themeTint="A6"/>
+      <w:color w:themeColor="text1" w:themeTint="a6" w:val="595959"/>
     </w:rPr>
   </w:style>
-  <w:style w:type="character" w:customStyle="1" w:styleId="Heading7Char">
+  <w:style w:type="character" w:styleId="Heading7Char" w:customStyle="1">
     <w:name w:val="Heading 7 Char"/>
     <w:basedOn w:val="DefaultParagraphFont"/>
     <w:link w:val="Heading7"/>
     <w:uiPriority w:val="9"/>
     <w:semiHidden/>
-    <w:rsid w:val="00F15F2A"/>
+    <w:qFormat/>
+    <w:rsid w:val="00f15f2a"/>
     <w:rPr>
-      <w:rFonts w:eastAsiaTheme="majorEastAsia" w:cstheme="majorBidi"/>
-      <w:color w:val="595959" w:themeColor="text1" w:themeTint="A6"/>
+      <w:rFonts w:eastAsia="" w:cs="" w:cstheme="majorBidi" w:eastAsiaTheme="majorEastAsia"/>
+      <w:color w:themeColor="text1" w:themeTint="a6" w:val="595959"/>
     </w:rPr>
   </w:style>
-  <w:style w:type="character" w:customStyle="1" w:styleId="Heading8Char">
+  <w:style w:type="character" w:styleId="Heading8Char" w:customStyle="1">
     <w:name w:val="Heading 8 Char"/>
     <w:basedOn w:val="DefaultParagraphFont"/>
     <w:link w:val="Heading8"/>
     <w:uiPriority w:val="9"/>
     <w:semiHidden/>
-    <w:rsid w:val="00F15F2A"/>
+    <w:qFormat/>
+    <w:rsid w:val="00f15f2a"/>
     <w:rPr>
-      <w:rFonts w:eastAsiaTheme="majorEastAsia" w:cstheme="majorBidi"/>
+      <w:rFonts w:eastAsia="" w:cs="" w:cstheme="majorBidi" w:eastAsiaTheme="majorEastAsia"/>
       <w:i/>
       <w:iCs/>
-      <w:color w:val="272727" w:themeColor="text1" w:themeTint="D8"/>
+      <w:color w:themeColor="text1" w:themeTint="d8" w:val="272727"/>
     </w:rPr>
   </w:style>
-  <w:style w:type="character" w:customStyle="1" w:styleId="Heading9Char">
+  <w:style w:type="character" w:styleId="Heading9Char" w:customStyle="1">
     <w:name w:val="Heading 9 Char"/>
     <w:basedOn w:val="DefaultParagraphFont"/>
     <w:link w:val="Heading9"/>
     <w:uiPriority w:val="9"/>
     <w:semiHidden/>
-    <w:rsid w:val="00F15F2A"/>
+    <w:qFormat/>
+    <w:rsid w:val="00f15f2a"/>
     <w:rPr>
-      <w:rFonts w:eastAsiaTheme="majorEastAsia" w:cstheme="majorBidi"/>
-      <w:color w:val="272727" w:themeColor="text1" w:themeTint="D8"/>
+      <w:rFonts w:eastAsia="" w:cs="" w:cstheme="majorBidi" w:eastAsiaTheme="majorEastAsia"/>
+      <w:color w:themeColor="text1" w:themeTint="d8" w:val="272727"/>
+    </w:rPr>
+  </w:style>
+  <w:style w:type="character" w:styleId="TitleChar" w:customStyle="1">
+    <w:name w:val="Title Char"/>
+    <w:basedOn w:val="DefaultParagraphFont"/>
+    <w:link w:val="Title"/>
+    <w:uiPriority w:val="10"/>
+    <w:qFormat/>
+    <w:rsid w:val="00f15f2a"/>
+    <w:rPr>
+      <w:rFonts w:ascii="Aptos Display" w:hAnsi="Aptos Display" w:eastAsia="" w:cs="" w:asciiTheme="majorHAnsi" w:cstheme="majorBidi" w:eastAsiaTheme="majorEastAsia" w:hAnsiTheme="majorHAnsi"/>
+      <w:spacing w:val="-10"/>
+      <w:kern w:val="2"/>
+      <w:sz w:val="56"/>
+      <w:szCs w:val="56"/>
+    </w:rPr>
+  </w:style>
+  <w:style w:type="character" w:styleId="SubtitleChar" w:customStyle="1">
+    <w:name w:val="Subtitle Char"/>
+    <w:basedOn w:val="DefaultParagraphFont"/>
+    <w:link w:val="Subtitle"/>
+    <w:uiPriority w:val="11"/>
+    <w:qFormat/>
+    <w:rsid w:val="00f15f2a"/>
+    <w:rPr>
+      <w:rFonts w:eastAsia="" w:cs="" w:cstheme="majorBidi" w:eastAsiaTheme="majorEastAsia"/>
+      <w:color w:themeColor="text1" w:themeTint="a6" w:val="595959"/>
+      <w:spacing w:val="15"/>
+      <w:sz w:val="28"/>
+      <w:szCs w:val="28"/>
+    </w:rPr>
+  </w:style>
+  <w:style w:type="character" w:styleId="QuoteChar" w:customStyle="1">
+    <w:name w:val="Quote Char"/>
+    <w:basedOn w:val="DefaultParagraphFont"/>
+    <w:link w:val="Quote"/>
+    <w:uiPriority w:val="29"/>
+    <w:qFormat/>
+    <w:rsid w:val="00f15f2a"/>
+    <w:rPr>
+      <w:i/>
+      <w:iCs/>
+      <w:color w:themeColor="text1" w:themeTint="bf" w:val="404040"/>
+    </w:rPr>
+  </w:style>
+  <w:style w:type="character" w:styleId="IntenseEmphasis">
+    <w:name w:val="Intense Emphasis"/>
+    <w:basedOn w:val="DefaultParagraphFont"/>
+    <w:uiPriority w:val="21"/>
+    <w:qFormat/>
+    <w:rsid w:val="00f15f2a"/>
+    <w:rPr>
+      <w:i/>
+      <w:iCs/>
+      <w:color w:themeColor="accent1" w:themeShade="bf" w:val="0F4761"/>
+    </w:rPr>
+  </w:style>
+  <w:style w:type="character" w:styleId="IntenseQuoteChar" w:customStyle="1">
+    <w:name w:val="Intense Quote Char"/>
+    <w:basedOn w:val="DefaultParagraphFont"/>
+    <w:link w:val="IntenseQuote"/>
+    <w:uiPriority w:val="30"/>
+    <w:qFormat/>
+    <w:rsid w:val="00f15f2a"/>
+    <w:rPr>
+      <w:i/>
+      <w:iCs/>
+      <w:color w:themeColor="accent1" w:themeShade="bf" w:val="0F4761"/>
+    </w:rPr>
+  </w:style>
+  <w:style w:type="character" w:styleId="IntenseReference">
+    <w:name w:val="Intense Reference"/>
+    <w:basedOn w:val="DefaultParagraphFont"/>
+    <w:uiPriority w:val="32"/>
+    <w:qFormat/>
+    <w:rsid w:val="00f15f2a"/>
+    <w:rPr>
+      <w:b/>
+      <w:bCs/>
+      <w:smallCaps/>
+      <w:color w:themeColor="accent1" w:themeShade="bf" w:val="0F4761"/>
+      <w:spacing w:val="5"/>
+    </w:rPr>
+  </w:style>
+  <w:style w:type="character" w:styleId="Hyperlink">
+    <w:name w:val="Hyperlink"/>
+    <w:basedOn w:val="DefaultParagraphFont"/>
+    <w:uiPriority w:val="99"/>
+    <w:unhideWhenUsed/>
+    <w:rsid w:val="00f15f2a"/>
+    <w:rPr>
+      <w:color w:themeColor="hyperlink" w:val="467886"/>
+      <w:u w:val="single"/>
+    </w:rPr>
+  </w:style>
+  <w:style w:type="character" w:styleId="UnresolvedMention">
+    <w:name w:val="Unresolved Mention"/>
+    <w:basedOn w:val="DefaultParagraphFont"/>
+    <w:uiPriority w:val="99"/>
+    <w:semiHidden/>
+    <w:unhideWhenUsed/>
+    <w:qFormat/>
+    <w:rsid w:val="00f15f2a"/>
+    <w:rPr>
+      <w:color w:val="605E5C"/>
+      <w:shd w:fill="E1DFDD" w:val="clear"/>
+    </w:rPr>
+  </w:style>
+  <w:style w:type="paragraph" w:styleId="Heading">
+    <w:name w:val="Heading"/>
+    <w:basedOn w:val="Normal"/>
+    <w:next w:val="BodyText"/>
+    <w:qFormat/>
+    <w:pPr>
+      <w:keepNext w:val="true"/>
+      <w:spacing w:before="240" w:after="120"/>
+    </w:pPr>
+    <w:rPr>
+      <w:rFonts w:ascii="Liberation Sans" w:hAnsi="Liberation Sans" w:eastAsia="Microsoft YaHei" w:cs="Lucida Sans"/>
+      <w:sz w:val="28"/>
+      <w:szCs w:val="28"/>
+    </w:rPr>
+  </w:style>
+  <w:style w:type="paragraph" w:styleId="BodyText">
+    <w:name w:val="Body Text"/>
+    <w:basedOn w:val="Normal"/>
+    <w:pPr>
+      <w:spacing w:lineRule="auto" w:line="276" w:before="0" w:after="140"/>
+    </w:pPr>
+    <w:rPr/>
+  </w:style>
+  <w:style w:type="paragraph" w:styleId="List">
+    <w:name w:val="List"/>
+    <w:basedOn w:val="BodyText"/>
+    <w:pPr/>
+    <w:rPr>
+      <w:rFonts w:cs="Lucida Sans"/>
+    </w:rPr>
+  </w:style>
+  <w:style w:type="paragraph" w:styleId="Caption">
+    <w:name w:val="caption"/>
+    <w:basedOn w:val="Normal"/>
+    <w:qFormat/>
+    <w:pPr>
+      <w:suppressLineNumbers/>
+      <w:spacing w:before="120" w:after="120"/>
+    </w:pPr>
+    <w:rPr>
+      <w:rFonts w:cs="Lucida Sans"/>
+      <w:i/>
+      <w:iCs/>
+      <w:sz w:val="24"/>
+      <w:szCs w:val="24"/>
+    </w:rPr>
+  </w:style>
+  <w:style w:type="paragraph" w:styleId="Index">
+    <w:name w:val="Index"/>
+    <w:basedOn w:val="Normal"/>
+    <w:qFormat/>
+    <w:pPr>
+      <w:suppressLineNumbers/>
+    </w:pPr>
+    <w:rPr>
+      <w:rFonts w:cs="Lucida Sans"/>
     </w:rPr>
   </w:style>
   <w:style w:type="paragraph" w:styleId="Title">
@@ -3799,29 +4769,15 @@
     <w:link w:val="TitleChar"/>
     <w:uiPriority w:val="10"/>
     <w:qFormat/>
-    <w:rsid w:val="00F15F2A"/>
+    <w:rsid w:val="00f15f2a"/>
     <w:pPr>
-      <w:spacing w:after="80" w:line="240" w:lineRule="auto"/>
+      <w:spacing w:lineRule="auto" w:line="240" w:before="0" w:after="80"/>
       <w:contextualSpacing/>
     </w:pPr>
     <w:rPr>
-      <w:rFonts w:asciiTheme="majorHAnsi" w:eastAsiaTheme="majorEastAsia" w:hAnsiTheme="majorHAnsi" w:cstheme="majorBidi"/>
+      <w:rFonts w:ascii="Aptos Display" w:hAnsi="Aptos Display" w:eastAsia="" w:cs="" w:asciiTheme="majorHAnsi" w:cstheme="majorBidi" w:eastAsiaTheme="majorEastAsia" w:hAnsiTheme="majorHAnsi"/>
       <w:spacing w:val="-10"/>
-      <w:kern w:val="28"/>
-      <w:sz w:val="56"/>
-      <w:szCs w:val="56"/>
-    </w:rPr>
-  </w:style>
-  <w:style w:type="character" w:customStyle="1" w:styleId="TitleChar">
-    <w:name w:val="Title Char"/>
-    <w:basedOn w:val="DefaultParagraphFont"/>
-    <w:link w:val="Title"/>
-    <w:uiPriority w:val="10"/>
-    <w:rsid w:val="00F15F2A"/>
-    <w:rPr>
-      <w:rFonts w:asciiTheme="majorHAnsi" w:eastAsiaTheme="majorEastAsia" w:hAnsiTheme="majorHAnsi" w:cstheme="majorBidi"/>
-      <w:spacing w:val="-10"/>
-      <w:kern w:val="28"/>
+      <w:kern w:val="2"/>
       <w:sz w:val="56"/>
       <w:szCs w:val="56"/>
     </w:rPr>
@@ -3833,29 +4789,11 @@
     <w:link w:val="SubtitleChar"/>
     <w:uiPriority w:val="11"/>
     <w:qFormat/>
-    <w:rsid w:val="00F15F2A"/>
-    <w:pPr>
-      <w:numPr>
-        <w:ilvl w:val="1"/>
-      </w:numPr>
-    </w:pPr>
+    <w:rsid w:val="00f15f2a"/>
+    <w:pPr/>
     <w:rPr>
-      <w:rFonts w:eastAsiaTheme="majorEastAsia" w:cstheme="majorBidi"/>
-      <w:color w:val="595959" w:themeColor="text1" w:themeTint="A6"/>
-      <w:spacing w:val="15"/>
-      <w:sz w:val="28"/>
-      <w:szCs w:val="28"/>
-    </w:rPr>
-  </w:style>
-  <w:style w:type="character" w:customStyle="1" w:styleId="SubtitleChar">
-    <w:name w:val="Subtitle Char"/>
-    <w:basedOn w:val="DefaultParagraphFont"/>
-    <w:link w:val="Subtitle"/>
-    <w:uiPriority w:val="11"/>
-    <w:rsid w:val="00F15F2A"/>
-    <w:rPr>
-      <w:rFonts w:eastAsiaTheme="majorEastAsia" w:cstheme="majorBidi"/>
-      <w:color w:val="595959" w:themeColor="text1" w:themeTint="A6"/>
+      <w:rFonts w:eastAsia="" w:cs="" w:cstheme="majorBidi" w:eastAsiaTheme="majorEastAsia"/>
+      <w:color w:themeColor="text1" w:themeTint="a6" w:val="595959"/>
       <w:spacing w:val="15"/>
       <w:sz w:val="28"/>
       <w:szCs w:val="28"/>
@@ -3868,27 +4806,15 @@
     <w:link w:val="QuoteChar"/>
     <w:uiPriority w:val="29"/>
     <w:qFormat/>
-    <w:rsid w:val="00F15F2A"/>
+    <w:rsid w:val="00f15f2a"/>
     <w:pPr>
-      <w:spacing w:before="160"/>
+      <w:spacing w:before="160" w:after="160"/>
       <w:jc w:val="center"/>
     </w:pPr>
     <w:rPr>
       <w:i/>
       <w:iCs/>
-      <w:color w:val="404040" w:themeColor="text1" w:themeTint="BF"/>
-    </w:rPr>
-  </w:style>
-  <w:style w:type="character" w:customStyle="1" w:styleId="QuoteChar">
-    <w:name w:val="Quote Char"/>
-    <w:basedOn w:val="DefaultParagraphFont"/>
-    <w:link w:val="Quote"/>
-    <w:uiPriority w:val="29"/>
-    <w:rsid w:val="00F15F2A"/>
-    <w:rPr>
-      <w:i/>
-      <w:iCs/>
-      <w:color w:val="404040" w:themeColor="text1" w:themeTint="BF"/>
+      <w:color w:themeColor="text1" w:themeTint="bf" w:val="404040"/>
     </w:rPr>
   </w:style>
   <w:style w:type="paragraph" w:styleId="ListParagraph">
@@ -3896,23 +4822,13 @@
     <w:basedOn w:val="Normal"/>
     <w:uiPriority w:val="34"/>
     <w:qFormat/>
-    <w:rsid w:val="00F15F2A"/>
+    <w:rsid w:val="00f15f2a"/>
     <w:pPr>
-      <w:ind w:left="720"/>
+      <w:spacing w:before="0" w:after="160"/>
+      <w:ind w:start="720"/>
       <w:contextualSpacing/>
     </w:pPr>
-  </w:style>
-  <w:style w:type="character" w:styleId="IntenseEmphasis">
-    <w:name w:val="Intense Emphasis"/>
-    <w:basedOn w:val="DefaultParagraphFont"/>
-    <w:uiPriority w:val="21"/>
-    <w:qFormat/>
-    <w:rsid w:val="00F15F2A"/>
-    <w:rPr>
-      <w:i/>
-      <w:iCs/>
-      <w:color w:val="0F4761" w:themeColor="accent1" w:themeShade="BF"/>
-    </w:rPr>
+    <w:rPr/>
   </w:style>
   <w:style w:type="paragraph" w:styleId="IntenseQuote">
     <w:name w:val="Intense Quote"/>
@@ -3921,83 +4837,55 @@
     <w:link w:val="IntenseQuoteChar"/>
     <w:uiPriority w:val="30"/>
     <w:qFormat/>
-    <w:rsid w:val="00F15F2A"/>
+    <w:rsid w:val="00f15f2a"/>
     <w:pPr>
       <w:pBdr>
-        <w:top w:val="single" w:sz="4" w:space="10" w:color="0F4761" w:themeColor="accent1" w:themeShade="BF"/>
-        <w:bottom w:val="single" w:sz="4" w:space="10" w:color="0F4761" w:themeColor="accent1" w:themeShade="BF"/>
+        <w:top w:val="single" w:sz="4" w:space="10" w:color="0F4761" w:themeColor="accent1" w:themeShade="bf"/>
+        <w:bottom w:val="single" w:sz="4" w:space="10" w:color="0F4761" w:themeColor="accent1" w:themeShade="bf"/>
       </w:pBdr>
       <w:spacing w:before="360" w:after="360"/>
-      <w:ind w:left="864" w:right="864"/>
+      <w:ind w:start="864" w:end="864"/>
       <w:jc w:val="center"/>
     </w:pPr>
     <w:rPr>
       <w:i/>
       <w:iCs/>
-      <w:color w:val="0F4761" w:themeColor="accent1" w:themeShade="BF"/>
+      <w:color w:themeColor="accent1" w:themeShade="bf" w:val="0F4761"/>
     </w:rPr>
   </w:style>
-  <w:style w:type="character" w:customStyle="1" w:styleId="IntenseQuoteChar">
-    <w:name w:val="Intense Quote Char"/>
-    <w:basedOn w:val="DefaultParagraphFont"/>
-    <w:link w:val="IntenseQuote"/>
-    <w:uiPriority w:val="30"/>
-    <w:rsid w:val="00F15F2A"/>
-    <w:rPr>
-      <w:i/>
-      <w:iCs/>
-      <w:color w:val="0F4761" w:themeColor="accent1" w:themeShade="BF"/>
-    </w:rPr>
-  </w:style>
-  <w:style w:type="character" w:styleId="IntenseReference">
-    <w:name w:val="Intense Reference"/>
-    <w:basedOn w:val="DefaultParagraphFont"/>
-    <w:uiPriority w:val="32"/>
-    <w:qFormat/>
-    <w:rsid w:val="00F15F2A"/>
-    <w:rPr>
-      <w:b/>
-      <w:bCs/>
-      <w:smallCaps/>
-      <w:color w:val="0F4761" w:themeColor="accent1" w:themeShade="BF"/>
-      <w:spacing w:val="5"/>
-    </w:rPr>
-  </w:style>
-  <w:style w:type="character" w:styleId="Hyperlink">
-    <w:name w:val="Hyperlink"/>
-    <w:basedOn w:val="DefaultParagraphFont"/>
-    <w:uiPriority w:val="99"/>
-    <w:unhideWhenUsed/>
-    <w:rsid w:val="00F15F2A"/>
-    <w:rPr>
-      <w:color w:val="467886" w:themeColor="hyperlink"/>
-      <w:u w:val="single"/>
-    </w:rPr>
-  </w:style>
-  <w:style w:type="character" w:styleId="UnresolvedMention">
-    <w:name w:val="Unresolved Mention"/>
-    <w:basedOn w:val="DefaultParagraphFont"/>
+  <w:style w:type="numbering" w:styleId="NoList" w:default="1">
+    <w:name w:val="No List"/>
     <w:uiPriority w:val="99"/>
     <w:semiHidden/>
     <w:unhideWhenUsed/>
-    <w:rsid w:val="00F15F2A"/>
-    <w:rPr>
-      <w:color w:val="605E5C"/>
-      <w:shd w:val="clear" w:color="auto" w:fill="E1DFDD"/>
-    </w:rPr>
+    <w:qFormat/>
+  </w:style>
+  <w:style w:type="table" w:default="1" w:styleId="TableNormal">
+    <w:name w:val="Normal Table"/>
+    <w:uiPriority w:val="99"/>
+    <w:semiHidden/>
+    <w:unhideWhenUsed/>
+    <w:tblPr>
+      <w:tblCellMar>
+        <w:top w:w="0" w:type="dxa"/>
+        <w:left w:w="108" w:type="dxa"/>
+        <w:bottom w:w="0" w:type="dxa"/>
+        <w:right w:w="108" w:type="dxa"/>
+      </w:tblCellMar>
+    </w:tblPr>
   </w:style>
 </w:styles>
 </file>
 
 <file path=word/theme/theme1.xml><?xml version="1.0" encoding="utf-8"?>
-<a:theme xmlns:a="http://schemas.openxmlformats.org/drawingml/2006/main" name="Office Theme">
+<a:theme xmlns:a="http://schemas.openxmlformats.org/drawingml/2006/main" xmlns:r="http://schemas.openxmlformats.org/officeDocument/2006/relationships" name="Office Theme">
   <a:themeElements>
     <a:clrScheme name="Office">
       <a:dk1>
-        <a:sysClr val="windowText" lastClr="000000"/>
+        <a:srgbClr val="000000"/>
       </a:dk1>
       <a:lt1>
-        <a:sysClr val="window" lastClr="FFFFFF"/>
+        <a:srgbClr val="FFFFFF"/>
       </a:lt1>
       <a:dk2>
         <a:srgbClr val="0E2841"/>
@@ -4032,153 +4920,55 @@
     </a:clrScheme>
     <a:fontScheme name="Office">
       <a:majorFont>
-        <a:latin typeface="Aptos Display" panose="02110004020202020204"/>
+        <a:latin typeface="Aptos Display" panose="02110004020202020204" pitchFamily="0" charset="1"/>
         <a:ea typeface=""/>
         <a:cs typeface=""/>
-        <a:font script="Jpan" typeface="游ゴシック Light"/>
-        <a:font script="Hang" typeface="맑은 고딕"/>
-        <a:font script="Hans" typeface="等线 Light"/>
-        <a:font script="Hant" typeface="新細明體"/>
-        <a:font script="Arab" typeface="Times New Roman"/>
-        <a:font script="Hebr" typeface="Times New Roman"/>
-        <a:font script="Thai" typeface="Angsana New"/>
-        <a:font script="Ethi" typeface="Nyala"/>
-        <a:font script="Beng" typeface="Vrinda"/>
-        <a:font script="Gujr" typeface="Shruti"/>
-        <a:font script="Khmr" typeface="MoolBoran"/>
-        <a:font script="Knda" typeface="Tunga"/>
-        <a:font script="Guru" typeface="Raavi"/>
-        <a:font script="Cans" typeface="Euphemia"/>
-        <a:font script="Cher" typeface="Plantagenet Cherokee"/>
-        <a:font script="Yiii" typeface="Microsoft Yi Baiti"/>
-        <a:font script="Tibt" typeface="Microsoft Himalaya"/>
-        <a:font script="Thaa" typeface="MV Boli"/>
-        <a:font script="Deva" typeface="Mangal"/>
-        <a:font script="Telu" typeface="Gautami"/>
-        <a:font script="Taml" typeface="Latha"/>
-        <a:font script="Syrc" typeface="Estrangelo Edessa"/>
-        <a:font script="Orya" typeface="Kalinga"/>
-        <a:font script="Mlym" typeface="Kartika"/>
-        <a:font script="Laoo" typeface="DokChampa"/>
-        <a:font script="Sinh" typeface="Iskoola Pota"/>
-        <a:font script="Mong" typeface="Mongolian Baiti"/>
-        <a:font script="Viet" typeface="Times New Roman"/>
-        <a:font script="Uigh" typeface="Microsoft Uighur"/>
-        <a:font script="Geor" typeface="Sylfaen"/>
-        <a:font script="Armn" typeface="Arial"/>
-        <a:font script="Bugi" typeface="Leelawadee UI"/>
-        <a:font script="Bopo" typeface="Microsoft JhengHei"/>
-        <a:font script="Java" typeface="Javanese Text"/>
-        <a:font script="Lisu" typeface="Segoe UI"/>
-        <a:font script="Mymr" typeface="Myanmar Text"/>
-        <a:font script="Nkoo" typeface="Ebrima"/>
-        <a:font script="Olck" typeface="Nirmala UI"/>
-        <a:font script="Osma" typeface="Ebrima"/>
-        <a:font script="Phag" typeface="Phagspa"/>
-        <a:font script="Syrn" typeface="Estrangelo Edessa"/>
-        <a:font script="Syrj" typeface="Estrangelo Edessa"/>
-        <a:font script="Syre" typeface="Estrangelo Edessa"/>
-        <a:font script="Sora" typeface="Nirmala UI"/>
-        <a:font script="Tale" typeface="Microsoft Tai Le"/>
-        <a:font script="Talu" typeface="Microsoft New Tai Lue"/>
-        <a:font script="Tfng" typeface="Ebrima"/>
       </a:majorFont>
       <a:minorFont>
-        <a:latin typeface="Aptos" panose="02110004020202020204"/>
+        <a:latin typeface="Aptos" panose="02110004020202020204" pitchFamily="0" charset="1"/>
         <a:ea typeface=""/>
         <a:cs typeface=""/>
-        <a:font script="Jpan" typeface="游明朝"/>
-        <a:font script="Hang" typeface="맑은 고딕"/>
-        <a:font script="Hans" typeface="等线"/>
-        <a:font script="Hant" typeface="新細明體"/>
-        <a:font script="Arab" typeface="Arial"/>
-        <a:font script="Hebr" typeface="Arial"/>
-        <a:font script="Thai" typeface="Cordia New"/>
-        <a:font script="Ethi" typeface="Nyala"/>
-        <a:font script="Beng" typeface="Vrinda"/>
-        <a:font script="Gujr" typeface="Shruti"/>
-        <a:font script="Khmr" typeface="DaunPenh"/>
-        <a:font script="Knda" typeface="Tunga"/>
-        <a:font script="Guru" typeface="Raavi"/>
-        <a:font script="Cans" typeface="Euphemia"/>
-        <a:font script="Cher" typeface="Plantagenet Cherokee"/>
-        <a:font script="Yiii" typeface="Microsoft Yi Baiti"/>
-        <a:font script="Tibt" typeface="Microsoft Himalaya"/>
-        <a:font script="Thaa" typeface="MV Boli"/>
-        <a:font script="Deva" typeface="Mangal"/>
-        <a:font script="Telu" typeface="Gautami"/>
-        <a:font script="Taml" typeface="Latha"/>
-        <a:font script="Syrc" typeface="Estrangelo Edessa"/>
-        <a:font script="Orya" typeface="Kalinga"/>
-        <a:font script="Mlym" typeface="Kartika"/>
-        <a:font script="Laoo" typeface="DokChampa"/>
-        <a:font script="Sinh" typeface="Iskoola Pota"/>
-        <a:font script="Mong" typeface="Mongolian Baiti"/>
-        <a:font script="Viet" typeface="Arial"/>
-        <a:font script="Uigh" typeface="Microsoft Uighur"/>
-        <a:font script="Geor" typeface="Sylfaen"/>
-        <a:font script="Armn" typeface="Arial"/>
-        <a:font script="Bugi" typeface="Leelawadee UI"/>
-        <a:font script="Bopo" typeface="Microsoft JhengHei"/>
-        <a:font script="Java" typeface="Javanese Text"/>
-        <a:font script="Lisu" typeface="Segoe UI"/>
-        <a:font script="Mymr" typeface="Myanmar Text"/>
-        <a:font script="Nkoo" typeface="Ebrima"/>
-        <a:font script="Olck" typeface="Nirmala UI"/>
-        <a:font script="Osma" typeface="Ebrima"/>
-        <a:font script="Phag" typeface="Phagspa"/>
-        <a:font script="Syrn" typeface="Estrangelo Edessa"/>
-        <a:font script="Syrj" typeface="Estrangelo Edessa"/>
-        <a:font script="Syre" typeface="Estrangelo Edessa"/>
-        <a:font script="Sora" typeface="Nirmala UI"/>
-        <a:font script="Tale" typeface="Microsoft Tai Le"/>
-        <a:font script="Talu" typeface="Microsoft New Tai Lue"/>
-        <a:font script="Tfng" typeface="Ebrima"/>
       </a:minorFont>
     </a:fontScheme>
-    <a:fmtScheme name="Office">
+    <a:fmtScheme>
       <a:fillStyleLst>
         <a:solidFill>
           <a:schemeClr val="phClr"/>
         </a:solidFill>
-        <a:gradFill rotWithShape="1">
+        <a:gradFill>
           <a:gsLst>
             <a:gs pos="0">
               <a:schemeClr val="phClr">
                 <a:lumMod val="110000"/>
-                <a:satMod val="105000"/>
                 <a:tint val="67000"/>
               </a:schemeClr>
             </a:gs>
             <a:gs pos="50000">
               <a:schemeClr val="phClr">
                 <a:lumMod val="105000"/>
-                <a:satMod val="103000"/>
                 <a:tint val="73000"/>
               </a:schemeClr>
             </a:gs>
             <a:gs pos="100000">
               <a:schemeClr val="phClr">
                 <a:lumMod val="105000"/>
-                <a:satMod val="109000"/>
                 <a:tint val="81000"/>
               </a:schemeClr>
             </a:gs>
           </a:gsLst>
           <a:lin ang="5400000" scaled="0"/>
+          <a:tileRect l="0" t="0" r="0" b="0"/>
         </a:gradFill>
-        <a:gradFill rotWithShape="1">
+        <a:gradFill>
           <a:gsLst>
             <a:gs pos="0">
               <a:schemeClr val="phClr">
-                <a:satMod val="103000"/>
                 <a:lumMod val="102000"/>
                 <a:tint val="94000"/>
               </a:schemeClr>
             </a:gs>
             <a:gs pos="50000">
               <a:schemeClr val="phClr">
-                <a:satMod val="110000"/>
                 <a:lumMod val="100000"/>
                 <a:shade val="100000"/>
               </a:schemeClr>
@@ -4186,33 +4976,24 @@
             <a:gs pos="100000">
               <a:schemeClr val="phClr">
                 <a:lumMod val="99000"/>
-                <a:satMod val="120000"/>
                 <a:shade val="78000"/>
               </a:schemeClr>
             </a:gs>
           </a:gsLst>
           <a:lin ang="5400000" scaled="0"/>
+          <a:tileRect l="0" t="0" r="0" b="0"/>
         </a:gradFill>
       </a:fillStyleLst>
       <a:lnStyleLst>
         <a:ln w="12700" cap="flat" cmpd="sng" algn="ctr">
-          <a:solidFill>
-            <a:schemeClr val="phClr"/>
-          </a:solidFill>
           <a:prstDash val="solid"/>
           <a:miter lim="800000"/>
         </a:ln>
         <a:ln w="19050" cap="flat" cmpd="sng" algn="ctr">
-          <a:solidFill>
-            <a:schemeClr val="phClr"/>
-          </a:solidFill>
           <a:prstDash val="solid"/>
           <a:miter lim="800000"/>
         </a:ln>
         <a:ln w="25400" cap="flat" cmpd="sng" algn="ctr">
-          <a:solidFill>
-            <a:schemeClr val="phClr"/>
-          </a:solidFill>
           <a:prstDash val="solid"/>
           <a:miter lim="800000"/>
         </a:ln>
@@ -4225,13 +5006,7 @@
           <a:effectLst/>
         </a:effectStyle>
         <a:effectStyle>
-          <a:effectLst>
-            <a:outerShdw blurRad="57150" dist="19050" dir="5400000" algn="ctr" rotWithShape="0">
-              <a:srgbClr val="000000">
-                <a:alpha val="63000"/>
-              </a:srgbClr>
-            </a:outerShdw>
-          </a:effectLst>
+          <a:effectLst/>
         </a:effectStyle>
       </a:effectStyleLst>
       <a:bgFillStyleLst>
@@ -4241,15 +5016,13 @@
         <a:solidFill>
           <a:schemeClr val="phClr">
             <a:tint val="95000"/>
-            <a:satMod val="170000"/>
           </a:schemeClr>
         </a:solidFill>
-        <a:gradFill rotWithShape="1">
+        <a:gradFill>
           <a:gsLst>
             <a:gs pos="0">
               <a:schemeClr val="phClr">
                 <a:tint val="93000"/>
-                <a:satMod val="150000"/>
                 <a:shade val="98000"/>
                 <a:lumMod val="102000"/>
               </a:schemeClr>
@@ -4257,7 +5030,6 @@
             <a:gs pos="50000">
               <a:schemeClr val="phClr">
                 <a:tint val="98000"/>
-                <a:satMod val="130000"/>
                 <a:shade val="90000"/>
                 <a:lumMod val="103000"/>
               </a:schemeClr>
@@ -4265,41 +5037,14 @@
             <a:gs pos="100000">
               <a:schemeClr val="phClr">
                 <a:shade val="63000"/>
-                <a:satMod val="120000"/>
               </a:schemeClr>
             </a:gs>
           </a:gsLst>
           <a:lin ang="5400000" scaled="0"/>
+          <a:tileRect l="0" t="0" r="0" b="0"/>
         </a:gradFill>
       </a:bgFillStyleLst>
     </a:fmtScheme>
   </a:themeElements>
-  <a:objectDefaults>
-    <a:lnDef>
-      <a:spPr/>
-      <a:bodyPr/>
-      <a:lstStyle/>
-      <a:style>
-        <a:lnRef idx="2">
-          <a:schemeClr val="accent1"/>
-        </a:lnRef>
-        <a:fillRef idx="0">
-          <a:schemeClr val="accent1"/>
-        </a:fillRef>
-        <a:effectRef idx="1">
-          <a:schemeClr val="accent1"/>
-        </a:effectRef>
-        <a:fontRef idx="minor">
-          <a:schemeClr val="tx1"/>
-        </a:fontRef>
-      </a:style>
-    </a:lnDef>
-  </a:objectDefaults>
-  <a:extraClrSchemeLst/>
-  <a:extLst>
-    <a:ext uri="{05A4C25C-085E-4340-85A3-A5531E510DB2}">
-      <thm15:themeFamily xmlns:thm15="http://schemas.microsoft.com/office/thememl/2012/main" name="Office Theme" id="{2E142A2C-CD16-42D6-873A-C26D2A0506FA}" vid="{1BDDFF52-6CD6-40A5-AB3C-68EB2F1E4D0A}"/>
-    </a:ext>
-  </a:extLst>
 </a:theme>
 </file>